--- a/МерзликинМИ_Практика_1.docx
+++ b/МерзликинМИ_Практика_1.docx
@@ -1,6 +1,6 @@
 
 <file path=word/document.xml><?xml version="1.0" encoding="utf-8"?>
-<w:document xmlns:wpc="http://schemas.microsoft.com/office/word/2010/wordprocessingCanvas" xmlns:cx="http://schemas.microsoft.com/office/drawing/2014/chartex" xmlns:cx1="http://schemas.microsoft.com/office/drawing/2015/9/8/chartex" xmlns:cx2="http://schemas.microsoft.com/office/drawing/2015/10/21/chartex" xmlns:cx3="http://schemas.microsoft.com/office/drawing/2016/5/9/chartex" xmlns:cx4="http://schemas.microsoft.com/office/drawing/2016/5/10/chartex" xmlns:cx5="http://schemas.microsoft.com/office/drawing/2016/5/11/chartex" xmlns:cx6="http://schemas.microsoft.com/office/drawing/2016/5/12/chartex" xmlns:cx7="http://schemas.microsoft.com/office/drawing/2016/5/13/chartex" xmlns:cx8="http://schemas.microsoft.com/office/drawing/2016/5/14/chartex" xmlns:mc="http://schemas.openxmlformats.org/markup-compatibility/2006" xmlns:aink="http://schemas.microsoft.com/office/drawing/2016/ink" xmlns:am3d="http://schemas.microsoft.com/office/drawing/2017/model3d" xmlns:o="urn:schemas-microsoft-com:office:office" xmlns:r="http://schemas.openxmlformats.org/officeDocument/2006/relationships" xmlns:m="http://schemas.openxmlformats.org/officeDocument/2006/math" xmlns:v="urn:schemas-microsoft-com:vml" xmlns:wp14="http://schemas.microsoft.com/office/word/2010/wordprocessingDrawing" xmlns:wp="http://schemas.openxmlformats.org/drawingml/2006/wordprocessingDrawing" xmlns:w10="urn:schemas-microsoft-com:office:word" xmlns:w="http://schemas.openxmlformats.org/wordprocessingml/2006/main" xmlns:w14="http://schemas.microsoft.com/office/word/2010/wordml" xmlns:w15="http://schemas.microsoft.com/office/word/2012/wordml" xmlns:w16cex="http://schemas.microsoft.com/office/word/2018/wordml/cex" xmlns:w16cid="http://schemas.microsoft.com/office/word/2016/wordml/cid" xmlns:w16="http://schemas.microsoft.com/office/word/2018/wordml" xmlns:w16sdtdh="http://schemas.microsoft.com/office/word/2020/wordml/sdtdatahash" xmlns:w16se="http://schemas.microsoft.com/office/word/2015/wordml/symex" xmlns:wpg="http://schemas.microsoft.com/office/word/2010/wordprocessingGroup" xmlns:wpi="http://schemas.microsoft.com/office/word/2010/wordprocessingInk" xmlns:wne="http://schemas.microsoft.com/office/word/2006/wordml" xmlns:wps="http://schemas.microsoft.com/office/word/2010/wordprocessingShape" mc:Ignorable="w14 w15 w16se w16cid w16 w16cex w16sdtdh wp14">
+<w:document xmlns:wpc="http://schemas.microsoft.com/office/word/2010/wordprocessingCanvas" xmlns:mc="http://schemas.openxmlformats.org/markup-compatibility/2006" xmlns:o="urn:schemas-microsoft-com:office:office" xmlns:r="http://schemas.openxmlformats.org/officeDocument/2006/relationships" xmlns:m="http://schemas.openxmlformats.org/officeDocument/2006/math" xmlns:v="urn:schemas-microsoft-com:vml" xmlns:wp14="http://schemas.microsoft.com/office/word/2010/wordprocessingDrawing" xmlns:wp="http://schemas.openxmlformats.org/drawingml/2006/wordprocessingDrawing" xmlns:w10="urn:schemas-microsoft-com:office:word" xmlns:w="http://schemas.openxmlformats.org/wordprocessingml/2006/main" xmlns:w14="http://schemas.microsoft.com/office/word/2010/wordml" xmlns:w15="http://schemas.microsoft.com/office/word/2012/wordml" xmlns:wpg="http://schemas.microsoft.com/office/word/2010/wordprocessingGroup" xmlns:wpi="http://schemas.microsoft.com/office/word/2010/wordprocessingInk" xmlns:wne="http://schemas.microsoft.com/office/word/2006/wordml" xmlns:wps="http://schemas.microsoft.com/office/word/2010/wordprocessingShape" mc:Ignorable="w14 w15 wp14">
   <w:body>
     <w:tbl>
       <w:tblPr>
@@ -402,7 +402,7 @@
                           </wp:anchor>
                         </w:drawing>
                       </mc:Choice>
-                      <mc:Fallback>
+                      <mc:Fallback xmlns:w16se="http://schemas.microsoft.com/office/word/2015/wordml/symex" xmlns:w16sdtdh="http://schemas.microsoft.com/office/word/2020/wordml/sdtdatahash" xmlns:w16="http://schemas.microsoft.com/office/word/2018/wordml" xmlns:w16cid="http://schemas.microsoft.com/office/word/2016/wordml/cid" xmlns:w16cex="http://schemas.microsoft.com/office/word/2018/wordml/cex" xmlns:am3d="http://schemas.microsoft.com/office/drawing/2017/model3d" xmlns:aink="http://schemas.microsoft.com/office/drawing/2016/ink" xmlns:cx8="http://schemas.microsoft.com/office/drawing/2016/5/14/chartex" xmlns:cx7="http://schemas.microsoft.com/office/drawing/2016/5/13/chartex" xmlns:cx6="http://schemas.microsoft.com/office/drawing/2016/5/12/chartex" xmlns:cx5="http://schemas.microsoft.com/office/drawing/2016/5/11/chartex" xmlns:cx4="http://schemas.microsoft.com/office/drawing/2016/5/10/chartex" xmlns:cx3="http://schemas.microsoft.com/office/drawing/2016/5/9/chartex" xmlns:cx2="http://schemas.microsoft.com/office/drawing/2015/10/21/chartex" xmlns:cx1="http://schemas.microsoft.com/office/drawing/2015/9/8/chartex" xmlns:cx="http://schemas.microsoft.com/office/drawing/2014/chartex">
                         <w:pict>
                           <v:line w14:anchorId="62FBE5B0" id="Line 4" o:spid="_x0000_s1026" style="position:absolute;flip:y;z-index:251671552;visibility:visible;mso-wrap-style:square;mso-wrap-distance-left:9pt;mso-wrap-distance-top:0;mso-wrap-distance-right:9pt;mso-wrap-distance-bottom:0;mso-position-horizontal:absolute;mso-position-horizontal-relative:text;mso-position-vertical:absolute;mso-position-vertical-relative:text" from="15.75pt,32.15pt" to="456.75pt,32.3pt" o:gfxdata="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" strokeweight="3pt">
                             <v:stroke linestyle="thinThin"/>
@@ -541,27 +541,7 @@
                 <w:sz w:val="24"/>
                 <w:szCs w:val="24"/>
               </w:rPr>
-              <w:t xml:space="preserve"> (</w:t>
-            </w:r>
-            <w:proofErr w:type="spellStart"/>
-            <w:r>
-              <w:rPr>
-                <w:rFonts w:cs="Times New Roman"/>
-                <w:bCs/>
-                <w:sz w:val="24"/>
-                <w:szCs w:val="24"/>
-              </w:rPr>
-              <w:t>ИиППО</w:t>
-            </w:r>
-            <w:proofErr w:type="spellEnd"/>
-            <w:r>
-              <w:rPr>
-                <w:rFonts w:cs="Times New Roman"/>
-                <w:bCs/>
-                <w:sz w:val="24"/>
-                <w:szCs w:val="24"/>
-              </w:rPr>
-              <w:t>)</w:t>
+              <w:t xml:space="preserve"> (ИиППО)</w:t>
             </w:r>
           </w:p>
         </w:tc>
@@ -1424,6 +1404,8 @@
               </w:rPr>
               <w:t>ВВЕДЕНИЕ</w:t>
             </w:r>
+            <w:bookmarkStart w:id="0" w:name="_GoBack"/>
+            <w:bookmarkEnd w:id="0"/>
             <w:r>
               <w:rPr>
                 <w:noProof/>
@@ -3546,7 +3528,7 @@
               <w:rPr>
                 <w:webHidden/>
               </w:rPr>
-              <w:t>13</w:t>
+              <w:t>14</w:t>
             </w:r>
             <w:r>
               <w:rPr>
@@ -4002,7 +3984,7 @@
               <w:rPr>
                 <w:webHidden/>
               </w:rPr>
-              <w:t>14</w:t>
+              <w:t>15</w:t>
             </w:r>
             <w:r>
               <w:rPr>
@@ -4078,7 +4060,7 @@
               <w:rPr>
                 <w:webHidden/>
               </w:rPr>
-              <w:t>14</w:t>
+              <w:t>15</w:t>
             </w:r>
             <w:r>
               <w:rPr>
@@ -4154,7 +4136,7 @@
               <w:rPr>
                 <w:webHidden/>
               </w:rPr>
-              <w:t>15</w:t>
+              <w:t>16</w:t>
             </w:r>
             <w:r>
               <w:rPr>
@@ -4230,7 +4212,7 @@
               <w:rPr>
                 <w:webHidden/>
               </w:rPr>
-              <w:t>16</w:t>
+              <w:t>17</w:t>
             </w:r>
             <w:r>
               <w:rPr>
@@ -4306,7 +4288,7 @@
               <w:rPr>
                 <w:webHidden/>
               </w:rPr>
-              <w:t>16</w:t>
+              <w:t>17</w:t>
             </w:r>
             <w:r>
               <w:rPr>
@@ -4382,7 +4364,7 @@
               <w:rPr>
                 <w:webHidden/>
               </w:rPr>
-              <w:t>16</w:t>
+              <w:t>17</w:t>
             </w:r>
             <w:r>
               <w:rPr>
@@ -4534,7 +4516,7 @@
               <w:rPr>
                 <w:webHidden/>
               </w:rPr>
-              <w:t>17</w:t>
+              <w:t>18</w:t>
             </w:r>
             <w:r>
               <w:rPr>
@@ -4610,7 +4592,7 @@
               <w:rPr>
                 <w:webHidden/>
               </w:rPr>
-              <w:t>17</w:t>
+              <w:t>18</w:t>
             </w:r>
             <w:r>
               <w:rPr>
@@ -5302,7 +5284,7 @@
               <w:rPr>
                 <w:webHidden/>
               </w:rPr>
-              <w:t>21</w:t>
+              <w:t>22</w:t>
             </w:r>
             <w:r>
               <w:rPr>
@@ -5454,7 +5436,7 @@
               <w:rPr>
                 <w:webHidden/>
               </w:rPr>
-              <w:t>22</w:t>
+              <w:t>23</w:t>
             </w:r>
             <w:r>
               <w:rPr>
@@ -5537,7 +5519,7 @@
                 <w:noProof/>
                 <w:webHidden/>
               </w:rPr>
-              <w:t>23</w:t>
+              <w:t>24</w:t>
             </w:r>
             <w:r>
               <w:rPr>
@@ -5621,7 +5603,7 @@
                 <w:noProof/>
                 <w:webHidden/>
               </w:rPr>
-              <w:t>24</w:t>
+              <w:t>25</w:t>
             </w:r>
             <w:r>
               <w:rPr>
@@ -5689,7 +5671,7 @@
                 <w:noProof/>
                 <w:webHidden/>
               </w:rPr>
-              <w:t>25</w:t>
+              <w:t>26</w:t>
             </w:r>
             <w:r>
               <w:rPr>
@@ -5757,7 +5739,7 @@
                 <w:noProof/>
                 <w:webHidden/>
               </w:rPr>
-              <w:t>26</w:t>
+              <w:t>27</w:t>
             </w:r>
             <w:r>
               <w:rPr>
@@ -5802,12 +5784,12 @@
       <w:pPr>
         <w:pStyle w:val="1"/>
       </w:pPr>
-      <w:bookmarkStart w:id="0" w:name="_Toc223301831"/>
+      <w:bookmarkStart w:id="1" w:name="_Toc223301831"/>
       <w:r>
         <w:lastRenderedPageBreak/>
         <w:t>ВВЕДЕНИЕ</w:t>
       </w:r>
-      <w:bookmarkEnd w:id="0"/>
+      <w:bookmarkEnd w:id="1"/>
     </w:p>
     <w:p>
       <w:r>
@@ -5843,44 +5825,42 @@
         <w:pStyle w:val="1"/>
         <w:numPr>
           <w:ilvl w:val="0"/>
-          <w:numId w:val="15"/>
+          <w:numId w:val="1"/>
         </w:numPr>
         <w:ind w:left="426" w:firstLine="283"/>
       </w:pPr>
-      <w:bookmarkStart w:id="1" w:name="_Toc223301832"/>
+      <w:bookmarkStart w:id="2" w:name="_Toc223301832"/>
       <w:r>
         <w:lastRenderedPageBreak/>
         <w:t>Общие сведения</w:t>
       </w:r>
-      <w:bookmarkEnd w:id="1"/>
+      <w:bookmarkEnd w:id="2"/>
     </w:p>
     <w:p>
       <w:pPr>
         <w:pStyle w:val="2"/>
         <w:numPr>
           <w:ilvl w:val="1"/>
-          <w:numId w:val="15"/>
+          <w:numId w:val="1"/>
         </w:numPr>
         <w:ind w:hanging="83"/>
       </w:pPr>
-      <w:bookmarkStart w:id="2" w:name="_Toc223301833"/>
+      <w:bookmarkStart w:id="3" w:name="_Toc223301833"/>
       <w:r>
         <w:t>Полное наименование системы и ее условное обозначение</w:t>
       </w:r>
-      <w:bookmarkEnd w:id="2"/>
+      <w:bookmarkEnd w:id="3"/>
     </w:p>
     <w:p>
       <w:r>
         <w:t xml:space="preserve">Наименование системы: </w:t>
       </w:r>
-      <w:proofErr w:type="spellStart"/>
       <w:r>
         <w:rPr>
           <w:lang w:val="en-US"/>
         </w:rPr>
         <w:t>ShmexForTest</w:t>
       </w:r>
-      <w:proofErr w:type="spellEnd"/>
     </w:p>
     <w:p>
       <w:r>
@@ -5904,15 +5884,15 @@
         <w:pStyle w:val="2"/>
         <w:numPr>
           <w:ilvl w:val="1"/>
-          <w:numId w:val="15"/>
+          <w:numId w:val="1"/>
         </w:numPr>
         <w:ind w:hanging="83"/>
       </w:pPr>
-      <w:bookmarkStart w:id="3" w:name="_Toc223301834"/>
+      <w:bookmarkStart w:id="4" w:name="_Toc223301834"/>
       <w:r>
         <w:t>Номер договора</w:t>
       </w:r>
-      <w:bookmarkEnd w:id="3"/>
+      <w:bookmarkEnd w:id="4"/>
     </w:p>
     <w:p>
       <w:r>
@@ -5930,11 +5910,11 @@
         <w:pStyle w:val="2"/>
         <w:numPr>
           <w:ilvl w:val="1"/>
-          <w:numId w:val="15"/>
+          <w:numId w:val="1"/>
         </w:numPr>
         <w:ind w:hanging="83"/>
       </w:pPr>
-      <w:bookmarkStart w:id="4" w:name="_Toc223301835"/>
+      <w:bookmarkStart w:id="5" w:name="_Toc223301835"/>
       <w:r>
         <w:t>Наименование организаций —</w:t>
       </w:r>
@@ -5944,7 +5924,7 @@
       <w:r>
         <w:t>разработчика</w:t>
       </w:r>
-      <w:bookmarkEnd w:id="4"/>
+      <w:bookmarkEnd w:id="5"/>
     </w:p>
     <w:p>
       <w:r>
@@ -5975,15 +5955,15 @@
         <w:pStyle w:val="2"/>
         <w:numPr>
           <w:ilvl w:val="1"/>
-          <w:numId w:val="15"/>
+          <w:numId w:val="1"/>
         </w:numPr>
         <w:ind w:hanging="83"/>
       </w:pPr>
-      <w:bookmarkStart w:id="5" w:name="_Toc223301836"/>
+      <w:bookmarkStart w:id="6" w:name="_Toc223301836"/>
       <w:r>
         <w:t>Основания для разработки системы</w:t>
       </w:r>
-      <w:bookmarkEnd w:id="5"/>
+      <w:bookmarkEnd w:id="6"/>
     </w:p>
     <w:p>
       <w:r>
@@ -6001,15 +5981,15 @@
         <w:pStyle w:val="2"/>
         <w:numPr>
           <w:ilvl w:val="1"/>
-          <w:numId w:val="15"/>
+          <w:numId w:val="1"/>
         </w:numPr>
         <w:ind w:hanging="83"/>
       </w:pPr>
-      <w:bookmarkStart w:id="6" w:name="_Toc223301837"/>
+      <w:bookmarkStart w:id="7" w:name="_Toc223301837"/>
       <w:r>
         <w:t>Плановые сроки начала и окончания работы по созданию системы</w:t>
       </w:r>
-      <w:bookmarkEnd w:id="6"/>
+      <w:bookmarkEnd w:id="7"/>
     </w:p>
     <w:p>
       <w:r>
@@ -6044,15 +6024,15 @@
         <w:pStyle w:val="2"/>
         <w:numPr>
           <w:ilvl w:val="1"/>
-          <w:numId w:val="15"/>
+          <w:numId w:val="1"/>
         </w:numPr>
         <w:ind w:hanging="83"/>
       </w:pPr>
-      <w:bookmarkStart w:id="7" w:name="_Toc223301838"/>
+      <w:bookmarkStart w:id="8" w:name="_Toc223301838"/>
       <w:r>
         <w:t>Источник и порядок финансирования работ</w:t>
       </w:r>
-      <w:bookmarkEnd w:id="7"/>
+      <w:bookmarkEnd w:id="8"/>
     </w:p>
     <w:p>
       <w:r>
@@ -6109,15 +6089,15 @@
         <w:pStyle w:val="2"/>
         <w:numPr>
           <w:ilvl w:val="1"/>
-          <w:numId w:val="15"/>
+          <w:numId w:val="1"/>
         </w:numPr>
         <w:ind w:hanging="83"/>
       </w:pPr>
-      <w:bookmarkStart w:id="8" w:name="_Toc223301839"/>
+      <w:bookmarkStart w:id="9" w:name="_Toc223301839"/>
       <w:r>
         <w:t>Порядок оформления и предъявления заказчику результатов работ по созданию системы</w:t>
       </w:r>
-      <w:bookmarkEnd w:id="8"/>
+      <w:bookmarkEnd w:id="9"/>
     </w:p>
     <w:p>
       <w:r>
@@ -6166,15 +6146,15 @@
         <w:pStyle w:val="2"/>
         <w:numPr>
           <w:ilvl w:val="1"/>
-          <w:numId w:val="15"/>
+          <w:numId w:val="1"/>
         </w:numPr>
         <w:ind w:hanging="83"/>
       </w:pPr>
-      <w:bookmarkStart w:id="9" w:name="_Toc223301840"/>
+      <w:bookmarkStart w:id="10" w:name="_Toc223301840"/>
       <w:r>
         <w:t>Перечень нормативно-технических документов, методических материалов, использованных при разработке ТЗ</w:t>
       </w:r>
-      <w:bookmarkEnd w:id="9"/>
+      <w:bookmarkEnd w:id="10"/>
     </w:p>
     <w:p>
       <w:r>
@@ -6186,7 +6166,7 @@
         <w:pStyle w:val="aa"/>
         <w:numPr>
           <w:ilvl w:val="0"/>
-          <w:numId w:val="30"/>
+          <w:numId w:val="2"/>
         </w:numPr>
         <w:ind w:left="1134"/>
       </w:pPr>
@@ -6199,7 +6179,7 @@
         <w:pStyle w:val="aa"/>
         <w:numPr>
           <w:ilvl w:val="0"/>
-          <w:numId w:val="30"/>
+          <w:numId w:val="2"/>
         </w:numPr>
         <w:ind w:left="1134"/>
       </w:pPr>
@@ -6212,7 +6192,7 @@
         <w:pStyle w:val="aa"/>
         <w:numPr>
           <w:ilvl w:val="0"/>
-          <w:numId w:val="30"/>
+          <w:numId w:val="2"/>
         </w:numPr>
         <w:ind w:left="1134"/>
       </w:pPr>
@@ -6226,7 +6206,7 @@
         <w:pStyle w:val="aa"/>
         <w:numPr>
           <w:ilvl w:val="0"/>
-          <w:numId w:val="30"/>
+          <w:numId w:val="2"/>
         </w:numPr>
         <w:ind w:left="1134"/>
       </w:pPr>
@@ -6239,19 +6219,22 @@
         <w:pStyle w:val="2"/>
         <w:numPr>
           <w:ilvl w:val="1"/>
-          <w:numId w:val="15"/>
+          <w:numId w:val="1"/>
         </w:numPr>
         <w:ind w:hanging="83"/>
       </w:pPr>
-      <w:bookmarkStart w:id="10" w:name="_Toc223301841"/>
+      <w:bookmarkStart w:id="11" w:name="_Toc223301841"/>
       <w:r>
         <w:t>Определения, обозначения и сокращения</w:t>
       </w:r>
-      <w:bookmarkEnd w:id="10"/>
-    </w:p>
-    <w:p>
-      <w:r>
-        <w:t>ИС — Информационная система.</w:t>
+      <w:bookmarkEnd w:id="11"/>
+    </w:p>
+    <w:p>
+      <w:r>
+        <w:t xml:space="preserve">ИС – </w:t>
+      </w:r>
+      <w:r>
+        <w:t>Информационная система.</w:t>
       </w:r>
     </w:p>
     <w:p>
@@ -6271,95 +6254,33 @@
     </w:p>
     <w:p>
       <w:r>
-        <w:t>CSS (</w:t>
-      </w:r>
-      <w:proofErr w:type="spellStart"/>
-      <w:r>
-        <w:t>Cascading</w:t>
-      </w:r>
-      <w:proofErr w:type="spellEnd"/>
-      <w:r>
-        <w:t xml:space="preserve"> Style </w:t>
-      </w:r>
-      <w:proofErr w:type="spellStart"/>
-      <w:r>
-        <w:t>Sheets</w:t>
-      </w:r>
-      <w:proofErr w:type="spellEnd"/>
-      <w:r>
-        <w:t>) – формальный язык описания внешнего вида документа, написанного с использованием языка разметки.</w:t>
-      </w:r>
-    </w:p>
-    <w:p>
-      <w:r>
-        <w:t xml:space="preserve">HTML (Hyper Text </w:t>
-      </w:r>
-      <w:proofErr w:type="spellStart"/>
-      <w:r>
-        <w:t>Markup</w:t>
-      </w:r>
-      <w:proofErr w:type="spellEnd"/>
-      <w:r>
-        <w:t xml:space="preserve"> Language) – стандартизированный язык разметки веб-страниц во Всемирной паутине</w:t>
-      </w:r>
-    </w:p>
-    <w:p>
-      <w:r>
-        <w:rPr>
-          <w:lang w:val="en-US"/>
-        </w:rPr>
-        <w:t>PDF</w:t>
-      </w:r>
-      <w:r>
-        <w:t xml:space="preserve"> (</w:t>
-      </w:r>
-      <w:r>
-        <w:rPr>
-          <w:lang w:val="en-US"/>
-        </w:rPr>
-        <w:t>portable</w:t>
-      </w:r>
-      <w:r>
-        <w:t xml:space="preserve"> </w:t>
-      </w:r>
-      <w:r>
-        <w:rPr>
-          <w:lang w:val="en-US"/>
-        </w:rPr>
-        <w:t>document</w:t>
-      </w:r>
-      <w:r>
-        <w:t xml:space="preserve"> </w:t>
-      </w:r>
-      <w:r>
-        <w:rPr>
-          <w:lang w:val="en-US"/>
-        </w:rPr>
-        <w:t>format</w:t>
-      </w:r>
-      <w:r>
-        <w:t xml:space="preserve">) – </w:t>
-      </w:r>
-      <w:r>
-        <w:t>универсальный</w:t>
-      </w:r>
-      <w:r>
-        <w:t xml:space="preserve"> </w:t>
-      </w:r>
-      <w:r>
-        <w:t>формат</w:t>
-      </w:r>
-      <w:r>
-        <w:t xml:space="preserve"> </w:t>
-      </w:r>
-      <w:r>
-        <w:t>для</w:t>
-      </w:r>
-      <w:r>
-        <w:t xml:space="preserve"> </w:t>
-      </w:r>
-      <w:r>
-        <w:t>обмена документами</w:t>
+        <w:t>Тест – последовательность вопросов для оценки знаний</w:t>
+      </w:r>
+    </w:p>
+    <w:p>
+      <w:r>
+        <w:t>Адаптивное тестирование – метод, при котором сложность следующего вопроса подбирается автоматически</w:t>
+      </w:r>
+    </w:p>
+    <w:p>
+      <w:r>
+        <w:t>Уровень знаний – количественная характеристика подготовленности пользователя</w:t>
+      </w:r>
+    </w:p>
+    <w:p>
+      <w:r>
+        <w:t>Б</w:t>
+      </w:r>
+      <w:r>
+        <w:t xml:space="preserve">анк тестовых заданий – </w:t>
+      </w:r>
+      <w:r>
+        <w:t>Структурированная совокупность тестовых заданий, прошедших содержательную и статистическую экспертизу, каждое из которых имеет известные характеристики.</w:t>
+      </w:r>
+    </w:p>
+    <w:p>
+      <w:r>
+        <w:t>Время отклика – промежуток времени между запросом и ответом системы</w:t>
       </w:r>
     </w:p>
     <w:p>
@@ -6367,20 +6288,15 @@
         <w:pStyle w:val="2"/>
         <w:numPr>
           <w:ilvl w:val="1"/>
-          <w:numId w:val="15"/>
+          <w:numId w:val="1"/>
         </w:numPr>
         <w:ind w:hanging="83"/>
       </w:pPr>
-      <w:bookmarkStart w:id="11" w:name="_Toc223301842"/>
-      <w:r>
-        <w:t xml:space="preserve">Описание </w:t>
-      </w:r>
-      <w:proofErr w:type="gramStart"/>
-      <w:r>
-        <w:t>бизнес ролей</w:t>
-      </w:r>
-      <w:bookmarkEnd w:id="11"/>
-      <w:proofErr w:type="gramEnd"/>
+      <w:bookmarkStart w:id="12" w:name="_Toc223301842"/>
+      <w:r>
+        <w:t>Описание бизнес ролей</w:t>
+      </w:r>
+      <w:bookmarkEnd w:id="12"/>
     </w:p>
     <w:p>
       <w:r>
@@ -6415,32 +6331,32 @@
         <w:pStyle w:val="1"/>
         <w:numPr>
           <w:ilvl w:val="0"/>
-          <w:numId w:val="15"/>
+          <w:numId w:val="1"/>
         </w:numPr>
         <w:ind w:left="0" w:firstLine="709"/>
       </w:pPr>
-      <w:bookmarkStart w:id="12" w:name="_Toc223301843"/>
+      <w:bookmarkStart w:id="13" w:name="_Toc223301843"/>
       <w:r>
         <w:lastRenderedPageBreak/>
         <w:t>Назначение и цели создания (Развития) системы</w:t>
       </w:r>
-      <w:bookmarkEnd w:id="12"/>
+      <w:bookmarkEnd w:id="13"/>
     </w:p>
     <w:p>
       <w:pPr>
         <w:pStyle w:val="2"/>
         <w:numPr>
           <w:ilvl w:val="1"/>
-          <w:numId w:val="15"/>
+          <w:numId w:val="1"/>
         </w:numPr>
         <w:spacing w:after="0"/>
         <w:ind w:hanging="83"/>
       </w:pPr>
-      <w:bookmarkStart w:id="13" w:name="_Toc223301844"/>
+      <w:bookmarkStart w:id="14" w:name="_Toc223301844"/>
       <w:r>
         <w:t>Назначение системы</w:t>
       </w:r>
-      <w:bookmarkEnd w:id="13"/>
+      <w:bookmarkEnd w:id="14"/>
     </w:p>
     <w:p>
       <w:r>
@@ -6497,16 +6413,16 @@
         <w:pStyle w:val="2"/>
         <w:numPr>
           <w:ilvl w:val="1"/>
-          <w:numId w:val="15"/>
+          <w:numId w:val="1"/>
         </w:numPr>
         <w:spacing w:after="0"/>
         <w:ind w:left="0" w:firstLine="709"/>
       </w:pPr>
-      <w:bookmarkStart w:id="14" w:name="_Toc223301845"/>
+      <w:bookmarkStart w:id="15" w:name="_Toc223301845"/>
       <w:r>
         <w:t>Цели создания системы</w:t>
       </w:r>
-      <w:bookmarkEnd w:id="14"/>
+      <w:bookmarkEnd w:id="15"/>
     </w:p>
     <w:p>
       <w:r>
@@ -6518,12 +6434,24 @@
         <w:pStyle w:val="aa"/>
         <w:numPr>
           <w:ilvl w:val="0"/>
-          <w:numId w:val="31"/>
+          <w:numId w:val="3"/>
         </w:numPr>
         <w:ind w:left="1134"/>
       </w:pPr>
       <w:r>
-        <w:t>Сокращение времени проведения контроля знаний</w:t>
+        <w:t>Снижение среднего времени</w:t>
+      </w:r>
+      <w:r>
+        <w:t xml:space="preserve"> </w:t>
+      </w:r>
+      <w:r>
+        <w:t>проведения контроля знаний</w:t>
+      </w:r>
+      <w:r>
+        <w:t xml:space="preserve"> до</w:t>
+      </w:r>
+      <w:r>
+        <w:t xml:space="preserve"> 20 минут</w:t>
       </w:r>
       <w:r>
         <w:t>;</w:t>
@@ -6534,12 +6462,18 @@
         <w:pStyle w:val="aa"/>
         <w:numPr>
           <w:ilvl w:val="0"/>
-          <w:numId w:val="31"/>
+          <w:numId w:val="3"/>
         </w:numPr>
         <w:ind w:left="1134"/>
       </w:pPr>
       <w:r>
-        <w:t>Повышение точности оценки уровня знаний</w:t>
+        <w:t xml:space="preserve">Обработка результатов тестирования и формирование отчета </w:t>
+      </w:r>
+      <w:r>
+        <w:t>за менее</w:t>
+      </w:r>
+      <w:r>
+        <w:t xml:space="preserve"> 2 секунд на пользователя</w:t>
       </w:r>
     </w:p>
     <w:p>
@@ -6547,12 +6481,21 @@
         <w:pStyle w:val="aa"/>
         <w:numPr>
           <w:ilvl w:val="0"/>
-          <w:numId w:val="31"/>
+          <w:numId w:val="3"/>
         </w:numPr>
         <w:ind w:left="1134"/>
       </w:pPr>
       <w:r>
-        <w:t>Автоматизация процессов сбора, обработки и анализа результатов тестирования</w:t>
+        <w:t xml:space="preserve">Автоматизация процессов </w:t>
+      </w:r>
+      <w:r>
+        <w:t>регистрации, авторизации</w:t>
+      </w:r>
+      <w:r>
+        <w:t xml:space="preserve"> и</w:t>
+      </w:r>
+      <w:r>
+        <w:t xml:space="preserve"> назначения тестов</w:t>
       </w:r>
     </w:p>
     <w:p>
@@ -6566,11 +6509,11 @@
         <w:pStyle w:val="1"/>
         <w:numPr>
           <w:ilvl w:val="0"/>
-          <w:numId w:val="15"/>
+          <w:numId w:val="1"/>
         </w:numPr>
         <w:ind w:left="0" w:firstLine="709"/>
       </w:pPr>
-      <w:bookmarkStart w:id="15" w:name="_Toc223301846"/>
+      <w:bookmarkStart w:id="16" w:name="_Toc223301846"/>
       <w:r>
         <w:lastRenderedPageBreak/>
         <w:t xml:space="preserve">Характеристика объекта </w:t>
@@ -6578,22 +6521,22 @@
       <w:r>
         <w:t>автоматизации</w:t>
       </w:r>
-      <w:bookmarkEnd w:id="15"/>
+      <w:bookmarkEnd w:id="16"/>
     </w:p>
     <w:p>
       <w:pPr>
         <w:pStyle w:val="2"/>
         <w:numPr>
           <w:ilvl w:val="1"/>
-          <w:numId w:val="15"/>
+          <w:numId w:val="1"/>
         </w:numPr>
         <w:ind w:left="1134"/>
       </w:pPr>
-      <w:bookmarkStart w:id="16" w:name="_Toc223301847"/>
+      <w:bookmarkStart w:id="17" w:name="_Toc223301847"/>
       <w:r>
         <w:t>Краткие сведения об объекте автоматизации</w:t>
       </w:r>
-      <w:bookmarkEnd w:id="16"/>
+      <w:bookmarkEnd w:id="17"/>
     </w:p>
     <w:p>
       <w:r>
@@ -6614,15 +6557,15 @@
         <w:pStyle w:val="2"/>
         <w:numPr>
           <w:ilvl w:val="1"/>
-          <w:numId w:val="15"/>
+          <w:numId w:val="1"/>
         </w:numPr>
         <w:ind w:hanging="83"/>
       </w:pPr>
-      <w:bookmarkStart w:id="17" w:name="_Toc223301848"/>
+      <w:bookmarkStart w:id="18" w:name="_Toc223301848"/>
       <w:r>
         <w:t>Сведения об условиях эксплуатации объекта автоматизации</w:t>
       </w:r>
-      <w:bookmarkEnd w:id="17"/>
+      <w:bookmarkEnd w:id="18"/>
     </w:p>
     <w:p>
       <w:r>
@@ -6653,11 +6596,11 @@
         <w:pStyle w:val="1"/>
         <w:numPr>
           <w:ilvl w:val="0"/>
-          <w:numId w:val="15"/>
+          <w:numId w:val="1"/>
         </w:numPr>
         <w:ind w:left="0" w:firstLine="709"/>
       </w:pPr>
-      <w:bookmarkStart w:id="18" w:name="_Toc223301849"/>
+      <w:bookmarkStart w:id="19" w:name="_Toc223301849"/>
       <w:r>
         <w:lastRenderedPageBreak/>
         <w:t>Т</w:t>
@@ -6668,38 +6611,38 @@
       <w:r>
         <w:t>ебования к системе</w:t>
       </w:r>
-      <w:bookmarkEnd w:id="18"/>
+      <w:bookmarkEnd w:id="19"/>
     </w:p>
     <w:p>
       <w:pPr>
         <w:pStyle w:val="2"/>
         <w:numPr>
           <w:ilvl w:val="1"/>
-          <w:numId w:val="15"/>
+          <w:numId w:val="1"/>
         </w:numPr>
         <w:ind w:left="1134"/>
       </w:pPr>
-      <w:bookmarkStart w:id="19" w:name="_Toc223301850"/>
+      <w:bookmarkStart w:id="20" w:name="_Toc223301850"/>
       <w:r>
         <w:t>Требования к системе в целом</w:t>
       </w:r>
-      <w:bookmarkEnd w:id="19"/>
+      <w:bookmarkEnd w:id="20"/>
     </w:p>
     <w:p>
       <w:pPr>
         <w:pStyle w:val="2"/>
         <w:numPr>
           <w:ilvl w:val="2"/>
-          <w:numId w:val="15"/>
+          <w:numId w:val="1"/>
         </w:numPr>
         <w:ind w:left="709" w:firstLine="0"/>
         <w:jc w:val="both"/>
       </w:pPr>
-      <w:bookmarkStart w:id="20" w:name="_Toc223301851"/>
+      <w:bookmarkStart w:id="21" w:name="_Toc223301851"/>
       <w:r>
         <w:t>Требования к структуре и функционированию системы</w:t>
       </w:r>
-      <w:bookmarkEnd w:id="20"/>
+      <w:bookmarkEnd w:id="21"/>
     </w:p>
     <w:p>
       <w:r>
@@ -6711,7 +6654,7 @@
         <w:pStyle w:val="aa"/>
         <w:numPr>
           <w:ilvl w:val="0"/>
-          <w:numId w:val="34"/>
+          <w:numId w:val="4"/>
         </w:numPr>
         <w:ind w:left="1134"/>
       </w:pPr>
@@ -6736,7 +6679,7 @@
         <w:pStyle w:val="aa"/>
         <w:numPr>
           <w:ilvl w:val="0"/>
-          <w:numId w:val="34"/>
+          <w:numId w:val="4"/>
         </w:numPr>
         <w:ind w:left="1134"/>
       </w:pPr>
@@ -6755,7 +6698,7 @@
         <w:pStyle w:val="aa"/>
         <w:numPr>
           <w:ilvl w:val="0"/>
-          <w:numId w:val="34"/>
+          <w:numId w:val="4"/>
         </w:numPr>
         <w:ind w:left="1134"/>
       </w:pPr>
@@ -6771,7 +6714,7 @@
         <w:pStyle w:val="aa"/>
         <w:numPr>
           <w:ilvl w:val="0"/>
-          <w:numId w:val="34"/>
+          <w:numId w:val="4"/>
         </w:numPr>
         <w:ind w:left="1134"/>
       </w:pPr>
@@ -6787,7 +6730,7 @@
         <w:pStyle w:val="aa"/>
         <w:numPr>
           <w:ilvl w:val="0"/>
-          <w:numId w:val="34"/>
+          <w:numId w:val="4"/>
         </w:numPr>
         <w:ind w:left="1134"/>
       </w:pPr>
@@ -6806,7 +6749,7 @@
         <w:pStyle w:val="aa"/>
         <w:numPr>
           <w:ilvl w:val="0"/>
-          <w:numId w:val="34"/>
+          <w:numId w:val="4"/>
         </w:numPr>
         <w:ind w:left="1134"/>
       </w:pPr>
@@ -6830,7 +6773,7 @@
         <w:pStyle w:val="aa"/>
         <w:numPr>
           <w:ilvl w:val="0"/>
-          <w:numId w:val="35"/>
+          <w:numId w:val="5"/>
         </w:numPr>
         <w:ind w:left="1134"/>
       </w:pPr>
@@ -6846,7 +6789,7 @@
         <w:pStyle w:val="aa"/>
         <w:numPr>
           <w:ilvl w:val="0"/>
-          <w:numId w:val="35"/>
+          <w:numId w:val="5"/>
         </w:numPr>
         <w:ind w:left="1134"/>
       </w:pPr>
@@ -6865,7 +6808,7 @@
         <w:pStyle w:val="aa"/>
         <w:numPr>
           <w:ilvl w:val="0"/>
-          <w:numId w:val="35"/>
+          <w:numId w:val="5"/>
         </w:numPr>
         <w:ind w:left="1134"/>
       </w:pPr>
@@ -6884,7 +6827,7 @@
         <w:pStyle w:val="aa"/>
         <w:numPr>
           <w:ilvl w:val="0"/>
-          <w:numId w:val="35"/>
+          <w:numId w:val="5"/>
         </w:numPr>
         <w:ind w:left="1134"/>
       </w:pPr>
@@ -6903,7 +6846,7 @@
         <w:pStyle w:val="aa"/>
         <w:numPr>
           <w:ilvl w:val="0"/>
-          <w:numId w:val="35"/>
+          <w:numId w:val="5"/>
         </w:numPr>
         <w:ind w:left="1134"/>
       </w:pPr>
@@ -6916,16 +6859,16 @@
         <w:pStyle w:val="2"/>
         <w:numPr>
           <w:ilvl w:val="2"/>
-          <w:numId w:val="15"/>
+          <w:numId w:val="1"/>
         </w:numPr>
         <w:ind w:left="0" w:firstLine="709"/>
         <w:jc w:val="both"/>
       </w:pPr>
-      <w:bookmarkStart w:id="21" w:name="_Toc223301852"/>
+      <w:bookmarkStart w:id="22" w:name="_Toc223301852"/>
       <w:r>
         <w:t>Требования к численности и квалификации персонала системы и режима его работы</w:t>
       </w:r>
-      <w:bookmarkEnd w:id="21"/>
+      <w:bookmarkEnd w:id="22"/>
     </w:p>
     <w:p>
       <w:r>
@@ -6959,19 +6902,22 @@
         <w:pStyle w:val="2"/>
         <w:numPr>
           <w:ilvl w:val="2"/>
-          <w:numId w:val="15"/>
+          <w:numId w:val="1"/>
         </w:numPr>
         <w:ind w:left="0" w:firstLine="709"/>
       </w:pPr>
-      <w:bookmarkStart w:id="22" w:name="_Toc223301853"/>
+      <w:bookmarkStart w:id="23" w:name="_Toc223301853"/>
       <w:r>
         <w:t>Показатели назначения</w:t>
       </w:r>
-      <w:bookmarkEnd w:id="22"/>
+      <w:bookmarkEnd w:id="23"/>
     </w:p>
     <w:p>
       <w:r>
         <w:t>Доработанные и разработанные подсистемы должны обеспечивать следующие показатели назначения</w:t>
+      </w:r>
+      <w:r>
+        <w:t>:</w:t>
       </w:r>
     </w:p>
     <w:p>
@@ -6979,7 +6925,7 @@
         <w:pStyle w:val="aa"/>
         <w:numPr>
           <w:ilvl w:val="0"/>
-          <w:numId w:val="36"/>
+          <w:numId w:val="6"/>
         </w:numPr>
       </w:pPr>
       <w:r>
@@ -7000,17 +6946,29 @@
         <w:pStyle w:val="aa"/>
         <w:numPr>
           <w:ilvl w:val="0"/>
-          <w:numId w:val="36"/>
+          <w:numId w:val="6"/>
         </w:numPr>
       </w:pPr>
       <w:r>
-        <w:t xml:space="preserve">Коэффициент достоверности </w:t>
-      </w:r>
-      <w:r>
-        <w:t xml:space="preserve">результатов тестирования </w:t>
-      </w:r>
-      <w:r>
-        <w:t>не менее 95%</w:t>
+        <w:t xml:space="preserve">Хранение </w:t>
+      </w:r>
+      <w:r>
+        <w:t>результатов тестирований</w:t>
+      </w:r>
+      <w:r>
+        <w:t xml:space="preserve"> пользователя</w:t>
+      </w:r>
+      <w:r>
+        <w:t xml:space="preserve"> должно происходить</w:t>
+      </w:r>
+      <w:r>
+        <w:t xml:space="preserve"> </w:t>
+      </w:r>
+      <w:r>
+        <w:t xml:space="preserve">не менее </w:t>
+      </w:r>
+      <w:r>
+        <w:t>30 дней</w:t>
       </w:r>
       <w:r>
         <w:t>;</w:t>
@@ -7021,11 +6979,29 @@
         <w:pStyle w:val="aa"/>
         <w:numPr>
           <w:ilvl w:val="0"/>
-          <w:numId w:val="36"/>
+          <w:numId w:val="6"/>
         </w:numPr>
       </w:pPr>
       <w:r>
-        <w:t>Ответ тех. поддержки на вопрос не более 15 минут</w:t>
+        <w:t xml:space="preserve">Время отклика </w:t>
+      </w:r>
+      <w:r>
+        <w:t>системы тестирования</w:t>
+      </w:r>
+      <w:r>
+        <w:t xml:space="preserve"> не более </w:t>
+      </w:r>
+      <w:r>
+        <w:t>2</w:t>
+      </w:r>
+      <w:r>
+        <w:t xml:space="preserve"> секунд при </w:t>
+      </w:r>
+      <w:r>
+        <w:t xml:space="preserve">100 </w:t>
+      </w:r>
+      <w:r>
+        <w:t>запросах в секунду</w:t>
       </w:r>
       <w:r>
         <w:t>;</w:t>
@@ -7036,20 +7012,75 @@
         <w:pStyle w:val="aa"/>
         <w:numPr>
           <w:ilvl w:val="0"/>
-          <w:numId w:val="36"/>
+          <w:numId w:val="6"/>
         </w:numPr>
       </w:pPr>
       <w:r>
-        <w:t xml:space="preserve">Хранение </w:t>
-      </w:r>
-      <w:r>
-        <w:t xml:space="preserve">ответов на вопросы пользователя </w:t>
-      </w:r>
-      <w:r>
-        <w:t>не менее 24 часов</w:t>
-      </w:r>
-      <w:r>
-        <w:t>;</w:t>
+        <w:t xml:space="preserve">Среднее количество тестовых заданий, необходимых </w:t>
+      </w:r>
+      <w:r>
+        <w:t>оценки знаний</w:t>
+      </w:r>
+      <w:r>
+        <w:t>, должно быть не более 20;</w:t>
+      </w:r>
+    </w:p>
+    <w:p>
+      <w:r>
+        <w:t>Требования к аппаратной части и масштабированию для обеспечения перечисленных показателей должны быть определены на этапе технического проектирования.</w:t>
+      </w:r>
+      <w:r>
+        <w:t xml:space="preserve"> </w:t>
+      </w:r>
+    </w:p>
+    <w:p>
+      <w:pPr>
+        <w:pStyle w:val="2"/>
+        <w:numPr>
+          <w:ilvl w:val="2"/>
+          <w:numId w:val="1"/>
+        </w:numPr>
+        <w:ind w:left="0" w:firstLine="709"/>
+      </w:pPr>
+      <w:bookmarkStart w:id="24" w:name="_Toc223301854"/>
+      <w:r>
+        <w:t>Требования к надежности</w:t>
+      </w:r>
+      <w:bookmarkEnd w:id="24"/>
+    </w:p>
+    <w:p>
+      <w:pPr>
+        <w:ind w:firstLine="567"/>
+      </w:pPr>
+      <w:r>
+        <w:t xml:space="preserve">Информационная система не должна простаивать более </w:t>
+      </w:r>
+      <w:r>
+        <w:t>15</w:t>
+      </w:r>
+      <w:r>
+        <w:t xml:space="preserve"> часов в год.</w:t>
+      </w:r>
+    </w:p>
+    <w:p>
+      <w:pPr>
+        <w:ind w:firstLine="567"/>
+      </w:pPr>
+      <w:r>
+        <w:t>Уровень надежности должен достигаться согласованным применением организационных, организационно-технических мероприятий и программно-</w:t>
+      </w:r>
+    </w:p>
+    <w:p>
+      <w:pPr>
+        <w:ind w:firstLine="0"/>
+      </w:pPr>
+      <w:r>
+        <w:t>аппаратных средств.</w:t>
+      </w:r>
+    </w:p>
+    <w:p>
+      <w:r>
+        <w:t>Надежность должна обеспечиваться за счет:</w:t>
       </w:r>
     </w:p>
     <w:p>
@@ -7057,90 +7088,13 @@
         <w:pStyle w:val="aa"/>
         <w:numPr>
           <w:ilvl w:val="0"/>
-          <w:numId w:val="36"/>
+          <w:numId w:val="7"/>
         </w:numPr>
-      </w:pPr>
-      <w:r>
-        <w:t xml:space="preserve">Время отклика </w:t>
-      </w:r>
-      <w:r>
-        <w:t>системы тестирования</w:t>
-      </w:r>
-      <w:r>
-        <w:t xml:space="preserve"> не более </w:t>
-      </w:r>
-      <w:r>
-        <w:t>2</w:t>
-      </w:r>
-      <w:r>
-        <w:t xml:space="preserve"> секунд при </w:t>
-      </w:r>
-      <w:r>
-        <w:t xml:space="preserve">100 </w:t>
-      </w:r>
-      <w:r>
-        <w:t>запросах в секунду</w:t>
-      </w:r>
-      <w:r>
-        <w:t>;</w:t>
-      </w:r>
-    </w:p>
-    <w:p>
-      <w:r>
-        <w:t>Требования к аппаратной части и масштабированию для обеспечения перечисленных показателей должны быть определены на этапе технического проектирования.</w:t>
-      </w:r>
-      <w:r>
-        <w:t xml:space="preserve"> </w:t>
-      </w:r>
-    </w:p>
-    <w:p>
-      <w:pPr>
-        <w:pStyle w:val="2"/>
-        <w:numPr>
-          <w:ilvl w:val="2"/>
-          <w:numId w:val="15"/>
-        </w:numPr>
-        <w:ind w:left="0" w:firstLine="709"/>
-      </w:pPr>
-      <w:bookmarkStart w:id="23" w:name="_Toc223301854"/>
-      <w:r>
-        <w:t>Требования к надежности</w:t>
-      </w:r>
-      <w:bookmarkEnd w:id="23"/>
-    </w:p>
-    <w:p>
-      <w:pPr>
-        <w:ind w:firstLine="567"/>
-      </w:pPr>
-      <w:r>
-        <w:t xml:space="preserve">Информационная система не должна простаивать более </w:t>
-      </w:r>
-      <w:r>
-        <w:t>15</w:t>
-      </w:r>
-      <w:r>
-        <w:t xml:space="preserve"> часов в год.</w:t>
-      </w:r>
-    </w:p>
-    <w:p>
-      <w:pPr>
-        <w:ind w:firstLine="567"/>
-      </w:pPr>
-      <w:r>
-        <w:t>Уровень надежности должен достигаться согласованным применением организационных, организационно-технических мероприятий и программно-</w:t>
-      </w:r>
-    </w:p>
-    <w:p>
-      <w:pPr>
-        <w:ind w:firstLine="0"/>
-      </w:pPr>
-      <w:r>
-        <w:t>аппаратных средств.</w:t>
-      </w:r>
-    </w:p>
-    <w:p>
-      <w:r>
-        <w:t>Надежность должна обеспечиваться за счет:</w:t>
+        <w:ind w:left="1134" w:hanging="425"/>
+      </w:pPr>
+      <w:r>
+        <w:lastRenderedPageBreak/>
+        <w:t>применения технических средств, системного и базового программного обеспечения, соответствующих классу решаемых задач;</w:t>
       </w:r>
     </w:p>
     <w:p>
@@ -7148,12 +7102,12 @@
         <w:pStyle w:val="aa"/>
         <w:numPr>
           <w:ilvl w:val="0"/>
-          <w:numId w:val="37"/>
+          <w:numId w:val="7"/>
         </w:numPr>
-        <w:ind w:left="1134" w:hanging="425"/>
-      </w:pPr>
-      <w:r>
-        <w:t>применения технических средств, системного и базового программного обеспечения, соответствующих классу решаемых задач;</w:t>
+        <w:ind w:left="1134"/>
+      </w:pPr>
+      <w:r>
+        <w:t>соблюдения правил эксплуатации и технического обслуживания программно-аппаратных средств;</w:t>
       </w:r>
     </w:p>
     <w:p>
@@ -7161,21 +7115,7 @@
         <w:pStyle w:val="aa"/>
         <w:numPr>
           <w:ilvl w:val="0"/>
-          <w:numId w:val="37"/>
-        </w:numPr>
-        <w:ind w:left="1134"/>
-      </w:pPr>
-      <w:r>
-        <w:lastRenderedPageBreak/>
-        <w:t>соблюдения правил эксплуатации и технического обслуживания программно-аппаратных средств;</w:t>
-      </w:r>
-    </w:p>
-    <w:p>
-      <w:pPr>
-        <w:pStyle w:val="aa"/>
-        <w:numPr>
-          <w:ilvl w:val="0"/>
-          <w:numId w:val="37"/>
+          <w:numId w:val="7"/>
         </w:numPr>
         <w:ind w:left="1134"/>
       </w:pPr>
@@ -7194,15 +7134,15 @@
         <w:pStyle w:val="2"/>
         <w:numPr>
           <w:ilvl w:val="2"/>
-          <w:numId w:val="15"/>
+          <w:numId w:val="1"/>
         </w:numPr>
         <w:ind w:left="709" w:firstLine="0"/>
       </w:pPr>
-      <w:bookmarkStart w:id="24" w:name="_Toc223301855"/>
+      <w:bookmarkStart w:id="25" w:name="_Toc223301855"/>
       <w:r>
         <w:t>Требования к безопасности</w:t>
       </w:r>
-      <w:bookmarkEnd w:id="24"/>
+      <w:bookmarkEnd w:id="25"/>
     </w:p>
     <w:p>
       <w:r>
@@ -7214,26 +7154,74 @@
         <w:pStyle w:val="2"/>
         <w:numPr>
           <w:ilvl w:val="2"/>
-          <w:numId w:val="15"/>
+          <w:numId w:val="1"/>
         </w:numPr>
         <w:ind w:left="709" w:firstLine="0"/>
         <w:jc w:val="both"/>
       </w:pPr>
-      <w:bookmarkStart w:id="25" w:name="_Toc223301856"/>
+      <w:bookmarkStart w:id="26" w:name="_Toc223301856"/>
       <w:r>
         <w:t>Требования к эргономике и технической эстетике</w:t>
       </w:r>
-      <w:bookmarkEnd w:id="25"/>
-    </w:p>
-    <w:p>
-      <w:r>
-        <w:t xml:space="preserve">Взаимодействие пользователей с прикладным программным обеспечением, входящим в состав системы должно осуществляться посредством визуального графического интерфейса (GUI). Интерфейс </w:t>
-      </w:r>
-      <w:r>
-        <w:t xml:space="preserve">не должен требовать дополнительного обучения пользователей. </w:t>
-      </w:r>
-      <w:r>
-        <w:t xml:space="preserve">Интерфейс должен иметь светлую и темные темы. </w:t>
+      <w:bookmarkEnd w:id="26"/>
+    </w:p>
+    <w:p>
+      <w:r>
+        <w:t>Взаимодействие пользователей с прикладным программным обеспечением, входящим в состав системы, должно осуществляться посредством визуального графического интерфейса (GUI). Интерфейс должен быть интуитивно понятным и соотв</w:t>
+      </w:r>
+      <w:r>
+        <w:t>етствовать следующим критериям:</w:t>
+      </w:r>
+    </w:p>
+    <w:p>
+      <w:pPr>
+        <w:pStyle w:val="aa"/>
+        <w:numPr>
+          <w:ilvl w:val="0"/>
+          <w:numId w:val="10"/>
+        </w:numPr>
+        <w:ind w:left="0" w:firstLine="709"/>
+      </w:pPr>
+      <w:r>
+        <w:t>Единообразие: Однотипные элементы управления должны выглядеть и работать один</w:t>
+      </w:r>
+      <w:r>
+        <w:t>аково во всех разделах системы.</w:t>
+      </w:r>
+    </w:p>
+    <w:p>
+      <w:pPr>
+        <w:pStyle w:val="aa"/>
+        <w:numPr>
+          <w:ilvl w:val="0"/>
+          <w:numId w:val="10"/>
+        </w:numPr>
+        <w:ind w:left="0" w:firstLine="709"/>
+      </w:pPr>
+      <w:r>
+        <w:t>Обратная связь: Система должна информировать пользователя о своем состоянии, процессе загрузки, успешности или ош</w:t>
+      </w:r>
+      <w:r>
+        <w:t>ибочности выполненных действий.</w:t>
+      </w:r>
+    </w:p>
+    <w:p>
+      <w:pPr>
+        <w:pStyle w:val="aa"/>
+        <w:numPr>
+          <w:ilvl w:val="0"/>
+          <w:numId w:val="10"/>
+        </w:numPr>
+        <w:ind w:left="0" w:firstLine="709"/>
+      </w:pPr>
+      <w:r>
+        <w:t>Адаптивность: Интерфейс должен корректно отображаться на различных устройствах с основными разрешениями экрана</w:t>
+      </w:r>
+      <w:r>
+        <w:t xml:space="preserve"> и масштабироваться</w:t>
+      </w:r>
+      <w:r>
+        <w:t>.</w:t>
       </w:r>
     </w:p>
     <w:p>
@@ -7241,15 +7229,15 @@
         <w:pStyle w:val="2"/>
         <w:numPr>
           <w:ilvl w:val="2"/>
-          <w:numId w:val="15"/>
+          <w:numId w:val="1"/>
         </w:numPr>
         <w:ind w:left="709" w:firstLine="0"/>
       </w:pPr>
-      <w:bookmarkStart w:id="26" w:name="_Toc223301857"/>
+      <w:bookmarkStart w:id="27" w:name="_Toc223301857"/>
       <w:r>
         <w:t>Требования к транспортабельности для подвижных АС</w:t>
       </w:r>
-      <w:bookmarkEnd w:id="26"/>
+      <w:bookmarkEnd w:id="27"/>
     </w:p>
     <w:p>
       <w:r>
@@ -7261,16 +7249,17 @@
         <w:pStyle w:val="2"/>
         <w:numPr>
           <w:ilvl w:val="2"/>
-          <w:numId w:val="15"/>
+          <w:numId w:val="1"/>
         </w:numPr>
         <w:ind w:left="709" w:firstLine="0"/>
         <w:jc w:val="both"/>
       </w:pPr>
-      <w:bookmarkStart w:id="27" w:name="_Toc223301858"/>
-      <w:r>
+      <w:bookmarkStart w:id="28" w:name="_Toc223301858"/>
+      <w:r>
+        <w:lastRenderedPageBreak/>
         <w:t>Требования к эксплуатации, техническому обслуживанию, ремонту и хранению компонентов системы</w:t>
       </w:r>
-      <w:bookmarkEnd w:id="27"/>
+      <w:bookmarkEnd w:id="28"/>
     </w:p>
     <w:p>
       <w:r>
@@ -7282,17 +7271,16 @@
         <w:pStyle w:val="2"/>
         <w:numPr>
           <w:ilvl w:val="2"/>
-          <w:numId w:val="15"/>
+          <w:numId w:val="1"/>
         </w:numPr>
         <w:ind w:left="709" w:firstLine="0"/>
         <w:jc w:val="both"/>
       </w:pPr>
-      <w:bookmarkStart w:id="28" w:name="_Toc223301859"/>
-      <w:r>
-        <w:lastRenderedPageBreak/>
+      <w:bookmarkStart w:id="29" w:name="_Toc223301859"/>
+      <w:r>
         <w:t>Требования к защите информации от несанкционированного доступа</w:t>
       </w:r>
-      <w:bookmarkEnd w:id="28"/>
+      <w:bookmarkEnd w:id="29"/>
     </w:p>
     <w:p>
       <w:r>
@@ -7304,16 +7292,16 @@
         <w:pStyle w:val="2"/>
         <w:numPr>
           <w:ilvl w:val="2"/>
-          <w:numId w:val="15"/>
+          <w:numId w:val="1"/>
         </w:numPr>
         <w:ind w:left="709" w:firstLine="0"/>
         <w:jc w:val="both"/>
       </w:pPr>
-      <w:bookmarkStart w:id="29" w:name="_Toc223301860"/>
+      <w:bookmarkStart w:id="30" w:name="_Toc223301860"/>
       <w:r>
         <w:t>Требования по сохранности информации при авариях</w:t>
       </w:r>
-      <w:bookmarkEnd w:id="29"/>
+      <w:bookmarkEnd w:id="30"/>
     </w:p>
     <w:p>
       <w:r>
@@ -7333,16 +7321,16 @@
         <w:pStyle w:val="2"/>
         <w:numPr>
           <w:ilvl w:val="2"/>
-          <w:numId w:val="15"/>
+          <w:numId w:val="1"/>
         </w:numPr>
         <w:ind w:left="567" w:firstLine="131"/>
         <w:jc w:val="both"/>
       </w:pPr>
-      <w:bookmarkStart w:id="30" w:name="_Toc223301861"/>
+      <w:bookmarkStart w:id="31" w:name="_Toc223301861"/>
       <w:r>
         <w:t>Требования к защите от влияния внешних воздействий</w:t>
       </w:r>
-      <w:bookmarkEnd w:id="30"/>
+      <w:bookmarkEnd w:id="31"/>
     </w:p>
     <w:p>
       <w:r>
@@ -7354,15 +7342,15 @@
         <w:pStyle w:val="2"/>
         <w:numPr>
           <w:ilvl w:val="2"/>
-          <w:numId w:val="15"/>
+          <w:numId w:val="1"/>
         </w:numPr>
         <w:jc w:val="both"/>
       </w:pPr>
-      <w:bookmarkStart w:id="31" w:name="_Toc223301862"/>
+      <w:bookmarkStart w:id="32" w:name="_Toc223301862"/>
       <w:r>
         <w:t>Требования к патентной чистоте</w:t>
       </w:r>
-      <w:bookmarkEnd w:id="31"/>
+      <w:bookmarkEnd w:id="32"/>
     </w:p>
     <w:p>
       <w:r>
@@ -7374,40 +7362,57 @@
         <w:pStyle w:val="2"/>
         <w:numPr>
           <w:ilvl w:val="2"/>
-          <w:numId w:val="15"/>
+          <w:numId w:val="1"/>
         </w:numPr>
         <w:jc w:val="both"/>
       </w:pPr>
-      <w:bookmarkStart w:id="32" w:name="_Toc223301863"/>
+      <w:bookmarkStart w:id="33" w:name="_Toc223301863"/>
       <w:r>
         <w:t>Требования по стандартизации и унификации</w:t>
       </w:r>
-      <w:bookmarkEnd w:id="32"/>
-    </w:p>
-    <w:p>
-      <w:r>
-        <w:t>Для реализации статических страниц и шаблонов должны использоваться языки HTML и CSS. Для реализации интерактивных элементов клиентской части должны ис</w:t>
-      </w:r>
-      <w:r>
-        <w:t xml:space="preserve">пользоваться язык программирования </w:t>
-      </w:r>
-      <w:r>
-        <w:t>JavaScript. Для реализации динамических страниц должен использоваться язык</w:t>
-      </w:r>
-      <w:r>
-        <w:t xml:space="preserve"> программирования</w:t>
-      </w:r>
-      <w:r>
-        <w:t xml:space="preserve"> </w:t>
-      </w:r>
-      <w:r>
-        <w:rPr>
-          <w:lang w:val="en-US"/>
-        </w:rPr>
-        <w:t>Python</w:t>
-      </w:r>
-      <w:r>
-        <w:t>.</w:t>
+      <w:bookmarkEnd w:id="33"/>
+    </w:p>
+    <w:p>
+      <w:pPr>
+        <w:pStyle w:val="aa"/>
+        <w:numPr>
+          <w:ilvl w:val="0"/>
+          <w:numId w:val="11"/>
+        </w:numPr>
+        <w:ind w:left="0" w:firstLine="709"/>
+      </w:pPr>
+      <w:r>
+        <w:t>Система должна имет</w:t>
+      </w:r>
+      <w:r>
+        <w:t>ь клиент-серверную архитектуру.</w:t>
+      </w:r>
+    </w:p>
+    <w:p>
+      <w:pPr>
+        <w:pStyle w:val="aa"/>
+        <w:numPr>
+          <w:ilvl w:val="0"/>
+          <w:numId w:val="11"/>
+        </w:numPr>
+        <w:ind w:left="0" w:firstLine="709"/>
+      </w:pPr>
+      <w:r>
+        <w:t>Клиентская часть должна быть кроссплатформенной и доступной через современный веб-браузер.</w:t>
+      </w:r>
+    </w:p>
+    <w:p>
+      <w:pPr>
+        <w:pStyle w:val="aa"/>
+        <w:numPr>
+          <w:ilvl w:val="0"/>
+          <w:numId w:val="11"/>
+        </w:numPr>
+        <w:ind w:left="0" w:firstLine="709"/>
+      </w:pPr>
+      <w:r>
+        <w:lastRenderedPageBreak/>
+        <w:t>Для обмена данными между клиентом и сервером должны использоваться открытые и документированные протоколы</w:t>
       </w:r>
     </w:p>
     <w:p>
@@ -7415,15 +7420,15 @@
         <w:pStyle w:val="2"/>
         <w:numPr>
           <w:ilvl w:val="2"/>
-          <w:numId w:val="15"/>
+          <w:numId w:val="1"/>
         </w:numPr>
         <w:jc w:val="both"/>
       </w:pPr>
-      <w:bookmarkStart w:id="33" w:name="_Toc223301864"/>
+      <w:bookmarkStart w:id="34" w:name="_Toc223301864"/>
       <w:r>
         <w:t>Дополнительные требования</w:t>
       </w:r>
-      <w:bookmarkEnd w:id="33"/>
+      <w:bookmarkEnd w:id="34"/>
     </w:p>
     <w:p>
       <w:r>
@@ -7435,15 +7440,15 @@
         <w:pStyle w:val="2"/>
         <w:numPr>
           <w:ilvl w:val="1"/>
-          <w:numId w:val="15"/>
+          <w:numId w:val="1"/>
         </w:numPr>
         <w:ind w:left="0" w:firstLine="709"/>
       </w:pPr>
-      <w:bookmarkStart w:id="34" w:name="_Toc223301865"/>
+      <w:bookmarkStart w:id="35" w:name="_Toc223301865"/>
       <w:r>
         <w:t>Требования к функциям (задача), выполняемым системой</w:t>
       </w:r>
-      <w:bookmarkEnd w:id="34"/>
+      <w:bookmarkEnd w:id="35"/>
     </w:p>
     <w:p>
       <w:r>
@@ -7461,7 +7466,6 @@
         <w:pStyle w:val="a7"/>
       </w:pPr>
       <w:r>
-        <w:lastRenderedPageBreak/>
         <w:t>Таблица 4.1 — Требования к функциям</w:t>
       </w:r>
     </w:p>
@@ -7472,13 +7476,16 @@
         <w:tblLook w:val="04A0" w:firstRow="1" w:lastRow="0" w:firstColumn="1" w:lastColumn="0" w:noHBand="0" w:noVBand="1"/>
       </w:tblPr>
       <w:tblGrid>
-        <w:gridCol w:w="4814"/>
-        <w:gridCol w:w="4814"/>
+        <w:gridCol w:w="2268"/>
+        <w:gridCol w:w="1570"/>
+        <w:gridCol w:w="1538"/>
+        <w:gridCol w:w="1811"/>
+        <w:gridCol w:w="2441"/>
       </w:tblGrid>
       <w:tr>
         <w:tc>
           <w:tcPr>
-            <w:tcW w:w="4814" w:type="dxa"/>
+            <w:tcW w:w="2458" w:type="dxa"/>
           </w:tcPr>
           <w:p>
             <w:pPr>
@@ -7497,7 +7504,7 @@
         </w:tc>
         <w:tc>
           <w:tcPr>
-            <w:tcW w:w="4814" w:type="dxa"/>
+            <w:tcW w:w="1170" w:type="dxa"/>
           </w:tcPr>
           <w:p>
             <w:pPr>
@@ -7510,7 +7517,64 @@
               <w:rPr>
                 <w:b/>
               </w:rPr>
-              <w:t>Задача</w:t>
+              <w:t>Входные данные</w:t>
+            </w:r>
+          </w:p>
+        </w:tc>
+        <w:tc>
+          <w:tcPr>
+            <w:tcW w:w="1459" w:type="dxa"/>
+          </w:tcPr>
+          <w:p>
+            <w:pPr>
+              <w:pStyle w:val="a9"/>
+              <w:rPr>
+                <w:b/>
+              </w:rPr>
+            </w:pPr>
+            <w:r>
+              <w:rPr>
+                <w:b/>
+              </w:rPr>
+              <w:t>Результат</w:t>
+            </w:r>
+          </w:p>
+        </w:tc>
+        <w:tc>
+          <w:tcPr>
+            <w:tcW w:w="1922" w:type="dxa"/>
+          </w:tcPr>
+          <w:p>
+            <w:pPr>
+              <w:pStyle w:val="a9"/>
+              <w:rPr>
+                <w:b/>
+              </w:rPr>
+            </w:pPr>
+            <w:r>
+              <w:rPr>
+                <w:b/>
+              </w:rPr>
+              <w:t>Условия</w:t>
+            </w:r>
+          </w:p>
+        </w:tc>
+        <w:tc>
+          <w:tcPr>
+            <w:tcW w:w="2619" w:type="dxa"/>
+          </w:tcPr>
+          <w:p>
+            <w:pPr>
+              <w:pStyle w:val="a9"/>
+              <w:rPr>
+                <w:b/>
+              </w:rPr>
+            </w:pPr>
+            <w:r>
+              <w:rPr>
+                <w:b/>
+              </w:rPr>
+              <w:t>Задачи</w:t>
             </w:r>
           </w:p>
         </w:tc>
@@ -7518,7 +7582,8 @@
       <w:tr>
         <w:tc>
           <w:tcPr>
-            <w:tcW w:w="4814" w:type="dxa"/>
+            <w:tcW w:w="2458" w:type="dxa"/>
+            <w:vMerge w:val="restart"/>
           </w:tcPr>
           <w:p>
             <w:pPr>
@@ -7532,7 +7597,8 @@
         </w:tc>
         <w:tc>
           <w:tcPr>
-            <w:tcW w:w="4814" w:type="dxa"/>
+            <w:tcW w:w="1170" w:type="dxa"/>
+            <w:vMerge w:val="restart"/>
           </w:tcPr>
           <w:p>
             <w:pPr>
@@ -7540,6 +7606,50 @@
               <w:jc w:val="both"/>
             </w:pPr>
             <w:r>
+              <w:t>Ответ пользователя</w:t>
+            </w:r>
+          </w:p>
+        </w:tc>
+        <w:tc>
+          <w:tcPr>
+            <w:tcW w:w="1459" w:type="dxa"/>
+            <w:vMerge w:val="restart"/>
+          </w:tcPr>
+          <w:p>
+            <w:pPr>
+              <w:pStyle w:val="a9"/>
+              <w:jc w:val="both"/>
+            </w:pPr>
+            <w:r>
+              <w:t>Следующий вопрос</w:t>
+            </w:r>
+          </w:p>
+        </w:tc>
+        <w:tc>
+          <w:tcPr>
+            <w:tcW w:w="1922" w:type="dxa"/>
+            <w:vMerge w:val="restart"/>
+          </w:tcPr>
+          <w:p>
+            <w:pPr>
+              <w:pStyle w:val="a9"/>
+              <w:jc w:val="both"/>
+            </w:pPr>
+            <w:r>
+              <w:t>Ограничение по времени, корректность предыдущих ответов</w:t>
+            </w:r>
+          </w:p>
+        </w:tc>
+        <w:tc>
+          <w:tcPr>
+            <w:tcW w:w="2619" w:type="dxa"/>
+          </w:tcPr>
+          <w:p>
+            <w:pPr>
+              <w:pStyle w:val="a9"/>
+              <w:jc w:val="both"/>
+            </w:pPr>
+            <w:r>
               <w:t>Анализ ответа пользователя</w:t>
             </w:r>
           </w:p>
@@ -7548,7 +7658,8 @@
       <w:tr>
         <w:tc>
           <w:tcPr>
-            <w:tcW w:w="4814" w:type="dxa"/>
+            <w:tcW w:w="2458" w:type="dxa"/>
+            <w:vMerge/>
           </w:tcPr>
           <w:p>
             <w:pPr>
@@ -7559,13 +7670,49 @@
         </w:tc>
         <w:tc>
           <w:tcPr>
-            <w:tcW w:w="4814" w:type="dxa"/>
+            <w:tcW w:w="1170" w:type="dxa"/>
+            <w:vMerge/>
           </w:tcPr>
           <w:p>
             <w:pPr>
               <w:pStyle w:val="a9"/>
               <w:jc w:val="both"/>
             </w:pPr>
+          </w:p>
+        </w:tc>
+        <w:tc>
+          <w:tcPr>
+            <w:tcW w:w="1459" w:type="dxa"/>
+            <w:vMerge/>
+          </w:tcPr>
+          <w:p>
+            <w:pPr>
+              <w:pStyle w:val="a9"/>
+              <w:jc w:val="both"/>
+            </w:pPr>
+          </w:p>
+        </w:tc>
+        <w:tc>
+          <w:tcPr>
+            <w:tcW w:w="1922" w:type="dxa"/>
+            <w:vMerge/>
+          </w:tcPr>
+          <w:p>
+            <w:pPr>
+              <w:pStyle w:val="a9"/>
+              <w:jc w:val="both"/>
+            </w:pPr>
+          </w:p>
+        </w:tc>
+        <w:tc>
+          <w:tcPr>
+            <w:tcW w:w="2619" w:type="dxa"/>
+          </w:tcPr>
+          <w:p>
+            <w:pPr>
+              <w:pStyle w:val="a9"/>
+              <w:jc w:val="both"/>
+            </w:pPr>
             <w:r>
               <w:t>Пересчет уровня подготовленности</w:t>
             </w:r>
@@ -7575,7 +7722,8 @@
       <w:tr>
         <w:tc>
           <w:tcPr>
-            <w:tcW w:w="4814" w:type="dxa"/>
+            <w:tcW w:w="2458" w:type="dxa"/>
+            <w:vMerge/>
           </w:tcPr>
           <w:p>
             <w:pPr>
@@ -7586,13 +7734,49 @@
         </w:tc>
         <w:tc>
           <w:tcPr>
-            <w:tcW w:w="4814" w:type="dxa"/>
+            <w:tcW w:w="1170" w:type="dxa"/>
+            <w:vMerge/>
           </w:tcPr>
           <w:p>
             <w:pPr>
               <w:pStyle w:val="a9"/>
               <w:jc w:val="both"/>
             </w:pPr>
+          </w:p>
+        </w:tc>
+        <w:tc>
+          <w:tcPr>
+            <w:tcW w:w="1459" w:type="dxa"/>
+            <w:vMerge/>
+          </w:tcPr>
+          <w:p>
+            <w:pPr>
+              <w:pStyle w:val="a9"/>
+              <w:jc w:val="both"/>
+            </w:pPr>
+          </w:p>
+        </w:tc>
+        <w:tc>
+          <w:tcPr>
+            <w:tcW w:w="1922" w:type="dxa"/>
+            <w:vMerge/>
+          </w:tcPr>
+          <w:p>
+            <w:pPr>
+              <w:pStyle w:val="a9"/>
+              <w:jc w:val="both"/>
+            </w:pPr>
+          </w:p>
+        </w:tc>
+        <w:tc>
+          <w:tcPr>
+            <w:tcW w:w="2619" w:type="dxa"/>
+          </w:tcPr>
+          <w:p>
+            <w:pPr>
+              <w:pStyle w:val="a9"/>
+              <w:jc w:val="both"/>
+            </w:pPr>
             <w:r>
               <w:t>Выбор следующего задания</w:t>
             </w:r>
@@ -7602,7 +7786,8 @@
       <w:tr>
         <w:tc>
           <w:tcPr>
-            <w:tcW w:w="4814" w:type="dxa"/>
+            <w:tcW w:w="2458" w:type="dxa"/>
+            <w:vMerge w:val="restart"/>
           </w:tcPr>
           <w:p>
             <w:pPr>
@@ -7616,7 +7801,8 @@
         </w:tc>
         <w:tc>
           <w:tcPr>
-            <w:tcW w:w="4814" w:type="dxa"/>
+            <w:tcW w:w="1170" w:type="dxa"/>
+            <w:vMerge w:val="restart"/>
           </w:tcPr>
           <w:p>
             <w:pPr>
@@ -7624,6 +7810,50 @@
               <w:jc w:val="both"/>
             </w:pPr>
             <w:r>
+              <w:t>Ответы</w:t>
+            </w:r>
+          </w:p>
+        </w:tc>
+        <w:tc>
+          <w:tcPr>
+            <w:tcW w:w="1459" w:type="dxa"/>
+            <w:vMerge w:val="restart"/>
+          </w:tcPr>
+          <w:p>
+            <w:pPr>
+              <w:pStyle w:val="a9"/>
+              <w:jc w:val="both"/>
+            </w:pPr>
+            <w:r>
+              <w:t>Итоговый балл, уровень знаний</w:t>
+            </w:r>
+          </w:p>
+        </w:tc>
+        <w:tc>
+          <w:tcPr>
+            <w:tcW w:w="1922" w:type="dxa"/>
+            <w:vMerge w:val="restart"/>
+          </w:tcPr>
+          <w:p>
+            <w:pPr>
+              <w:pStyle w:val="a9"/>
+              <w:jc w:val="both"/>
+            </w:pPr>
+            <w:r>
+              <w:t>Все вопросы пройдены</w:t>
+            </w:r>
+          </w:p>
+        </w:tc>
+        <w:tc>
+          <w:tcPr>
+            <w:tcW w:w="2619" w:type="dxa"/>
+          </w:tcPr>
+          <w:p>
+            <w:pPr>
+              <w:pStyle w:val="a9"/>
+              <w:jc w:val="both"/>
+            </w:pPr>
+            <w:r>
               <w:t>Фиксация ответов</w:t>
             </w:r>
           </w:p>
@@ -7632,7 +7862,8 @@
       <w:tr>
         <w:tc>
           <w:tcPr>
-            <w:tcW w:w="4814" w:type="dxa"/>
+            <w:tcW w:w="2458" w:type="dxa"/>
+            <w:vMerge/>
           </w:tcPr>
           <w:p>
             <w:pPr>
@@ -7643,13 +7874,49 @@
         </w:tc>
         <w:tc>
           <w:tcPr>
-            <w:tcW w:w="4814" w:type="dxa"/>
+            <w:tcW w:w="1170" w:type="dxa"/>
+            <w:vMerge/>
           </w:tcPr>
           <w:p>
             <w:pPr>
               <w:pStyle w:val="a9"/>
               <w:jc w:val="both"/>
             </w:pPr>
+          </w:p>
+        </w:tc>
+        <w:tc>
+          <w:tcPr>
+            <w:tcW w:w="1459" w:type="dxa"/>
+            <w:vMerge/>
+          </w:tcPr>
+          <w:p>
+            <w:pPr>
+              <w:pStyle w:val="a9"/>
+              <w:jc w:val="both"/>
+            </w:pPr>
+          </w:p>
+        </w:tc>
+        <w:tc>
+          <w:tcPr>
+            <w:tcW w:w="1922" w:type="dxa"/>
+            <w:vMerge/>
+          </w:tcPr>
+          <w:p>
+            <w:pPr>
+              <w:pStyle w:val="a9"/>
+              <w:jc w:val="both"/>
+            </w:pPr>
+          </w:p>
+        </w:tc>
+        <w:tc>
+          <w:tcPr>
+            <w:tcW w:w="2619" w:type="dxa"/>
+          </w:tcPr>
+          <w:p>
+            <w:pPr>
+              <w:pStyle w:val="a9"/>
+              <w:jc w:val="both"/>
+            </w:pPr>
             <w:r>
               <w:t>Расчет итогового балла</w:t>
             </w:r>
@@ -7659,7 +7926,8 @@
       <w:tr>
         <w:tc>
           <w:tcPr>
-            <w:tcW w:w="4814" w:type="dxa"/>
+            <w:tcW w:w="2458" w:type="dxa"/>
+            <w:vMerge/>
           </w:tcPr>
           <w:p>
             <w:pPr>
@@ -7670,13 +7938,49 @@
         </w:tc>
         <w:tc>
           <w:tcPr>
-            <w:tcW w:w="4814" w:type="dxa"/>
+            <w:tcW w:w="1170" w:type="dxa"/>
+            <w:vMerge/>
           </w:tcPr>
           <w:p>
             <w:pPr>
               <w:pStyle w:val="a9"/>
               <w:jc w:val="both"/>
             </w:pPr>
+          </w:p>
+        </w:tc>
+        <w:tc>
+          <w:tcPr>
+            <w:tcW w:w="1459" w:type="dxa"/>
+            <w:vMerge/>
+          </w:tcPr>
+          <w:p>
+            <w:pPr>
+              <w:pStyle w:val="a9"/>
+              <w:jc w:val="both"/>
+            </w:pPr>
+          </w:p>
+        </w:tc>
+        <w:tc>
+          <w:tcPr>
+            <w:tcW w:w="1922" w:type="dxa"/>
+            <w:vMerge/>
+          </w:tcPr>
+          <w:p>
+            <w:pPr>
+              <w:pStyle w:val="a9"/>
+              <w:jc w:val="both"/>
+            </w:pPr>
+          </w:p>
+        </w:tc>
+        <w:tc>
+          <w:tcPr>
+            <w:tcW w:w="2619" w:type="dxa"/>
+          </w:tcPr>
+          <w:p>
+            <w:pPr>
+              <w:pStyle w:val="a9"/>
+              <w:jc w:val="both"/>
+            </w:pPr>
             <w:r>
               <w:t>Сохранение результатов</w:t>
             </w:r>
@@ -7686,7 +7990,8 @@
       <w:tr>
         <w:tc>
           <w:tcPr>
-            <w:tcW w:w="4814" w:type="dxa"/>
+            <w:tcW w:w="2458" w:type="dxa"/>
+            <w:vMerge w:val="restart"/>
           </w:tcPr>
           <w:p>
             <w:pPr>
@@ -7700,12 +8005,63 @@
         </w:tc>
         <w:tc>
           <w:tcPr>
-            <w:tcW w:w="4814" w:type="dxa"/>
+            <w:tcW w:w="1170" w:type="dxa"/>
+            <w:vMerge w:val="restart"/>
           </w:tcPr>
           <w:p>
             <w:pPr>
               <w:pStyle w:val="a9"/>
               <w:jc w:val="both"/>
+            </w:pPr>
+            <w:r>
+              <w:t>Статистика ответов</w:t>
+            </w:r>
+          </w:p>
+        </w:tc>
+        <w:tc>
+          <w:tcPr>
+            <w:tcW w:w="1459" w:type="dxa"/>
+            <w:vMerge w:val="restart"/>
+          </w:tcPr>
+          <w:p>
+            <w:pPr>
+              <w:pStyle w:val="a9"/>
+              <w:jc w:val="both"/>
+            </w:pPr>
+            <w:r>
+              <w:t>Параметры сложности</w:t>
+            </w:r>
+          </w:p>
+        </w:tc>
+        <w:tc>
+          <w:tcPr>
+            <w:tcW w:w="1922" w:type="dxa"/>
+            <w:vMerge w:val="restart"/>
+          </w:tcPr>
+          <w:p>
+            <w:pPr>
+              <w:pStyle w:val="a9"/>
+              <w:jc w:val="both"/>
+            </w:pPr>
+            <w:r>
+              <w:t xml:space="preserve">Доступ к </w:t>
+            </w:r>
+            <w:r>
+              <w:t>банку</w:t>
+            </w:r>
+            <w:r>
+              <w:t xml:space="preserve"> вопросов</w:t>
+            </w:r>
+          </w:p>
+        </w:tc>
+        <w:tc>
+          <w:tcPr>
+            <w:tcW w:w="2619" w:type="dxa"/>
+          </w:tcPr>
+          <w:p>
+            <w:pPr>
+              <w:pStyle w:val="a9"/>
+              <w:jc w:val="both"/>
               <w:rPr>
                 <w:lang w:val="en-US"/>
               </w:rPr>
@@ -7719,7 +8075,8 @@
       <w:tr>
         <w:tc>
           <w:tcPr>
-            <w:tcW w:w="4814" w:type="dxa"/>
+            <w:tcW w:w="2458" w:type="dxa"/>
+            <w:vMerge/>
           </w:tcPr>
           <w:p>
             <w:pPr>
@@ -7730,13 +8087,49 @@
         </w:tc>
         <w:tc>
           <w:tcPr>
-            <w:tcW w:w="4814" w:type="dxa"/>
+            <w:tcW w:w="1170" w:type="dxa"/>
+            <w:vMerge/>
           </w:tcPr>
           <w:p>
             <w:pPr>
               <w:pStyle w:val="a9"/>
               <w:jc w:val="both"/>
             </w:pPr>
+          </w:p>
+        </w:tc>
+        <w:tc>
+          <w:tcPr>
+            <w:tcW w:w="1459" w:type="dxa"/>
+            <w:vMerge/>
+          </w:tcPr>
+          <w:p>
+            <w:pPr>
+              <w:pStyle w:val="a9"/>
+              <w:jc w:val="both"/>
+            </w:pPr>
+          </w:p>
+        </w:tc>
+        <w:tc>
+          <w:tcPr>
+            <w:tcW w:w="1922" w:type="dxa"/>
+            <w:vMerge/>
+          </w:tcPr>
+          <w:p>
+            <w:pPr>
+              <w:pStyle w:val="a9"/>
+              <w:jc w:val="both"/>
+            </w:pPr>
+          </w:p>
+        </w:tc>
+        <w:tc>
+          <w:tcPr>
+            <w:tcW w:w="2619" w:type="dxa"/>
+          </w:tcPr>
+          <w:p>
+            <w:pPr>
+              <w:pStyle w:val="a9"/>
+              <w:jc w:val="both"/>
+            </w:pPr>
             <w:r>
               <w:t>Расчет параметров сложности</w:t>
             </w:r>
@@ -7746,7 +8139,8 @@
       <w:tr>
         <w:tc>
           <w:tcPr>
-            <w:tcW w:w="4814" w:type="dxa"/>
+            <w:tcW w:w="2458" w:type="dxa"/>
+            <w:vMerge/>
           </w:tcPr>
           <w:p>
             <w:pPr>
@@ -7757,13 +8151,49 @@
         </w:tc>
         <w:tc>
           <w:tcPr>
-            <w:tcW w:w="4814" w:type="dxa"/>
+            <w:tcW w:w="1170" w:type="dxa"/>
+            <w:vMerge/>
           </w:tcPr>
           <w:p>
             <w:pPr>
               <w:pStyle w:val="a9"/>
               <w:jc w:val="both"/>
             </w:pPr>
+          </w:p>
+        </w:tc>
+        <w:tc>
+          <w:tcPr>
+            <w:tcW w:w="1459" w:type="dxa"/>
+            <w:vMerge/>
+          </w:tcPr>
+          <w:p>
+            <w:pPr>
+              <w:pStyle w:val="a9"/>
+              <w:jc w:val="both"/>
+            </w:pPr>
+          </w:p>
+        </w:tc>
+        <w:tc>
+          <w:tcPr>
+            <w:tcW w:w="1922" w:type="dxa"/>
+            <w:vMerge/>
+          </w:tcPr>
+          <w:p>
+            <w:pPr>
+              <w:pStyle w:val="a9"/>
+              <w:jc w:val="both"/>
+            </w:pPr>
+          </w:p>
+        </w:tc>
+        <w:tc>
+          <w:tcPr>
+            <w:tcW w:w="2619" w:type="dxa"/>
+          </w:tcPr>
+          <w:p>
+            <w:pPr>
+              <w:pStyle w:val="a9"/>
+              <w:jc w:val="both"/>
+            </w:pPr>
             <w:r>
               <w:t>Обновление метаданных вопроса</w:t>
             </w:r>
@@ -7773,7 +8203,8 @@
       <w:tr>
         <w:tc>
           <w:tcPr>
-            <w:tcW w:w="4814" w:type="dxa"/>
+            <w:tcW w:w="2458" w:type="dxa"/>
+            <w:vMerge w:val="restart"/>
           </w:tcPr>
           <w:p>
             <w:pPr>
@@ -7787,7 +8218,8 @@
         </w:tc>
         <w:tc>
           <w:tcPr>
-            <w:tcW w:w="4814" w:type="dxa"/>
+            <w:tcW w:w="1170" w:type="dxa"/>
+            <w:vMerge w:val="restart"/>
           </w:tcPr>
           <w:p>
             <w:pPr>
@@ -7795,6 +8227,53 @@
               <w:jc w:val="both"/>
             </w:pPr>
             <w:r>
+              <w:t>Доступ к базе вопросов</w:t>
+            </w:r>
+          </w:p>
+        </w:tc>
+        <w:tc>
+          <w:tcPr>
+            <w:tcW w:w="1459" w:type="dxa"/>
+            <w:vMerge w:val="restart"/>
+          </w:tcPr>
+          <w:p>
+            <w:pPr>
+              <w:pStyle w:val="a9"/>
+              <w:jc w:val="both"/>
+              <w:rPr>
+                <w:lang w:val="en-US"/>
+              </w:rPr>
+            </w:pPr>
+            <w:r>
+              <w:t>Создание учетной записи, авторизация, назначение теста</w:t>
+            </w:r>
+          </w:p>
+        </w:tc>
+        <w:tc>
+          <w:tcPr>
+            <w:tcW w:w="1922" w:type="dxa"/>
+            <w:vMerge w:val="restart"/>
+          </w:tcPr>
+          <w:p>
+            <w:pPr>
+              <w:pStyle w:val="a9"/>
+              <w:jc w:val="both"/>
+            </w:pPr>
+            <w:r>
+              <w:t>Доступ к базе данных</w:t>
+            </w:r>
+          </w:p>
+        </w:tc>
+        <w:tc>
+          <w:tcPr>
+            <w:tcW w:w="2619" w:type="dxa"/>
+          </w:tcPr>
+          <w:p>
+            <w:pPr>
+              <w:pStyle w:val="a9"/>
+              <w:jc w:val="both"/>
+            </w:pPr>
+            <w:r>
               <w:t>Регистрация пользователей</w:t>
             </w:r>
           </w:p>
@@ -7803,7 +8282,8 @@
       <w:tr>
         <w:tc>
           <w:tcPr>
-            <w:tcW w:w="4814" w:type="dxa"/>
+            <w:tcW w:w="2458" w:type="dxa"/>
+            <w:vMerge/>
           </w:tcPr>
           <w:p>
             <w:pPr>
@@ -7814,13 +8294,49 @@
         </w:tc>
         <w:tc>
           <w:tcPr>
-            <w:tcW w:w="4814" w:type="dxa"/>
+            <w:tcW w:w="1170" w:type="dxa"/>
+            <w:vMerge/>
           </w:tcPr>
           <w:p>
             <w:pPr>
               <w:pStyle w:val="a9"/>
               <w:jc w:val="both"/>
             </w:pPr>
+          </w:p>
+        </w:tc>
+        <w:tc>
+          <w:tcPr>
+            <w:tcW w:w="1459" w:type="dxa"/>
+            <w:vMerge/>
+          </w:tcPr>
+          <w:p>
+            <w:pPr>
+              <w:pStyle w:val="a9"/>
+              <w:jc w:val="both"/>
+            </w:pPr>
+          </w:p>
+        </w:tc>
+        <w:tc>
+          <w:tcPr>
+            <w:tcW w:w="1922" w:type="dxa"/>
+            <w:vMerge/>
+          </w:tcPr>
+          <w:p>
+            <w:pPr>
+              <w:pStyle w:val="a9"/>
+              <w:jc w:val="both"/>
+            </w:pPr>
+          </w:p>
+        </w:tc>
+        <w:tc>
+          <w:tcPr>
+            <w:tcW w:w="2619" w:type="dxa"/>
+          </w:tcPr>
+          <w:p>
+            <w:pPr>
+              <w:pStyle w:val="a9"/>
+              <w:jc w:val="both"/>
+            </w:pPr>
             <w:r>
               <w:t>Авторизация пользователей</w:t>
             </w:r>
@@ -7830,7 +8346,8 @@
       <w:tr>
         <w:tc>
           <w:tcPr>
-            <w:tcW w:w="4814" w:type="dxa"/>
+            <w:tcW w:w="2458" w:type="dxa"/>
+            <w:vMerge/>
           </w:tcPr>
           <w:p>
             <w:pPr>
@@ -7841,13 +8358,49 @@
         </w:tc>
         <w:tc>
           <w:tcPr>
-            <w:tcW w:w="4814" w:type="dxa"/>
+            <w:tcW w:w="1170" w:type="dxa"/>
+            <w:vMerge/>
           </w:tcPr>
           <w:p>
             <w:pPr>
               <w:pStyle w:val="a9"/>
               <w:jc w:val="both"/>
             </w:pPr>
+          </w:p>
+        </w:tc>
+        <w:tc>
+          <w:tcPr>
+            <w:tcW w:w="1459" w:type="dxa"/>
+            <w:vMerge/>
+          </w:tcPr>
+          <w:p>
+            <w:pPr>
+              <w:pStyle w:val="a9"/>
+              <w:jc w:val="both"/>
+            </w:pPr>
+          </w:p>
+        </w:tc>
+        <w:tc>
+          <w:tcPr>
+            <w:tcW w:w="1922" w:type="dxa"/>
+            <w:vMerge/>
+          </w:tcPr>
+          <w:p>
+            <w:pPr>
+              <w:pStyle w:val="a9"/>
+              <w:jc w:val="both"/>
+            </w:pPr>
+          </w:p>
+        </w:tc>
+        <w:tc>
+          <w:tcPr>
+            <w:tcW w:w="2619" w:type="dxa"/>
+          </w:tcPr>
+          <w:p>
+            <w:pPr>
+              <w:pStyle w:val="a9"/>
+              <w:jc w:val="both"/>
+            </w:pPr>
             <w:r>
               <w:t>Назначение тестов</w:t>
             </w:r>
@@ -7857,7 +8410,8 @@
       <w:tr>
         <w:tc>
           <w:tcPr>
-            <w:tcW w:w="4814" w:type="dxa"/>
+            <w:tcW w:w="2458" w:type="dxa"/>
+            <w:vMerge/>
           </w:tcPr>
           <w:p>
             <w:pPr>
@@ -7868,13 +8422,49 @@
         </w:tc>
         <w:tc>
           <w:tcPr>
-            <w:tcW w:w="4814" w:type="dxa"/>
+            <w:tcW w:w="1170" w:type="dxa"/>
+            <w:vMerge/>
           </w:tcPr>
           <w:p>
             <w:pPr>
               <w:pStyle w:val="a9"/>
               <w:jc w:val="both"/>
             </w:pPr>
+          </w:p>
+        </w:tc>
+        <w:tc>
+          <w:tcPr>
+            <w:tcW w:w="1459" w:type="dxa"/>
+            <w:vMerge/>
+          </w:tcPr>
+          <w:p>
+            <w:pPr>
+              <w:pStyle w:val="a9"/>
+              <w:jc w:val="both"/>
+            </w:pPr>
+          </w:p>
+        </w:tc>
+        <w:tc>
+          <w:tcPr>
+            <w:tcW w:w="1922" w:type="dxa"/>
+            <w:vMerge/>
+          </w:tcPr>
+          <w:p>
+            <w:pPr>
+              <w:pStyle w:val="a9"/>
+              <w:jc w:val="both"/>
+            </w:pPr>
+          </w:p>
+        </w:tc>
+        <w:tc>
+          <w:tcPr>
+            <w:tcW w:w="2619" w:type="dxa"/>
+          </w:tcPr>
+          <w:p>
+            <w:pPr>
+              <w:pStyle w:val="a9"/>
+              <w:jc w:val="both"/>
+            </w:pPr>
             <w:r>
               <w:t>Техническая поддержка</w:t>
             </w:r>
@@ -7884,7 +8474,8 @@
       <w:tr>
         <w:tc>
           <w:tcPr>
-            <w:tcW w:w="4814" w:type="dxa"/>
+            <w:tcW w:w="2458" w:type="dxa"/>
+            <w:vMerge w:val="restart"/>
           </w:tcPr>
           <w:p>
             <w:pPr>
@@ -7898,7 +8489,8 @@
         </w:tc>
         <w:tc>
           <w:tcPr>
-            <w:tcW w:w="4814" w:type="dxa"/>
+            <w:tcW w:w="1170" w:type="dxa"/>
+            <w:vMerge w:val="restart"/>
           </w:tcPr>
           <w:p>
             <w:pPr>
@@ -7906,6 +8498,59 @@
               <w:jc w:val="both"/>
             </w:pPr>
             <w:r>
+              <w:t>Итоги</w:t>
+            </w:r>
+            <w:r>
+              <w:rPr>
+                <w:lang w:val="en-US"/>
+              </w:rPr>
+              <w:t xml:space="preserve"> </w:t>
+            </w:r>
+            <w:r>
+              <w:t>теста</w:t>
+            </w:r>
+          </w:p>
+        </w:tc>
+        <w:tc>
+          <w:tcPr>
+            <w:tcW w:w="1459" w:type="dxa"/>
+            <w:vMerge w:val="restart"/>
+          </w:tcPr>
+          <w:p>
+            <w:pPr>
+              <w:pStyle w:val="a9"/>
+              <w:jc w:val="both"/>
+            </w:pPr>
+            <w:r>
+              <w:t>PDF/Excel отчет</w:t>
+            </w:r>
+          </w:p>
+        </w:tc>
+        <w:tc>
+          <w:tcPr>
+            <w:tcW w:w="1922" w:type="dxa"/>
+            <w:vMerge w:val="restart"/>
+          </w:tcPr>
+          <w:p>
+            <w:pPr>
+              <w:pStyle w:val="a9"/>
+              <w:jc w:val="both"/>
+            </w:pPr>
+            <w:r>
+              <w:t>Тест завершен</w:t>
+            </w:r>
+          </w:p>
+        </w:tc>
+        <w:tc>
+          <w:tcPr>
+            <w:tcW w:w="2619" w:type="dxa"/>
+          </w:tcPr>
+          <w:p>
+            <w:pPr>
+              <w:pStyle w:val="a9"/>
+              <w:jc w:val="both"/>
+            </w:pPr>
+            <w:r>
               <w:t>Сбор данных</w:t>
             </w:r>
           </w:p>
@@ -7914,7 +8559,8 @@
       <w:tr>
         <w:tc>
           <w:tcPr>
-            <w:tcW w:w="4814" w:type="dxa"/>
+            <w:tcW w:w="2458" w:type="dxa"/>
+            <w:vMerge/>
           </w:tcPr>
           <w:p>
             <w:pPr>
@@ -7925,13 +8571,49 @@
         </w:tc>
         <w:tc>
           <w:tcPr>
-            <w:tcW w:w="4814" w:type="dxa"/>
+            <w:tcW w:w="1170" w:type="dxa"/>
+            <w:vMerge/>
           </w:tcPr>
           <w:p>
             <w:pPr>
               <w:pStyle w:val="a9"/>
               <w:jc w:val="both"/>
             </w:pPr>
+          </w:p>
+        </w:tc>
+        <w:tc>
+          <w:tcPr>
+            <w:tcW w:w="1459" w:type="dxa"/>
+            <w:vMerge/>
+          </w:tcPr>
+          <w:p>
+            <w:pPr>
+              <w:pStyle w:val="a9"/>
+              <w:jc w:val="both"/>
+            </w:pPr>
+          </w:p>
+        </w:tc>
+        <w:tc>
+          <w:tcPr>
+            <w:tcW w:w="1922" w:type="dxa"/>
+            <w:vMerge/>
+          </w:tcPr>
+          <w:p>
+            <w:pPr>
+              <w:pStyle w:val="a9"/>
+              <w:jc w:val="both"/>
+            </w:pPr>
+          </w:p>
+        </w:tc>
+        <w:tc>
+          <w:tcPr>
+            <w:tcW w:w="2619" w:type="dxa"/>
+          </w:tcPr>
+          <w:p>
+            <w:pPr>
+              <w:pStyle w:val="a9"/>
+              <w:jc w:val="both"/>
+            </w:pPr>
             <w:r>
               <w:t>Формирование отчета</w:t>
             </w:r>
@@ -7941,7 +8623,8 @@
       <w:tr>
         <w:tc>
           <w:tcPr>
-            <w:tcW w:w="4814" w:type="dxa"/>
+            <w:tcW w:w="2458" w:type="dxa"/>
+            <w:vMerge/>
           </w:tcPr>
           <w:p>
             <w:pPr>
@@ -7952,12 +8635,48 @@
         </w:tc>
         <w:tc>
           <w:tcPr>
-            <w:tcW w:w="4814" w:type="dxa"/>
+            <w:tcW w:w="1170" w:type="dxa"/>
+            <w:vMerge/>
           </w:tcPr>
           <w:p>
             <w:pPr>
               <w:pStyle w:val="a9"/>
               <w:jc w:val="both"/>
+            </w:pPr>
+          </w:p>
+        </w:tc>
+        <w:tc>
+          <w:tcPr>
+            <w:tcW w:w="1459" w:type="dxa"/>
+            <w:vMerge/>
+          </w:tcPr>
+          <w:p>
+            <w:pPr>
+              <w:pStyle w:val="a9"/>
+              <w:jc w:val="both"/>
+            </w:pPr>
+          </w:p>
+        </w:tc>
+        <w:tc>
+          <w:tcPr>
+            <w:tcW w:w="1922" w:type="dxa"/>
+            <w:vMerge/>
+          </w:tcPr>
+          <w:p>
+            <w:pPr>
+              <w:pStyle w:val="a9"/>
+              <w:jc w:val="both"/>
+            </w:pPr>
+          </w:p>
+        </w:tc>
+        <w:tc>
+          <w:tcPr>
+            <w:tcW w:w="2619" w:type="dxa"/>
+          </w:tcPr>
+          <w:p>
+            <w:pPr>
+              <w:pStyle w:val="a9"/>
+              <w:jc w:val="both"/>
               <w:rPr>
                 <w:lang w:val="en-US"/>
               </w:rPr>
@@ -7969,7 +8688,7 @@
               <w:rPr>
                 <w:lang w:val="en-US"/>
               </w:rPr>
-              <w:t>PDF/EXEL</w:t>
+              <w:t>PDF/EXCEL</w:t>
             </w:r>
           </w:p>
         </w:tc>
@@ -7981,15 +8700,16 @@
         <w:pStyle w:val="2"/>
         <w:numPr>
           <w:ilvl w:val="1"/>
-          <w:numId w:val="15"/>
+          <w:numId w:val="1"/>
         </w:numPr>
         <w:ind w:hanging="83"/>
       </w:pPr>
-      <w:bookmarkStart w:id="35" w:name="_Toc223301866"/>
-      <w:r>
+      <w:bookmarkStart w:id="36" w:name="_Toc223301866"/>
+      <w:r>
+        <w:lastRenderedPageBreak/>
         <w:t>Функциональная структура системы</w:t>
       </w:r>
-      <w:bookmarkEnd w:id="35"/>
+      <w:bookmarkEnd w:id="36"/>
     </w:p>
     <w:p>
       <w:r>
@@ -8003,6 +8723,7 @@
       <w:r>
         <w:rPr>
           <w:noProof/>
+          <w:lang w:eastAsia="ru-RU"/>
         </w:rPr>
         <w:drawing>
           <wp:inline distT="0" distB="0" distL="0" distR="0" wp14:anchorId="7E2B80CF" wp14:editId="0FD17ADD">
@@ -8047,7 +8768,6 @@
     </w:p>
     <w:p>
       <w:r>
-        <w:lastRenderedPageBreak/>
         <w:t xml:space="preserve">Связь «Подсистема работы с пользователями – Подсистема </w:t>
       </w:r>
       <w:r>
@@ -8116,15 +8836,7 @@
         <w:t xml:space="preserve">работы с банком вопросов </w:t>
       </w:r>
       <w:r>
-        <w:t xml:space="preserve">– Подсистема работы с БД» определяет процесс записи/получения из </w:t>
-      </w:r>
-      <w:proofErr w:type="spellStart"/>
-      <w:r>
-        <w:t>бд</w:t>
-      </w:r>
-      <w:proofErr w:type="spellEnd"/>
-      <w:r>
-        <w:t xml:space="preserve"> </w:t>
+        <w:t xml:space="preserve">– Подсистема работы с БД» определяет процесс записи/получения из бд </w:t>
       </w:r>
       <w:r>
         <w:t>вопросов и тестирований</w:t>
@@ -8135,6 +8847,7 @@
     </w:p>
     <w:p>
       <w:r>
+        <w:lastRenderedPageBreak/>
         <w:t>Связь «Подсистема поддержки – Подсистема поддержки БД» определяет работу администратора при сбоях в БД.</w:t>
       </w:r>
     </w:p>
@@ -8151,32 +8864,32 @@
         <w:pStyle w:val="2"/>
         <w:numPr>
           <w:ilvl w:val="1"/>
-          <w:numId w:val="15"/>
+          <w:numId w:val="1"/>
         </w:numPr>
         <w:ind w:left="1134" w:hanging="425"/>
         <w:jc w:val="both"/>
       </w:pPr>
-      <w:bookmarkStart w:id="36" w:name="_Toc223301867"/>
+      <w:bookmarkStart w:id="37" w:name="_Toc223301867"/>
       <w:r>
         <w:t>Функциональная структура системы</w:t>
       </w:r>
-      <w:bookmarkEnd w:id="36"/>
+      <w:bookmarkEnd w:id="37"/>
     </w:p>
     <w:p>
       <w:pPr>
         <w:pStyle w:val="2"/>
         <w:numPr>
           <w:ilvl w:val="2"/>
-          <w:numId w:val="15"/>
+          <w:numId w:val="1"/>
         </w:numPr>
         <w:ind w:left="1134"/>
         <w:jc w:val="both"/>
       </w:pPr>
-      <w:bookmarkStart w:id="37" w:name="_Toc223301868"/>
+      <w:bookmarkStart w:id="38" w:name="_Toc223301868"/>
       <w:r>
         <w:t>Дополнительные требования</w:t>
       </w:r>
-      <w:bookmarkEnd w:id="37"/>
+      <w:bookmarkEnd w:id="38"/>
     </w:p>
     <w:p>
       <w:pPr>
@@ -8199,16 +8912,16 @@
         <w:pStyle w:val="2"/>
         <w:numPr>
           <w:ilvl w:val="2"/>
-          <w:numId w:val="15"/>
+          <w:numId w:val="1"/>
         </w:numPr>
         <w:ind w:left="1134"/>
         <w:jc w:val="both"/>
       </w:pPr>
-      <w:bookmarkStart w:id="38" w:name="_Toc223301869"/>
+      <w:bookmarkStart w:id="39" w:name="_Toc223301869"/>
       <w:r>
         <w:t>Требования к информационному обеспечению системы</w:t>
       </w:r>
-      <w:bookmarkEnd w:id="38"/>
+      <w:bookmarkEnd w:id="39"/>
     </w:p>
     <w:p>
       <w:r>
@@ -8217,7 +8930,6 @@
     </w:p>
     <w:p>
       <w:r>
-        <w:lastRenderedPageBreak/>
         <w:t xml:space="preserve">Пользовательские данные, используемые системой, должны храниться в реляционной СУБД. Данные необходимые </w:t>
       </w:r>
       <w:r>
@@ -8254,12 +8966,12 @@
         <w:pStyle w:val="2"/>
         <w:numPr>
           <w:ilvl w:val="2"/>
-          <w:numId w:val="15"/>
+          <w:numId w:val="1"/>
         </w:numPr>
         <w:ind w:left="1134"/>
         <w:jc w:val="both"/>
       </w:pPr>
-      <w:bookmarkStart w:id="39" w:name="_Toc223301870"/>
+      <w:bookmarkStart w:id="40" w:name="_Toc223301870"/>
       <w:r>
         <w:t>Требования к лингвистическому обеспечени</w:t>
       </w:r>
@@ -8269,7 +8981,7 @@
       <w:r>
         <w:t>системы</w:t>
       </w:r>
-      <w:bookmarkEnd w:id="39"/>
+      <w:bookmarkEnd w:id="40"/>
     </w:p>
     <w:p>
       <w:r>
@@ -8284,13 +8996,14 @@
         <w:pStyle w:val="2"/>
         <w:numPr>
           <w:ilvl w:val="2"/>
-          <w:numId w:val="15"/>
+          <w:numId w:val="1"/>
         </w:numPr>
         <w:ind w:left="1134"/>
         <w:jc w:val="both"/>
       </w:pPr>
-      <w:bookmarkStart w:id="40" w:name="_Toc223301871"/>
-      <w:r>
+      <w:bookmarkStart w:id="41" w:name="_Toc223301871"/>
+      <w:r>
+        <w:lastRenderedPageBreak/>
         <w:t xml:space="preserve">Требования к </w:t>
       </w:r>
       <w:r>
@@ -8305,7 +9018,7 @@
       <w:r>
         <w:t xml:space="preserve"> системы</w:t>
       </w:r>
-      <w:bookmarkEnd w:id="40"/>
+      <w:bookmarkEnd w:id="41"/>
     </w:p>
     <w:p>
       <w:pPr>
@@ -8320,7 +9033,7 @@
         <w:pStyle w:val="aa"/>
         <w:numPr>
           <w:ilvl w:val="0"/>
-          <w:numId w:val="46"/>
+          <w:numId w:val="8"/>
         </w:numPr>
         <w:ind w:hanging="11"/>
       </w:pPr>
@@ -8333,15 +9046,7 @@
         <w:ind w:hanging="11"/>
       </w:pPr>
       <w:r>
-        <w:t xml:space="preserve">Opera 12 и выше, или Safari 14 и выше, или </w:t>
-      </w:r>
-      <w:proofErr w:type="spellStart"/>
-      <w:r>
-        <w:t>Chrome</w:t>
-      </w:r>
-      <w:proofErr w:type="spellEnd"/>
-      <w:r>
-        <w:t xml:space="preserve"> 88 и выше;</w:t>
+        <w:t>Opera 12 и выше, или Safari 14 и выше, или Chrome 88 и выше;</w:t>
       </w:r>
     </w:p>
     <w:p>
@@ -8349,20 +9054,12 @@
         <w:pStyle w:val="aa"/>
         <w:numPr>
           <w:ilvl w:val="0"/>
-          <w:numId w:val="46"/>
+          <w:numId w:val="8"/>
         </w:numPr>
         <w:ind w:hanging="11"/>
       </w:pPr>
       <w:r>
-        <w:t xml:space="preserve">включенная поддержка JavaScript и </w:t>
-      </w:r>
-      <w:proofErr w:type="spellStart"/>
-      <w:r>
-        <w:t>cookies</w:t>
-      </w:r>
-      <w:proofErr w:type="spellEnd"/>
-      <w:r>
-        <w:t>.</w:t>
+        <w:t>включенная поддержка JavaScript и cookies.</w:t>
       </w:r>
     </w:p>
     <w:p>
@@ -8370,12 +9067,12 @@
         <w:pStyle w:val="2"/>
         <w:numPr>
           <w:ilvl w:val="2"/>
-          <w:numId w:val="15"/>
+          <w:numId w:val="1"/>
         </w:numPr>
         <w:ind w:left="1134"/>
         <w:jc w:val="both"/>
       </w:pPr>
-      <w:bookmarkStart w:id="41" w:name="_Toc223301872"/>
+      <w:bookmarkStart w:id="42" w:name="_Toc223301872"/>
       <w:r>
         <w:t xml:space="preserve">Требования к </w:t>
       </w:r>
@@ -8391,7 +9088,7 @@
       <w:r>
         <w:t xml:space="preserve"> системы</w:t>
       </w:r>
-      <w:bookmarkEnd w:id="41"/>
+      <w:bookmarkEnd w:id="42"/>
     </w:p>
     <w:p>
       <w:pPr>
@@ -8406,7 +9103,7 @@
         <w:pStyle w:val="aa"/>
         <w:numPr>
           <w:ilvl w:val="0"/>
-          <w:numId w:val="46"/>
+          <w:numId w:val="8"/>
         </w:numPr>
         <w:ind w:hanging="11"/>
       </w:pPr>
@@ -8440,7 +9137,7 @@
         <w:pStyle w:val="aa"/>
         <w:numPr>
           <w:ilvl w:val="0"/>
-          <w:numId w:val="46"/>
+          <w:numId w:val="8"/>
         </w:numPr>
         <w:ind w:hanging="11"/>
       </w:pPr>
@@ -8462,7 +9159,7 @@
         <w:pStyle w:val="aa"/>
         <w:numPr>
           <w:ilvl w:val="0"/>
-          <w:numId w:val="46"/>
+          <w:numId w:val="8"/>
         </w:numPr>
         <w:ind w:hanging="11"/>
       </w:pPr>
@@ -8481,7 +9178,7 @@
         <w:pStyle w:val="aa"/>
         <w:numPr>
           <w:ilvl w:val="0"/>
-          <w:numId w:val="46"/>
+          <w:numId w:val="8"/>
         </w:numPr>
         <w:ind w:hanging="11"/>
       </w:pPr>
@@ -8500,27 +9197,18 @@
         <w:pStyle w:val="aa"/>
         <w:numPr>
           <w:ilvl w:val="0"/>
-          <w:numId w:val="46"/>
+          <w:numId w:val="8"/>
         </w:numPr>
         <w:ind w:hanging="11"/>
       </w:pPr>
       <w:r>
-        <w:lastRenderedPageBreak/>
         <w:t xml:space="preserve">процессор с тактовой частотой не менее </w:t>
       </w:r>
       <w:r>
         <w:t>3</w:t>
       </w:r>
       <w:r>
-        <w:t xml:space="preserve"> </w:t>
-      </w:r>
-      <w:proofErr w:type="spellStart"/>
-      <w:r>
-        <w:t>GHz</w:t>
-      </w:r>
-      <w:proofErr w:type="spellEnd"/>
-      <w:r>
-        <w:t>.</w:t>
+        <w:t xml:space="preserve"> GHz.</w:t>
       </w:r>
     </w:p>
     <w:p>
@@ -8528,12 +9216,12 @@
         <w:pStyle w:val="2"/>
         <w:numPr>
           <w:ilvl w:val="2"/>
-          <w:numId w:val="15"/>
+          <w:numId w:val="1"/>
         </w:numPr>
         <w:ind w:left="1134"/>
         <w:jc w:val="both"/>
       </w:pPr>
-      <w:bookmarkStart w:id="42" w:name="_Toc223301873"/>
+      <w:bookmarkStart w:id="43" w:name="_Toc223301873"/>
       <w:r>
         <w:t>Требования к метрологическому обеспечени</w:t>
       </w:r>
@@ -8543,7 +9231,7 @@
       <w:r>
         <w:t xml:space="preserve"> системы</w:t>
       </w:r>
-      <w:bookmarkEnd w:id="42"/>
+      <w:bookmarkEnd w:id="43"/>
     </w:p>
     <w:p>
       <w:pPr>
@@ -8564,12 +9252,12 @@
         <w:pStyle w:val="2"/>
         <w:numPr>
           <w:ilvl w:val="2"/>
-          <w:numId w:val="15"/>
+          <w:numId w:val="1"/>
         </w:numPr>
         <w:ind w:left="1134"/>
         <w:jc w:val="both"/>
       </w:pPr>
-      <w:bookmarkStart w:id="43" w:name="_Toc223301874"/>
+      <w:bookmarkStart w:id="44" w:name="_Toc223301874"/>
       <w:r>
         <w:t xml:space="preserve">Требования к </w:t>
       </w:r>
@@ -8585,7 +9273,7 @@
       <w:r>
         <w:t xml:space="preserve"> системы</w:t>
       </w:r>
-      <w:bookmarkEnd w:id="43"/>
+      <w:bookmarkEnd w:id="44"/>
     </w:p>
     <w:p>
       <w:pPr>
@@ -8601,16 +9289,16 @@
         <w:pStyle w:val="2"/>
         <w:numPr>
           <w:ilvl w:val="2"/>
-          <w:numId w:val="15"/>
+          <w:numId w:val="1"/>
         </w:numPr>
         <w:ind w:left="1134"/>
         <w:jc w:val="both"/>
       </w:pPr>
-      <w:bookmarkStart w:id="44" w:name="_Toc223301875"/>
+      <w:bookmarkStart w:id="45" w:name="_Toc223301875"/>
       <w:r>
         <w:t>Требования к методическому обеспечению системы</w:t>
       </w:r>
-      <w:bookmarkEnd w:id="44"/>
+      <w:bookmarkEnd w:id="45"/>
     </w:p>
     <w:p>
       <w:pPr>
@@ -8626,7 +9314,7 @@
         <w:pStyle w:val="aa"/>
         <w:numPr>
           <w:ilvl w:val="0"/>
-          <w:numId w:val="47"/>
+          <w:numId w:val="9"/>
         </w:numPr>
         <w:ind w:hanging="589"/>
       </w:pPr>
@@ -8639,7 +9327,7 @@
         <w:pStyle w:val="aa"/>
         <w:numPr>
           <w:ilvl w:val="0"/>
-          <w:numId w:val="47"/>
+          <w:numId w:val="9"/>
         </w:numPr>
         <w:ind w:hanging="589"/>
       </w:pPr>
@@ -8652,17 +9340,17 @@
         <w:pStyle w:val="1"/>
         <w:numPr>
           <w:ilvl w:val="0"/>
-          <w:numId w:val="15"/>
+          <w:numId w:val="1"/>
         </w:numPr>
         <w:ind w:left="0" w:firstLine="709"/>
         <w:jc w:val="both"/>
       </w:pPr>
-      <w:bookmarkStart w:id="45" w:name="_Toc223301876"/>
+      <w:bookmarkStart w:id="46" w:name="_Toc223301876"/>
       <w:r>
         <w:lastRenderedPageBreak/>
         <w:t>Состав и содержание работ по созданию (развитию) системы</w:t>
       </w:r>
-      <w:bookmarkEnd w:id="45"/>
+      <w:bookmarkEnd w:id="46"/>
     </w:p>
     <w:p>
       <w:pPr>
@@ -9614,17 +10302,17 @@
         <w:pStyle w:val="1"/>
         <w:numPr>
           <w:ilvl w:val="0"/>
-          <w:numId w:val="15"/>
+          <w:numId w:val="1"/>
         </w:numPr>
         <w:ind w:left="0" w:firstLine="709"/>
         <w:jc w:val="both"/>
       </w:pPr>
-      <w:bookmarkStart w:id="46" w:name="_Toc223301877"/>
+      <w:bookmarkStart w:id="47" w:name="_Toc223301877"/>
       <w:r>
         <w:lastRenderedPageBreak/>
         <w:t>Порядок контроля и приемки системы</w:t>
       </w:r>
-      <w:bookmarkEnd w:id="46"/>
+      <w:bookmarkEnd w:id="47"/>
     </w:p>
     <w:p>
       <w:r>
@@ -9689,219 +10377,544 @@
     <w:p>
       <w:pPr>
         <w:pStyle w:val="1"/>
+        <w:numPr>
+          <w:ilvl w:val="0"/>
+          <w:numId w:val="1"/>
+        </w:numPr>
+        <w:ind w:left="0" w:firstLine="709"/>
+        <w:jc w:val="both"/>
+      </w:pPr>
+      <w:bookmarkStart w:id="48" w:name="_Toc223301878"/>
+      <w:r>
+        <w:lastRenderedPageBreak/>
+        <w:t>Требования к составу и содержанию работ по подготовке объекта автоматизации к вводу системы в действие</w:t>
+      </w:r>
+      <w:bookmarkEnd w:id="48"/>
+    </w:p>
+    <w:p>
+      <w:r>
+        <w:t>Д</w:t>
+      </w:r>
+      <w:r>
+        <w:t xml:space="preserve">ля обеспечения готовности объекта к </w:t>
+      </w:r>
+      <w:r>
+        <w:t>вводу системы в действие прове</w:t>
+      </w:r>
+      <w:r>
+        <w:t>сти комплекс мероприятий:</w:t>
+      </w:r>
+    </w:p>
+    <w:p>
+      <w:pPr>
+        <w:numPr>
+          <w:ilvl w:val="1"/>
+          <w:numId w:val="14"/>
+        </w:numPr>
+        <w:tabs>
+          <w:tab w:val="clear" w:pos="1440"/>
+          <w:tab w:val="num" w:pos="1134"/>
+        </w:tabs>
+        <w:ind w:left="0" w:firstLine="709"/>
+      </w:pPr>
+      <w:r>
+        <w:t>Завершить работы по установке и настройке серверного и сетевого оборудования в соответствии с требованиями, разработанными на этапе технического проектирования.</w:t>
+      </w:r>
+    </w:p>
+    <w:p>
+      <w:pPr>
+        <w:numPr>
+          <w:ilvl w:val="1"/>
+          <w:numId w:val="14"/>
+        </w:numPr>
+        <w:tabs>
+          <w:tab w:val="clear" w:pos="1440"/>
+          <w:tab w:val="num" w:pos="1134"/>
+        </w:tabs>
+        <w:ind w:left="0" w:firstLine="709"/>
+      </w:pPr>
+      <w:r>
+        <w:t>Провести нагрузочное тестирование сети и серверной платформы для подтверждения их готовности к пиковым нагрузкам.</w:t>
+      </w:r>
+    </w:p>
+    <w:p>
+      <w:pPr>
+        <w:numPr>
+          <w:ilvl w:val="1"/>
+          <w:numId w:val="14"/>
+        </w:numPr>
+        <w:tabs>
+          <w:tab w:val="clear" w:pos="1440"/>
+          <w:tab w:val="num" w:pos="1134"/>
+        </w:tabs>
+        <w:ind w:left="0" w:firstLine="709"/>
+      </w:pPr>
+      <w:r>
+        <w:t>Обеспечить резервное копирование данных системы в соответствии с политикой резервного копирования Заказчика.</w:t>
+      </w:r>
+    </w:p>
+    <w:p>
+      <w:pPr>
+        <w:numPr>
+          <w:ilvl w:val="1"/>
+          <w:numId w:val="14"/>
+        </w:numPr>
+        <w:tabs>
+          <w:tab w:val="clear" w:pos="1440"/>
+          <w:tab w:val="num" w:pos="1134"/>
+        </w:tabs>
+        <w:ind w:left="0" w:firstLine="709"/>
+      </w:pPr>
+      <w:r>
+        <w:t>Провести калибровку начального набора тестовых заданий.</w:t>
+      </w:r>
+    </w:p>
+    <w:p>
+      <w:pPr>
+        <w:numPr>
+          <w:ilvl w:val="1"/>
+          <w:numId w:val="14"/>
+        </w:numPr>
+        <w:tabs>
+          <w:tab w:val="clear" w:pos="1440"/>
+          <w:tab w:val="num" w:pos="1134"/>
+        </w:tabs>
+        <w:ind w:left="0" w:firstLine="709"/>
+      </w:pPr>
+      <w:r>
+        <w:t xml:space="preserve">Провести инструктаж </w:t>
+      </w:r>
+      <w:r>
+        <w:t>для администраторов системы и преподавателей по работе с ее функционалом.</w:t>
+      </w:r>
+    </w:p>
+    <w:p/>
+    <w:p>
+      <w:pPr>
+        <w:pStyle w:val="2"/>
+        <w:numPr>
+          <w:ilvl w:val="1"/>
+          <w:numId w:val="1"/>
+        </w:numPr>
+        <w:ind w:left="0" w:firstLine="709"/>
+      </w:pPr>
+      <w:bookmarkStart w:id="49" w:name="_Toc223301879"/>
+      <w:r>
+        <w:t>Приведение поступающей в систему информации к виду, пригодному для обработки с помощью ЭВМ</w:t>
+      </w:r>
+      <w:bookmarkEnd w:id="49"/>
+    </w:p>
+    <w:p>
+      <w:r>
+        <w:t>Информация (регистрационные данные, ответы на тесты) вводится пользователями непосредственно в экранные формы системы. Информация о тестовых заданиях должна загружаться через административный интерфейс системы или путем импорта из структурированных в соответствии с утвержденным форматом.</w:t>
+      </w:r>
+    </w:p>
+    <w:p>
+      <w:pPr>
+        <w:pStyle w:val="2"/>
+        <w:numPr>
+          <w:ilvl w:val="1"/>
+          <w:numId w:val="1"/>
+        </w:numPr>
+        <w:ind w:left="0" w:firstLine="709"/>
+      </w:pPr>
+      <w:bookmarkStart w:id="50" w:name="_Toc223301880"/>
+      <w:r>
+        <w:t>Изменения, которые необходимо осуществить в объекте автоматизации</w:t>
+      </w:r>
+      <w:bookmarkEnd w:id="50"/>
+    </w:p>
+    <w:p>
+      <w:r>
+        <w:t>Для функционирования</w:t>
+      </w:r>
+      <w:r>
+        <w:t xml:space="preserve"> создаваемой системы требуется:</w:t>
+      </w:r>
+    </w:p>
+    <w:p>
+      <w:pPr>
+        <w:pStyle w:val="aa"/>
+        <w:numPr>
+          <w:ilvl w:val="0"/>
+          <w:numId w:val="12"/>
+        </w:numPr>
+        <w:ind w:left="0" w:firstLine="709"/>
+      </w:pPr>
+      <w:r>
+        <w:lastRenderedPageBreak/>
+        <w:t>Обеспечить наличие и доступность серверной платформ</w:t>
+      </w:r>
+      <w:r>
+        <w:t>ы с заданными характеристиками.</w:t>
+      </w:r>
+    </w:p>
+    <w:p>
+      <w:pPr>
+        <w:pStyle w:val="aa"/>
+        <w:numPr>
+          <w:ilvl w:val="0"/>
+          <w:numId w:val="12"/>
+        </w:numPr>
+        <w:ind w:left="0" w:firstLine="709"/>
+      </w:pPr>
+      <w:r>
+        <w:t xml:space="preserve">Обеспечить доступ пользователей к системе из внутренней сети </w:t>
+      </w:r>
+      <w:r>
+        <w:t>и из сети Интернет.</w:t>
+      </w:r>
+    </w:p>
+    <w:p>
+      <w:pPr>
+        <w:pStyle w:val="aa"/>
+        <w:numPr>
+          <w:ilvl w:val="0"/>
+          <w:numId w:val="12"/>
+        </w:numPr>
+        <w:ind w:left="0" w:firstLine="709"/>
+      </w:pPr>
+      <w:r>
+        <w:t>Актуализировать должностные инструкции сотрудников, ответственных за эксплуатацию системы.</w:t>
+      </w:r>
+    </w:p>
+    <w:p>
+      <w:pPr>
+        <w:pStyle w:val="2"/>
+        <w:numPr>
+          <w:ilvl w:val="1"/>
+          <w:numId w:val="1"/>
+        </w:numPr>
+        <w:ind w:left="0" w:firstLine="709"/>
+      </w:pPr>
+      <w:bookmarkStart w:id="51" w:name="_Toc223301881"/>
+      <w:r>
+        <w:t>Создание условий функционирования объекта, автоматизации, при которых гарант</w:t>
+      </w:r>
+      <w:r>
+        <w:t>ируется соответс</w:t>
+      </w:r>
+      <w:r>
+        <w:t>т</w:t>
+      </w:r>
+      <w:r>
+        <w:t>ви</w:t>
+      </w:r>
+      <w:r>
+        <w:t>е создаваемой системы требованиям, содержащимся в ТЗ</w:t>
+      </w:r>
+      <w:bookmarkEnd w:id="51"/>
+    </w:p>
+    <w:p>
+      <w:pPr>
+        <w:ind w:left="83"/>
+      </w:pPr>
+      <w:r>
+        <w:t>Для функционирования создаваемой системы требуется платформа, технические характеристики кото</w:t>
+      </w:r>
+      <w:r>
+        <w:t>рой соответствуют предъявленным</w:t>
+      </w:r>
+      <w:r>
+        <w:t>:</w:t>
+      </w:r>
+    </w:p>
+    <w:p>
+      <w:pPr>
+        <w:numPr>
+          <w:ilvl w:val="1"/>
+          <w:numId w:val="18"/>
+        </w:numPr>
+        <w:tabs>
+          <w:tab w:val="clear" w:pos="1440"/>
+          <w:tab w:val="num" w:pos="0"/>
+        </w:tabs>
+        <w:ind w:left="0" w:firstLine="709"/>
+      </w:pPr>
+      <w:r>
+        <w:t>Предоставить серверную платформу. Минимальные требования</w:t>
+      </w:r>
+      <w:r>
+        <w:t xml:space="preserve"> </w:t>
+      </w:r>
+      <w:r>
+        <w:t>должны быть гарантированно обеспечены.</w:t>
+      </w:r>
+    </w:p>
+    <w:p>
+      <w:pPr>
+        <w:numPr>
+          <w:ilvl w:val="1"/>
+          <w:numId w:val="18"/>
+        </w:numPr>
+        <w:tabs>
+          <w:tab w:val="clear" w:pos="1440"/>
+          <w:tab w:val="num" w:pos="0"/>
+        </w:tabs>
+        <w:ind w:left="0" w:firstLine="709"/>
+      </w:pPr>
+      <w:r>
+        <w:t xml:space="preserve">Обеспечить наличие необходимого </w:t>
+      </w:r>
+      <w:r>
+        <w:t xml:space="preserve">системного программного обеспечения </w:t>
+      </w:r>
+    </w:p>
+    <w:p>
+      <w:pPr>
+        <w:numPr>
+          <w:ilvl w:val="1"/>
+          <w:numId w:val="18"/>
+        </w:numPr>
+        <w:tabs>
+          <w:tab w:val="clear" w:pos="1440"/>
+          <w:tab w:val="num" w:pos="0"/>
+        </w:tabs>
+        <w:ind w:left="0" w:firstLine="709"/>
+      </w:pPr>
+      <w:r>
+        <w:t xml:space="preserve">Гарантировать соответствие параметров сети </w:t>
+      </w:r>
+      <w:r>
+        <w:t>требованиям</w:t>
+      </w:r>
+      <w:r>
+        <w:t>.</w:t>
+      </w:r>
+    </w:p>
+    <w:p>
+      <w:pPr>
+        <w:numPr>
+          <w:ilvl w:val="1"/>
+          <w:numId w:val="18"/>
+        </w:numPr>
+        <w:tabs>
+          <w:tab w:val="clear" w:pos="1440"/>
+          <w:tab w:val="num" w:pos="0"/>
+        </w:tabs>
+        <w:ind w:left="0" w:firstLine="709"/>
+      </w:pPr>
+      <w:r>
+        <w:t>Обеспечить наличие репрезентативного банка тестовых заданий в объеме, достаточном для запуска системы.</w:t>
+      </w:r>
+    </w:p>
+    <w:p>
+      <w:pPr>
+        <w:numPr>
+          <w:ilvl w:val="1"/>
+          <w:numId w:val="18"/>
+        </w:numPr>
+        <w:tabs>
+          <w:tab w:val="clear" w:pos="1440"/>
+          <w:tab w:val="num" w:pos="0"/>
+        </w:tabs>
+        <w:ind w:left="0" w:firstLine="709"/>
+      </w:pPr>
+      <w:r>
+        <w:t>изменений в банк заданий, порядок назначения тестов).</w:t>
+      </w:r>
+    </w:p>
+    <w:p>
+      <w:pPr>
+        <w:numPr>
+          <w:ilvl w:val="1"/>
+          <w:numId w:val="18"/>
+        </w:numPr>
+        <w:tabs>
+          <w:tab w:val="clear" w:pos="1440"/>
+          <w:tab w:val="num" w:pos="0"/>
+        </w:tabs>
+        <w:ind w:left="0" w:firstLine="709"/>
+      </w:pPr>
+      <w:r>
+        <w:t xml:space="preserve">Назначить приказом лиц, ответственных за эксплуатацию системы </w:t>
+      </w:r>
+    </w:p>
+    <w:p>
+      <w:pPr>
+        <w:ind w:left="83"/>
+      </w:pPr>
+    </w:p>
+    <w:p>
+      <w:pPr>
+        <w:pStyle w:val="2"/>
+        <w:numPr>
+          <w:ilvl w:val="1"/>
+          <w:numId w:val="1"/>
+        </w:numPr>
+        <w:ind w:left="0" w:firstLine="709"/>
+      </w:pPr>
+      <w:bookmarkStart w:id="52" w:name="_Toc223301882"/>
+      <w:r>
+        <w:t>Создание необходимых для функционирования системы подразделений и служб</w:t>
+      </w:r>
+      <w:bookmarkEnd w:id="52"/>
+    </w:p>
+    <w:p>
+      <w:r>
+        <w:t xml:space="preserve">Для функционирования системы </w:t>
+      </w:r>
+      <w:r>
+        <w:t>требуется дополнительное подразделение</w:t>
+      </w:r>
+      <w:r>
+        <w:t>,</w:t>
+      </w:r>
+      <w:r>
+        <w:t xml:space="preserve"> отвечающее за поддержку объекта автоматизации</w:t>
+      </w:r>
+      <w:r>
+        <w:t>:</w:t>
+      </w:r>
+    </w:p>
+    <w:p>
+      <w:pPr>
         <w:numPr>
           <w:ilvl w:val="0"/>
           <w:numId w:val="15"/>
         </w:numPr>
-        <w:ind w:left="0" w:firstLine="709"/>
-        <w:jc w:val="both"/>
-      </w:pPr>
-      <w:bookmarkStart w:id="47" w:name="_Toc223301878"/>
-      <w:r>
-        <w:lastRenderedPageBreak/>
-        <w:t>Требования к составу и содержанию работ по подготовке объекта автоматизации к вводу системы в действие</w:t>
-      </w:r>
-      <w:bookmarkEnd w:id="47"/>
-    </w:p>
-    <w:p>
-      <w:r>
-        <w:t>Д</w:t>
-      </w:r>
-      <w:r>
-        <w:t xml:space="preserve">ля обеспечения готовности объекта к </w:t>
-      </w:r>
-      <w:r>
-        <w:t>вводу системы в действие прове</w:t>
-      </w:r>
-      <w:r>
-        <w:t>сти комплекс мероприятий:</w:t>
-      </w:r>
-    </w:p>
-    <w:p>
-      <w:pPr>
-        <w:pStyle w:val="aa"/>
-        <w:numPr>
-          <w:ilvl w:val="0"/>
-          <w:numId w:val="49"/>
-        </w:numPr>
-        <w:ind w:left="993"/>
-      </w:pPr>
-      <w:r>
-        <w:t>завершить работы по установке технических средств;</w:t>
-      </w:r>
-    </w:p>
-    <w:p>
-      <w:pPr>
-        <w:pStyle w:val="aa"/>
-        <w:numPr>
-          <w:ilvl w:val="0"/>
-          <w:numId w:val="49"/>
-        </w:numPr>
-        <w:ind w:left="993"/>
-      </w:pPr>
-      <w:r>
-        <w:t>провести диагностику устойчивости сети к нагрузкам;</w:t>
-      </w:r>
-    </w:p>
-    <w:p>
-      <w:pPr>
-        <w:pStyle w:val="aa"/>
-        <w:numPr>
-          <w:ilvl w:val="0"/>
-          <w:numId w:val="49"/>
-        </w:numPr>
-        <w:ind w:left="993"/>
-      </w:pPr>
-      <w:r>
-        <w:t>провести</w:t>
-      </w:r>
-      <w:r>
-        <w:t xml:space="preserve"> инструктаж</w:t>
-      </w:r>
-      <w:r>
-        <w:t xml:space="preserve"> сотрудников.</w:t>
-      </w:r>
-    </w:p>
-    <w:p>
-      <w:pPr>
-        <w:pStyle w:val="2"/>
+      </w:pPr>
+      <w:r>
+        <w:rPr>
+          <w:bCs/>
+        </w:rPr>
+        <w:t>Группа технической поддержки и администрирования:</w:t>
+      </w:r>
+    </w:p>
+    <w:p>
+      <w:pPr>
         <w:numPr>
           <w:ilvl w:val="1"/>
-          <w:numId w:val="15"/>
+          <w:numId w:val="17"/>
         </w:numPr>
-        <w:ind w:left="0" w:firstLine="709"/>
-      </w:pPr>
-      <w:bookmarkStart w:id="48" w:name="_Toc223301879"/>
-      <w:r>
-        <w:t>Приведение поступающей в систему информации к виду, пригодному для обработки с помощью ЭВМ</w:t>
-      </w:r>
-      <w:bookmarkEnd w:id="48"/>
-    </w:p>
-    <w:p>
-      <w:r>
-        <w:t>Информация вводится пользователем в разработанные экранные формы компонентов системы.</w:t>
-      </w:r>
-    </w:p>
-    <w:p>
-      <w:pPr>
-        <w:pStyle w:val="2"/>
+      </w:pPr>
+      <w:r>
+        <w:t>Обеспечение технической работоспособности серверного и сетевого оборудования.</w:t>
+      </w:r>
+    </w:p>
+    <w:p>
+      <w:pPr>
         <w:numPr>
           <w:ilvl w:val="1"/>
-          <w:numId w:val="15"/>
+          <w:numId w:val="17"/>
         </w:numPr>
-        <w:ind w:left="0" w:firstLine="709"/>
-      </w:pPr>
-      <w:bookmarkStart w:id="49" w:name="_Toc223301880"/>
-      <w:r>
-        <w:t>Изменения, которые необходимо осуществить в объекте автоматизации</w:t>
-      </w:r>
-      <w:bookmarkEnd w:id="49"/>
-    </w:p>
-    <w:p>
-      <w:r>
-        <w:t>Для функционирования создаваемой системы требуется установить техническое оборудование, провести диагностику сети, провести дополнительный инструктаж сотрудникам.</w:t>
-      </w:r>
-    </w:p>
-    <w:p>
-      <w:pPr>
-        <w:pStyle w:val="2"/>
+      </w:pPr>
+      <w:r>
+        <w:lastRenderedPageBreak/>
+        <w:t>Администрирование баз данных, обеспечение резервного копирования и восстановления информации.</w:t>
+      </w:r>
+    </w:p>
+    <w:p>
+      <w:pPr>
         <w:numPr>
           <w:ilvl w:val="1"/>
-          <w:numId w:val="15"/>
+          <w:numId w:val="17"/>
         </w:numPr>
-        <w:ind w:left="0" w:firstLine="709"/>
-      </w:pPr>
-      <w:bookmarkStart w:id="50" w:name="_Toc223301881"/>
-      <w:r>
-        <w:t>Создание условий функционирования объекта, автоматизации, при которых гарант</w:t>
-      </w:r>
-      <w:r>
-        <w:t>ируется соответс</w:t>
-      </w:r>
-      <w:r>
-        <w:t>т</w:t>
-      </w:r>
-      <w:r>
-        <w:t>ви</w:t>
-      </w:r>
-      <w:r>
-        <w:t>е создаваемой системы требованиям, содержащимся в ТЗ</w:t>
-      </w:r>
-      <w:bookmarkEnd w:id="50"/>
-    </w:p>
-    <w:p>
-      <w:pPr>
-        <w:ind w:left="83"/>
-      </w:pPr>
-      <w:r>
-        <w:t>Для функционирования создаваемой системы требуется платформа, технические характеристики которой соответствуют предъявленным.</w:t>
-      </w:r>
-    </w:p>
-    <w:p>
-      <w:pPr>
-        <w:pStyle w:val="2"/>
-        <w:numPr>
-          <w:ilvl w:val="1"/>
-          <w:numId w:val="15"/>
-        </w:numPr>
-        <w:ind w:left="0" w:firstLine="709"/>
-      </w:pPr>
-      <w:bookmarkStart w:id="51" w:name="_Toc223301882"/>
-      <w:r>
-        <w:lastRenderedPageBreak/>
-        <w:t>Создание необходимых для функционирования системы подразделений и служб</w:t>
-      </w:r>
-      <w:bookmarkEnd w:id="51"/>
-    </w:p>
-    <w:p>
-      <w:r>
-        <w:t xml:space="preserve">Для функционирования системы </w:t>
-      </w:r>
-      <w:r>
-        <w:t>требуется дополнительное подразделение</w:t>
-      </w:r>
-      <w:r>
-        <w:t>,</w:t>
-      </w:r>
-      <w:r>
-        <w:t xml:space="preserve"> отвечающее за поддержку объекта автоматизации.</w:t>
-      </w:r>
-    </w:p>
-    <w:p>
-      <w:pPr>
-        <w:pStyle w:val="2"/>
-        <w:numPr>
-          <w:ilvl w:val="1"/>
-          <w:numId w:val="15"/>
-        </w:numPr>
-        <w:ind w:left="0" w:firstLine="709"/>
-      </w:pPr>
-      <w:bookmarkStart w:id="52" w:name="_Toc223301883"/>
-      <w:r>
-        <w:t>Сроки и порядок комплектования штатов и обучения персонала</w:t>
-      </w:r>
-      <w:bookmarkEnd w:id="52"/>
-    </w:p>
-    <w:p>
-      <w:r>
-        <w:t>Комплектование штатов подразделений и служб, необходимых для функционирования системы, а также подготовка их сотрудников должны быть завершены до начала опытной эксплуатации системы.</w:t>
-      </w:r>
-    </w:p>
-    <w:p>
-      <w:pPr>
-        <w:pStyle w:val="1"/>
+      </w:pPr>
+      <w:r>
+        <w:t>Поддержка учетных записей пользователей.</w:t>
+      </w:r>
+    </w:p>
+    <w:p>
+      <w:pPr>
         <w:numPr>
           <w:ilvl w:val="0"/>
           <w:numId w:val="15"/>
         </w:numPr>
+      </w:pPr>
+      <w:r>
+        <w:rPr>
+          <w:bCs/>
+        </w:rPr>
+        <w:t>Контент-г</w:t>
+      </w:r>
+      <w:r>
+        <w:rPr>
+          <w:bCs/>
+        </w:rPr>
+        <w:t>руппа</w:t>
+      </w:r>
+      <w:r>
+        <w:rPr>
+          <w:bCs/>
+        </w:rPr>
+        <w:t>:</w:t>
+      </w:r>
+    </w:p>
+    <w:p>
+      <w:pPr>
+        <w:numPr>
+          <w:ilvl w:val="1"/>
+          <w:numId w:val="16"/>
+        </w:numPr>
+      </w:pPr>
+      <w:r>
+        <w:t>Наполнение и актуализация банка тестовых заданий.</w:t>
+      </w:r>
+    </w:p>
+    <w:p>
+      <w:pPr>
+        <w:numPr>
+          <w:ilvl w:val="1"/>
+          <w:numId w:val="16"/>
+        </w:numPr>
+      </w:pPr>
+      <w:r>
+        <w:t>Участие в калибровке тестовых заданий.</w:t>
+      </w:r>
+    </w:p>
+    <w:p>
+      <w:pPr>
+        <w:numPr>
+          <w:ilvl w:val="1"/>
+          <w:numId w:val="16"/>
+        </w:numPr>
+      </w:pPr>
+      <w:r>
+        <w:t>Анализ статистических отчетов по результатам тестирования и выработка предложений по улучшению качества тестовых материалов.</w:t>
+      </w:r>
+    </w:p>
+    <w:p>
+      <w:pPr>
+        <w:pStyle w:val="2"/>
+        <w:numPr>
+          <w:ilvl w:val="1"/>
+          <w:numId w:val="1"/>
+        </w:numPr>
         <w:ind w:left="0" w:firstLine="709"/>
       </w:pPr>
-      <w:bookmarkStart w:id="53" w:name="_Toc223301884"/>
+      <w:bookmarkStart w:id="53" w:name="_Toc223301883"/>
+      <w:r>
+        <w:t>Сроки и порядок комплектования штатов и обучения персонала</w:t>
+      </w:r>
+      <w:bookmarkEnd w:id="53"/>
+    </w:p>
+    <w:p>
+      <w:r>
+        <w:t>Комплектование штатов подразделений и служб, необходимых для функционирования системы, а также подготовка их сотрудников должны быть завершены до начала опытной эксплуатации системы</w:t>
+      </w:r>
+      <w:r>
+        <w:t xml:space="preserve"> (04.05.2026)</w:t>
+      </w:r>
+      <w:r>
+        <w:t>.</w:t>
+      </w:r>
+    </w:p>
+    <w:p>
+      <w:pPr>
+        <w:pStyle w:val="1"/>
+        <w:numPr>
+          <w:ilvl w:val="0"/>
+          <w:numId w:val="1"/>
+        </w:numPr>
+        <w:ind w:left="0" w:firstLine="709"/>
+      </w:pPr>
+      <w:bookmarkStart w:id="54" w:name="_Toc223301884"/>
       <w:r>
         <w:lastRenderedPageBreak/>
         <w:t>Требования к документированию</w:t>
       </w:r>
-      <w:bookmarkEnd w:id="53"/>
+      <w:bookmarkEnd w:id="54"/>
     </w:p>
     <w:p>
       <w:r>
@@ -9967,16 +10980,16 @@
         <w:pStyle w:val="1"/>
         <w:numPr>
           <w:ilvl w:val="0"/>
-          <w:numId w:val="15"/>
+          <w:numId w:val="1"/>
         </w:numPr>
         <w:ind w:left="709" w:firstLine="0"/>
       </w:pPr>
-      <w:bookmarkStart w:id="54" w:name="_Toc223301885"/>
+      <w:bookmarkStart w:id="55" w:name="_Toc223301885"/>
       <w:r>
         <w:lastRenderedPageBreak/>
         <w:t>Источники разработки</w:t>
       </w:r>
-      <w:bookmarkEnd w:id="54"/>
+      <w:bookmarkEnd w:id="55"/>
     </w:p>
     <w:p>
       <w:r>
@@ -10028,15 +11041,7 @@
         <w:t xml:space="preserve"> </w:t>
       </w:r>
       <w:r>
-        <w:t xml:space="preserve">Лилия </w:t>
-      </w:r>
-      <w:proofErr w:type="spellStart"/>
-      <w:r>
-        <w:t>Фаритовна</w:t>
-      </w:r>
-      <w:proofErr w:type="spellEnd"/>
-      <w:r>
-        <w:t xml:space="preserve"> Тагирова, Татьяна Михайловна Зубкова</w:t>
+        <w:t>Лилия Фаритовна Тагирова, Татьяна Михайловна Зубкова</w:t>
       </w:r>
       <w:r>
         <w:t>, Оренбургский государственный университет</w:t>
@@ -10058,13 +11063,8 @@
       <w:r>
         <w:t xml:space="preserve">С.С. </w:t>
       </w:r>
-      <w:proofErr w:type="spellStart"/>
-      <w:r>
-        <w:t>Войтехович</w:t>
-      </w:r>
-      <w:proofErr w:type="spellEnd"/>
-      <w:r>
-        <w:t>, Электронный сборник трудов молодых специалистов полоцкого государственного университета</w:t>
+      <w:r>
+        <w:t>Войтехович, Электронный сборник трудов молодых специалистов полоцкого государственного университета</w:t>
       </w:r>
       <w:r>
         <w:t>.</w:t>
@@ -10076,16 +11076,16 @@
       <w:pPr>
         <w:pStyle w:val="1"/>
       </w:pPr>
-      <w:bookmarkStart w:id="55" w:name="__RefHeading___Toc1971943_3914974537"/>
-      <w:bookmarkStart w:id="56" w:name="_Toc185806052"/>
-      <w:bookmarkStart w:id="57" w:name="_Toc223301886"/>
-      <w:bookmarkEnd w:id="55"/>
+      <w:bookmarkStart w:id="56" w:name="__RefHeading___Toc1971943_3914974537"/>
+      <w:bookmarkStart w:id="57" w:name="_Toc185806052"/>
+      <w:bookmarkStart w:id="58" w:name="_Toc223301886"/>
+      <w:bookmarkEnd w:id="56"/>
       <w:r>
         <w:lastRenderedPageBreak/>
         <w:t>Заключение</w:t>
       </w:r>
-      <w:bookmarkEnd w:id="56"/>
       <w:bookmarkEnd w:id="57"/>
+      <w:bookmarkEnd w:id="58"/>
     </w:p>
     <w:p>
       <w:r>
@@ -10105,41 +11105,92 @@
       <w:pPr>
         <w:pStyle w:val="1"/>
       </w:pPr>
-      <w:bookmarkStart w:id="58" w:name="_Toc223301887"/>
+      <w:bookmarkStart w:id="59" w:name="_Toc223301887"/>
       <w:r>
         <w:lastRenderedPageBreak/>
         <w:t>Список использованных источников</w:t>
       </w:r>
-      <w:bookmarkEnd w:id="58"/>
-    </w:p>
-    <w:p>
-      <w:r>
-        <w:t xml:space="preserve">1. Лобанов, А. А. Проектирование информационных систем [Электронный ресурс]: учебное пособие / А. А. Лобанов, Ю. С. Лобанова, Е. Н. </w:t>
-      </w:r>
-      <w:proofErr w:type="spellStart"/>
-      <w:r>
-        <w:t>Абраш</w:t>
-      </w:r>
-      <w:proofErr w:type="spellEnd"/>
-      <w:r>
-        <w:t xml:space="preserve">, Н. В. </w:t>
-      </w:r>
-      <w:proofErr w:type="spellStart"/>
-      <w:r>
-        <w:t>Братусь</w:t>
-      </w:r>
-      <w:proofErr w:type="spellEnd"/>
-      <w:r>
-        <w:t>; под ред. А. А. Лобанова. – Электрон. текст</w:t>
-      </w:r>
-      <w:proofErr w:type="gramStart"/>
-      <w:r>
-        <w:t>.</w:t>
-      </w:r>
-      <w:proofErr w:type="gramEnd"/>
-      <w:r>
-        <w:t xml:space="preserve"> дан. (3,2 Мб). – Киров: Изд-во МЦИТО, 2023</w:t>
-      </w:r>
+      <w:bookmarkEnd w:id="59"/>
+    </w:p>
+    <w:p>
+      <w:pPr>
+        <w:pStyle w:val="aa"/>
+        <w:numPr>
+          <w:ilvl w:val="0"/>
+          <w:numId w:val="13"/>
+        </w:numPr>
+        <w:ind w:left="0" w:firstLine="709"/>
+      </w:pPr>
+      <w:r>
+        <w:t>Лобанов, А. А. Проектирование информационных систем [Электронный ресурс]: учебное пособие / А. А. Лобанов, Ю. С. Лобанова, Е. Н. Абраш, Н. В. Братусь; под ред. А. А. Лобанова. – Электрон. текст. дан. (3,2 Мб). – Киров: Изд-во МЦИТО, 2023</w:t>
+      </w:r>
+    </w:p>
+    <w:p>
+      <w:pPr>
+        <w:pStyle w:val="aa"/>
+        <w:numPr>
+          <w:ilvl w:val="0"/>
+          <w:numId w:val="13"/>
+        </w:numPr>
+        <w:ind w:left="0" w:firstLine="709"/>
+      </w:pPr>
+      <w:r>
+        <w:t>«</w:t>
+      </w:r>
+      <w:r>
+        <w:t>Интеллектуальная система адаптивного тестирования</w:t>
+      </w:r>
+      <w:r>
+        <w:t>»</w:t>
+      </w:r>
+      <w:r>
+        <w:t xml:space="preserve"> </w:t>
+      </w:r>
+      <w:r>
+        <w:t>[Электронный ресурс]</w:t>
+      </w:r>
+      <w:r>
+        <w:t xml:space="preserve"> </w:t>
+      </w:r>
+      <w:r>
+        <w:t>Лилия Фаритовна Тагирова, Татьяна Михайловна Зубкова</w:t>
+      </w:r>
+      <w:r>
+        <w:t>, Оренбургский государственный университет.</w:t>
+      </w:r>
+    </w:p>
+    <w:p>
+      <w:pPr>
+        <w:pStyle w:val="aa"/>
+        <w:numPr>
+          <w:ilvl w:val="0"/>
+          <w:numId w:val="13"/>
+        </w:numPr>
+        <w:ind w:left="0" w:firstLine="709"/>
+      </w:pPr>
+      <w:r>
+        <w:t>«Адаптивное тестирование и алгоритмы его проведения»</w:t>
+      </w:r>
+      <w:r>
+        <w:t xml:space="preserve"> </w:t>
+      </w:r>
+      <w:r>
+        <w:t>[Электронный ресурс]</w:t>
+      </w:r>
+      <w:r>
+        <w:t xml:space="preserve"> </w:t>
+      </w:r>
+      <w:r>
+        <w:t xml:space="preserve">С.С. </w:t>
+      </w:r>
+      <w:r>
+        <w:t>Войтехович, Электронный сборник трудов молодых специалистов полоцкого государственного университета.</w:t>
+      </w:r>
+    </w:p>
+    <w:p>
+      <w:pPr>
+        <w:ind w:left="709" w:firstLine="0"/>
+      </w:pPr>
     </w:p>
     <w:sectPr>
       <w:footerReference w:type="default" r:id="rId10"/>
@@ -10155,7 +11206,7 @@
 </file>
 
 <file path=word/endnotes.xml><?xml version="1.0" encoding="utf-8"?>
-<w:endnotes xmlns:wpc="http://schemas.microsoft.com/office/word/2010/wordprocessingCanvas" xmlns:cx="http://schemas.microsoft.com/office/drawing/2014/chartex" xmlns:cx1="http://schemas.microsoft.com/office/drawing/2015/9/8/chartex" xmlns:cx2="http://schemas.microsoft.com/office/drawing/2015/10/21/chartex" xmlns:cx3="http://schemas.microsoft.com/office/drawing/2016/5/9/chartex" xmlns:cx4="http://schemas.microsoft.com/office/drawing/2016/5/10/chartex" xmlns:cx5="http://schemas.microsoft.com/office/drawing/2016/5/11/chartex" xmlns:cx6="http://schemas.microsoft.com/office/drawing/2016/5/12/chartex" xmlns:cx7="http://schemas.microsoft.com/office/drawing/2016/5/13/chartex" xmlns:cx8="http://schemas.microsoft.com/office/drawing/2016/5/14/chartex" xmlns:mc="http://schemas.openxmlformats.org/markup-compatibility/2006" xmlns:aink="http://schemas.microsoft.com/office/drawing/2016/ink" xmlns:am3d="http://schemas.microsoft.com/office/drawing/2017/model3d" xmlns:o="urn:schemas-microsoft-com:office:office" xmlns:r="http://schemas.openxmlformats.org/officeDocument/2006/relationships" xmlns:m="http://schemas.openxmlformats.org/officeDocument/2006/math" xmlns:v="urn:schemas-microsoft-com:vml" xmlns:wp14="http://schemas.microsoft.com/office/word/2010/wordprocessingDrawing" xmlns:wp="http://schemas.openxmlformats.org/drawingml/2006/wordprocessingDrawing" xmlns:w10="urn:schemas-microsoft-com:office:word" xmlns:w="http://schemas.openxmlformats.org/wordprocessingml/2006/main" xmlns:w14="http://schemas.microsoft.com/office/word/2010/wordml" xmlns:w15="http://schemas.microsoft.com/office/word/2012/wordml" xmlns:w16cex="http://schemas.microsoft.com/office/word/2018/wordml/cex" xmlns:w16cid="http://schemas.microsoft.com/office/word/2016/wordml/cid" xmlns:w16="http://schemas.microsoft.com/office/word/2018/wordml" xmlns:w16sdtdh="http://schemas.microsoft.com/office/word/2020/wordml/sdtdatahash" xmlns:w16se="http://schemas.microsoft.com/office/word/2015/wordml/symex" xmlns:wpg="http://schemas.microsoft.com/office/word/2010/wordprocessingGroup" xmlns:wpi="http://schemas.microsoft.com/office/word/2010/wordprocessingInk" xmlns:wne="http://schemas.microsoft.com/office/word/2006/wordml" xmlns:wps="http://schemas.microsoft.com/office/word/2010/wordprocessingShape" mc:Ignorable="w14 w15 w16se w16cid w16 w16cex w16sdtdh wp14">
+<w:endnotes xmlns:wpc="http://schemas.microsoft.com/office/word/2010/wordprocessingCanvas" xmlns:mc="http://schemas.openxmlformats.org/markup-compatibility/2006" xmlns:o="urn:schemas-microsoft-com:office:office" xmlns:r="http://schemas.openxmlformats.org/officeDocument/2006/relationships" xmlns:m="http://schemas.openxmlformats.org/officeDocument/2006/math" xmlns:v="urn:schemas-microsoft-com:vml" xmlns:wp14="http://schemas.microsoft.com/office/word/2010/wordprocessingDrawing" xmlns:wp="http://schemas.openxmlformats.org/drawingml/2006/wordprocessingDrawing" xmlns:w10="urn:schemas-microsoft-com:office:word" xmlns:w="http://schemas.openxmlformats.org/wordprocessingml/2006/main" xmlns:w14="http://schemas.microsoft.com/office/word/2010/wordml" xmlns:w15="http://schemas.microsoft.com/office/word/2012/wordml" xmlns:wpg="http://schemas.microsoft.com/office/word/2010/wordprocessingGroup" xmlns:wpi="http://schemas.microsoft.com/office/word/2010/wordprocessingInk" xmlns:wne="http://schemas.microsoft.com/office/word/2006/wordml" xmlns:wps="http://schemas.microsoft.com/office/word/2010/wordprocessingShape" mc:Ignorable="w14 w15 wp14">
   <w:endnote w:type="separator" w:id="-1">
     <w:p>
       <w:pPr>
@@ -10180,7 +11231,7 @@
 </file>
 
 <file path=word/footer1.xml><?xml version="1.0" encoding="utf-8"?>
-<w:ftr xmlns:wpc="http://schemas.microsoft.com/office/word/2010/wordprocessingCanvas" xmlns:cx="http://schemas.microsoft.com/office/drawing/2014/chartex" xmlns:cx1="http://schemas.microsoft.com/office/drawing/2015/9/8/chartex" xmlns:cx2="http://schemas.microsoft.com/office/drawing/2015/10/21/chartex" xmlns:cx3="http://schemas.microsoft.com/office/drawing/2016/5/9/chartex" xmlns:cx4="http://schemas.microsoft.com/office/drawing/2016/5/10/chartex" xmlns:cx5="http://schemas.microsoft.com/office/drawing/2016/5/11/chartex" xmlns:cx6="http://schemas.microsoft.com/office/drawing/2016/5/12/chartex" xmlns:cx7="http://schemas.microsoft.com/office/drawing/2016/5/13/chartex" xmlns:cx8="http://schemas.microsoft.com/office/drawing/2016/5/14/chartex" xmlns:mc="http://schemas.openxmlformats.org/markup-compatibility/2006" xmlns:aink="http://schemas.microsoft.com/office/drawing/2016/ink" xmlns:am3d="http://schemas.microsoft.com/office/drawing/2017/model3d" xmlns:o="urn:schemas-microsoft-com:office:office" xmlns:r="http://schemas.openxmlformats.org/officeDocument/2006/relationships" xmlns:m="http://schemas.openxmlformats.org/officeDocument/2006/math" xmlns:v="urn:schemas-microsoft-com:vml" xmlns:wp14="http://schemas.microsoft.com/office/word/2010/wordprocessingDrawing" xmlns:wp="http://schemas.openxmlformats.org/drawingml/2006/wordprocessingDrawing" xmlns:w10="urn:schemas-microsoft-com:office:word" xmlns:w="http://schemas.openxmlformats.org/wordprocessingml/2006/main" xmlns:w14="http://schemas.microsoft.com/office/word/2010/wordml" xmlns:w15="http://schemas.microsoft.com/office/word/2012/wordml" xmlns:w16cex="http://schemas.microsoft.com/office/word/2018/wordml/cex" xmlns:w16cid="http://schemas.microsoft.com/office/word/2016/wordml/cid" xmlns:w16="http://schemas.microsoft.com/office/word/2018/wordml" xmlns:w16sdtdh="http://schemas.microsoft.com/office/word/2020/wordml/sdtdatahash" xmlns:w16se="http://schemas.microsoft.com/office/word/2015/wordml/symex" xmlns:wpg="http://schemas.microsoft.com/office/word/2010/wordprocessingGroup" xmlns:wpi="http://schemas.microsoft.com/office/word/2010/wordprocessingInk" xmlns:wne="http://schemas.microsoft.com/office/word/2006/wordml" xmlns:wps="http://schemas.microsoft.com/office/word/2010/wordprocessingShape" mc:Ignorable="w14 w15 w16se w16cid w16 w16cex w16sdtdh wp14">
+<w:ftr xmlns:wpc="http://schemas.microsoft.com/office/word/2010/wordprocessingCanvas" xmlns:mc="http://schemas.openxmlformats.org/markup-compatibility/2006" xmlns:o="urn:schemas-microsoft-com:office:office" xmlns:r="http://schemas.openxmlformats.org/officeDocument/2006/relationships" xmlns:m="http://schemas.openxmlformats.org/officeDocument/2006/math" xmlns:v="urn:schemas-microsoft-com:vml" xmlns:wp14="http://schemas.microsoft.com/office/word/2010/wordprocessingDrawing" xmlns:wp="http://schemas.openxmlformats.org/drawingml/2006/wordprocessingDrawing" xmlns:w10="urn:schemas-microsoft-com:office:word" xmlns:w="http://schemas.openxmlformats.org/wordprocessingml/2006/main" xmlns:w14="http://schemas.microsoft.com/office/word/2010/wordml" xmlns:w15="http://schemas.microsoft.com/office/word/2012/wordml" xmlns:wpg="http://schemas.microsoft.com/office/word/2010/wordprocessingGroup" xmlns:wpi="http://schemas.microsoft.com/office/word/2010/wordprocessingInk" xmlns:wne="http://schemas.microsoft.com/office/word/2006/wordml" xmlns:wps="http://schemas.microsoft.com/office/word/2010/wordprocessingShape" mc:Ignorable="w14 w15 wp14">
   <w:sdt>
     <w:sdtPr>
       <w:id w:val="42032179"/>
@@ -10189,7 +11240,6 @@
         <w:docPartUnique/>
       </w:docPartObj>
     </w:sdtPr>
-    <w:sdtEndPr/>
     <w:sdtContent>
       <w:p>
         <w:pPr>
@@ -10209,7 +11259,7 @@
           <w:rPr>
             <w:noProof/>
           </w:rPr>
-          <w:t>12</w:t>
+          <w:t>2</w:t>
         </w:r>
         <w:r>
           <w:fldChar w:fldCharType="end"/>
@@ -10226,7 +11276,7 @@
 </file>
 
 <file path=word/footnotes.xml><?xml version="1.0" encoding="utf-8"?>
-<w:footnotes xmlns:wpc="http://schemas.microsoft.com/office/word/2010/wordprocessingCanvas" xmlns:cx="http://schemas.microsoft.com/office/drawing/2014/chartex" xmlns:cx1="http://schemas.microsoft.com/office/drawing/2015/9/8/chartex" xmlns:cx2="http://schemas.microsoft.com/office/drawing/2015/10/21/chartex" xmlns:cx3="http://schemas.microsoft.com/office/drawing/2016/5/9/chartex" xmlns:cx4="http://schemas.microsoft.com/office/drawing/2016/5/10/chartex" xmlns:cx5="http://schemas.microsoft.com/office/drawing/2016/5/11/chartex" xmlns:cx6="http://schemas.microsoft.com/office/drawing/2016/5/12/chartex" xmlns:cx7="http://schemas.microsoft.com/office/drawing/2016/5/13/chartex" xmlns:cx8="http://schemas.microsoft.com/office/drawing/2016/5/14/chartex" xmlns:mc="http://schemas.openxmlformats.org/markup-compatibility/2006" xmlns:aink="http://schemas.microsoft.com/office/drawing/2016/ink" xmlns:am3d="http://schemas.microsoft.com/office/drawing/2017/model3d" xmlns:o="urn:schemas-microsoft-com:office:office" xmlns:r="http://schemas.openxmlformats.org/officeDocument/2006/relationships" xmlns:m="http://schemas.openxmlformats.org/officeDocument/2006/math" xmlns:v="urn:schemas-microsoft-com:vml" xmlns:wp14="http://schemas.microsoft.com/office/word/2010/wordprocessingDrawing" xmlns:wp="http://schemas.openxmlformats.org/drawingml/2006/wordprocessingDrawing" xmlns:w10="urn:schemas-microsoft-com:office:word" xmlns:w="http://schemas.openxmlformats.org/wordprocessingml/2006/main" xmlns:w14="http://schemas.microsoft.com/office/word/2010/wordml" xmlns:w15="http://schemas.microsoft.com/office/word/2012/wordml" xmlns:w16cex="http://schemas.microsoft.com/office/word/2018/wordml/cex" xmlns:w16cid="http://schemas.microsoft.com/office/word/2016/wordml/cid" xmlns:w16="http://schemas.microsoft.com/office/word/2018/wordml" xmlns:w16sdtdh="http://schemas.microsoft.com/office/word/2020/wordml/sdtdatahash" xmlns:w16se="http://schemas.microsoft.com/office/word/2015/wordml/symex" xmlns:wpg="http://schemas.microsoft.com/office/word/2010/wordprocessingGroup" xmlns:wpi="http://schemas.microsoft.com/office/word/2010/wordprocessingInk" xmlns:wne="http://schemas.microsoft.com/office/word/2006/wordml" xmlns:wps="http://schemas.microsoft.com/office/word/2010/wordprocessingShape" mc:Ignorable="w14 w15 w16se w16cid w16 w16cex w16sdtdh wp14">
+<w:footnotes xmlns:wpc="http://schemas.microsoft.com/office/word/2010/wordprocessingCanvas" xmlns:mc="http://schemas.openxmlformats.org/markup-compatibility/2006" xmlns:o="urn:schemas-microsoft-com:office:office" xmlns:r="http://schemas.openxmlformats.org/officeDocument/2006/relationships" xmlns:m="http://schemas.openxmlformats.org/officeDocument/2006/math" xmlns:v="urn:schemas-microsoft-com:vml" xmlns:wp14="http://schemas.microsoft.com/office/word/2010/wordprocessingDrawing" xmlns:wp="http://schemas.openxmlformats.org/drawingml/2006/wordprocessingDrawing" xmlns:w10="urn:schemas-microsoft-com:office:word" xmlns:w="http://schemas.openxmlformats.org/wordprocessingml/2006/main" xmlns:w14="http://schemas.microsoft.com/office/word/2010/wordml" xmlns:w15="http://schemas.microsoft.com/office/word/2012/wordml" xmlns:wpg="http://schemas.microsoft.com/office/word/2010/wordprocessingGroup" xmlns:wpi="http://schemas.microsoft.com/office/word/2010/wordprocessingInk" xmlns:wne="http://schemas.microsoft.com/office/word/2006/wordml" xmlns:wps="http://schemas.microsoft.com/office/word/2010/wordprocessingShape" mc:Ignorable="w14 w15 wp14">
   <w:footnote w:type="separator" w:id="-1">
     <w:p>
       <w:pPr>
@@ -10251,183 +11301,121 @@
 </file>
 
 <file path=word/numbering.xml><?xml version="1.0" encoding="utf-8"?>
-<w:numbering xmlns:wpc="http://schemas.microsoft.com/office/word/2010/wordprocessingCanvas" xmlns:cx="http://schemas.microsoft.com/office/drawing/2014/chartex" xmlns:cx1="http://schemas.microsoft.com/office/drawing/2015/9/8/chartex" xmlns:cx2="http://schemas.microsoft.com/office/drawing/2015/10/21/chartex" xmlns:cx3="http://schemas.microsoft.com/office/drawing/2016/5/9/chartex" xmlns:cx4="http://schemas.microsoft.com/office/drawing/2016/5/10/chartex" xmlns:cx5="http://schemas.microsoft.com/office/drawing/2016/5/11/chartex" xmlns:cx6="http://schemas.microsoft.com/office/drawing/2016/5/12/chartex" xmlns:cx7="http://schemas.microsoft.com/office/drawing/2016/5/13/chartex" xmlns:cx8="http://schemas.microsoft.com/office/drawing/2016/5/14/chartex" xmlns:mc="http://schemas.openxmlformats.org/markup-compatibility/2006" xmlns:aink="http://schemas.microsoft.com/office/drawing/2016/ink" xmlns:am3d="http://schemas.microsoft.com/office/drawing/2017/model3d" xmlns:o="urn:schemas-microsoft-com:office:office" xmlns:r="http://schemas.openxmlformats.org/officeDocument/2006/relationships" xmlns:m="http://schemas.openxmlformats.org/officeDocument/2006/math" xmlns:v="urn:schemas-microsoft-com:vml" xmlns:wp14="http://schemas.microsoft.com/office/word/2010/wordprocessingDrawing" xmlns:wp="http://schemas.openxmlformats.org/drawingml/2006/wordprocessingDrawing" xmlns:w10="urn:schemas-microsoft-com:office:word" xmlns:w="http://schemas.openxmlformats.org/wordprocessingml/2006/main" xmlns:w14="http://schemas.microsoft.com/office/word/2010/wordml" xmlns:w15="http://schemas.microsoft.com/office/word/2012/wordml" xmlns:w16cex="http://schemas.microsoft.com/office/word/2018/wordml/cex" xmlns:w16cid="http://schemas.microsoft.com/office/word/2016/wordml/cid" xmlns:w16="http://schemas.microsoft.com/office/word/2018/wordml" xmlns:w16sdtdh="http://schemas.microsoft.com/office/word/2020/wordml/sdtdatahash" xmlns:w16se="http://schemas.microsoft.com/office/word/2015/wordml/symex" xmlns:wpg="http://schemas.microsoft.com/office/word/2010/wordprocessingGroup" xmlns:wpi="http://schemas.microsoft.com/office/word/2010/wordprocessingInk" xmlns:wne="http://schemas.microsoft.com/office/word/2006/wordml" xmlns:wps="http://schemas.microsoft.com/office/word/2010/wordprocessingShape" mc:Ignorable="w14 w15 w16se w16cid w16 w16cex w16sdtdh wp14">
+<w:numbering xmlns:wpc="http://schemas.microsoft.com/office/word/2010/wordprocessingCanvas" xmlns:mc="http://schemas.openxmlformats.org/markup-compatibility/2006" xmlns:o="urn:schemas-microsoft-com:office:office" xmlns:r="http://schemas.openxmlformats.org/officeDocument/2006/relationships" xmlns:m="http://schemas.openxmlformats.org/officeDocument/2006/math" xmlns:v="urn:schemas-microsoft-com:vml" xmlns:wp14="http://schemas.microsoft.com/office/word/2010/wordprocessingDrawing" xmlns:wp="http://schemas.openxmlformats.org/drawingml/2006/wordprocessingDrawing" xmlns:w10="urn:schemas-microsoft-com:office:word" xmlns:w="http://schemas.openxmlformats.org/wordprocessingml/2006/main" xmlns:w14="http://schemas.microsoft.com/office/word/2010/wordml" xmlns:w15="http://schemas.microsoft.com/office/word/2012/wordml" xmlns:wpg="http://schemas.microsoft.com/office/word/2010/wordprocessingGroup" xmlns:wpi="http://schemas.microsoft.com/office/word/2010/wordprocessingInk" xmlns:wne="http://schemas.microsoft.com/office/word/2006/wordml" xmlns:wps="http://schemas.microsoft.com/office/word/2010/wordprocessingShape" mc:Ignorable="w14 w15 wp14">
   <w:abstractNum w:abstractNumId="0" w15:restartNumberingAfterBreak="0">
-    <w:nsid w:val="047A7789"/>
+    <w:nsid w:val="032A0903"/>
     <w:multiLevelType w:val="hybridMultilevel"/>
-    <w:tmpl w:val="8D5A2D34"/>
-    <w:lvl w:ilvl="0" w:tplc="0419000F">
-      <w:start w:val="1"/>
-      <w:numFmt w:val="decimal"/>
-      <w:lvlText w:val="%1."/>
-      <w:lvlJc w:val="left"/>
-      <w:pPr>
-        <w:ind w:left="720" w:hanging="360"/>
-      </w:pPr>
-    </w:lvl>
-    <w:lvl w:ilvl="1" w:tplc="04190019">
-      <w:start w:val="1"/>
-      <w:numFmt w:val="lowerLetter"/>
-      <w:lvlText w:val="%2."/>
-      <w:lvlJc w:val="left"/>
-      <w:pPr>
-        <w:ind w:left="1440" w:hanging="360"/>
-      </w:pPr>
-    </w:lvl>
-    <w:lvl w:ilvl="2" w:tplc="0419001B" w:tentative="1">
-      <w:start w:val="1"/>
-      <w:numFmt w:val="lowerRoman"/>
-      <w:lvlText w:val="%3."/>
-      <w:lvlJc w:val="right"/>
-      <w:pPr>
-        <w:ind w:left="2160" w:hanging="180"/>
-      </w:pPr>
-    </w:lvl>
-    <w:lvl w:ilvl="3" w:tplc="0419000F" w:tentative="1">
-      <w:start w:val="1"/>
-      <w:numFmt w:val="decimal"/>
-      <w:lvlText w:val="%4."/>
-      <w:lvlJc w:val="left"/>
-      <w:pPr>
-        <w:ind w:left="2880" w:hanging="360"/>
-      </w:pPr>
-    </w:lvl>
-    <w:lvl w:ilvl="4" w:tplc="04190019" w:tentative="1">
-      <w:start w:val="1"/>
-      <w:numFmt w:val="lowerLetter"/>
-      <w:lvlText w:val="%5."/>
-      <w:lvlJc w:val="left"/>
-      <w:pPr>
-        <w:ind w:left="3600" w:hanging="360"/>
-      </w:pPr>
-    </w:lvl>
-    <w:lvl w:ilvl="5" w:tplc="0419001B" w:tentative="1">
-      <w:start w:val="1"/>
-      <w:numFmt w:val="lowerRoman"/>
-      <w:lvlText w:val="%6."/>
-      <w:lvlJc w:val="right"/>
-      <w:pPr>
-        <w:ind w:left="4320" w:hanging="180"/>
-      </w:pPr>
-    </w:lvl>
-    <w:lvl w:ilvl="6" w:tplc="0419000F" w:tentative="1">
-      <w:start w:val="1"/>
-      <w:numFmt w:val="decimal"/>
-      <w:lvlText w:val="%7."/>
-      <w:lvlJc w:val="left"/>
-      <w:pPr>
-        <w:ind w:left="5040" w:hanging="360"/>
-      </w:pPr>
-    </w:lvl>
-    <w:lvl w:ilvl="7" w:tplc="04190019" w:tentative="1">
-      <w:start w:val="1"/>
-      <w:numFmt w:val="lowerLetter"/>
-      <w:lvlText w:val="%8."/>
-      <w:lvlJc w:val="left"/>
-      <w:pPr>
-        <w:ind w:left="5760" w:hanging="360"/>
-      </w:pPr>
-    </w:lvl>
-    <w:lvl w:ilvl="8" w:tplc="0419001B" w:tentative="1">
-      <w:start w:val="1"/>
-      <w:numFmt w:val="lowerRoman"/>
-      <w:lvlText w:val="%9."/>
-      <w:lvlJc w:val="right"/>
-      <w:pPr>
-        <w:ind w:left="6480" w:hanging="180"/>
-      </w:pPr>
+    <w:tmpl w:val="D5D02934"/>
+    <w:lvl w:ilvl="0" w:tplc="04190001">
+      <w:start w:val="1"/>
+      <w:numFmt w:val="bullet"/>
+      <w:lvlText w:val=""/>
+      <w:lvlJc w:val="left"/>
+      <w:pPr>
+        <w:ind w:left="1429" w:hanging="360"/>
+      </w:pPr>
+      <w:rPr>
+        <w:rFonts w:ascii="Symbol" w:hAnsi="Symbol" w:hint="default"/>
+      </w:rPr>
+    </w:lvl>
+    <w:lvl w:ilvl="1" w:tplc="04190003" w:tentative="1">
+      <w:start w:val="1"/>
+      <w:numFmt w:val="bullet"/>
+      <w:lvlText w:val="o"/>
+      <w:lvlJc w:val="left"/>
+      <w:pPr>
+        <w:ind w:left="2149" w:hanging="360"/>
+      </w:pPr>
+      <w:rPr>
+        <w:rFonts w:ascii="Courier New" w:hAnsi="Courier New" w:cs="Courier New" w:hint="default"/>
+      </w:rPr>
+    </w:lvl>
+    <w:lvl w:ilvl="2" w:tplc="04190005" w:tentative="1">
+      <w:start w:val="1"/>
+      <w:numFmt w:val="bullet"/>
+      <w:lvlText w:val=""/>
+      <w:lvlJc w:val="left"/>
+      <w:pPr>
+        <w:ind w:left="2869" w:hanging="360"/>
+      </w:pPr>
+      <w:rPr>
+        <w:rFonts w:ascii="Wingdings" w:hAnsi="Wingdings" w:hint="default"/>
+      </w:rPr>
+    </w:lvl>
+    <w:lvl w:ilvl="3" w:tplc="04190001" w:tentative="1">
+      <w:start w:val="1"/>
+      <w:numFmt w:val="bullet"/>
+      <w:lvlText w:val=""/>
+      <w:lvlJc w:val="left"/>
+      <w:pPr>
+        <w:ind w:left="3589" w:hanging="360"/>
+      </w:pPr>
+      <w:rPr>
+        <w:rFonts w:ascii="Symbol" w:hAnsi="Symbol" w:hint="default"/>
+      </w:rPr>
+    </w:lvl>
+    <w:lvl w:ilvl="4" w:tplc="04190003" w:tentative="1">
+      <w:start w:val="1"/>
+      <w:numFmt w:val="bullet"/>
+      <w:lvlText w:val="o"/>
+      <w:lvlJc w:val="left"/>
+      <w:pPr>
+        <w:ind w:left="4309" w:hanging="360"/>
+      </w:pPr>
+      <w:rPr>
+        <w:rFonts w:ascii="Courier New" w:hAnsi="Courier New" w:cs="Courier New" w:hint="default"/>
+      </w:rPr>
+    </w:lvl>
+    <w:lvl w:ilvl="5" w:tplc="04190005" w:tentative="1">
+      <w:start w:val="1"/>
+      <w:numFmt w:val="bullet"/>
+      <w:lvlText w:val=""/>
+      <w:lvlJc w:val="left"/>
+      <w:pPr>
+        <w:ind w:left="5029" w:hanging="360"/>
+      </w:pPr>
+      <w:rPr>
+        <w:rFonts w:ascii="Wingdings" w:hAnsi="Wingdings" w:hint="default"/>
+      </w:rPr>
+    </w:lvl>
+    <w:lvl w:ilvl="6" w:tplc="04190001" w:tentative="1">
+      <w:start w:val="1"/>
+      <w:numFmt w:val="bullet"/>
+      <w:lvlText w:val=""/>
+      <w:lvlJc w:val="left"/>
+      <w:pPr>
+        <w:ind w:left="5749" w:hanging="360"/>
+      </w:pPr>
+      <w:rPr>
+        <w:rFonts w:ascii="Symbol" w:hAnsi="Symbol" w:hint="default"/>
+      </w:rPr>
+    </w:lvl>
+    <w:lvl w:ilvl="7" w:tplc="04190003" w:tentative="1">
+      <w:start w:val="1"/>
+      <w:numFmt w:val="bullet"/>
+      <w:lvlText w:val="o"/>
+      <w:lvlJc w:val="left"/>
+      <w:pPr>
+        <w:ind w:left="6469" w:hanging="360"/>
+      </w:pPr>
+      <w:rPr>
+        <w:rFonts w:ascii="Courier New" w:hAnsi="Courier New" w:cs="Courier New" w:hint="default"/>
+      </w:rPr>
+    </w:lvl>
+    <w:lvl w:ilvl="8" w:tplc="04190005" w:tentative="1">
+      <w:start w:val="1"/>
+      <w:numFmt w:val="bullet"/>
+      <w:lvlText w:val=""/>
+      <w:lvlJc w:val="left"/>
+      <w:pPr>
+        <w:ind w:left="7189" w:hanging="360"/>
+      </w:pPr>
+      <w:rPr>
+        <w:rFonts w:ascii="Wingdings" w:hAnsi="Wingdings" w:hint="default"/>
+      </w:rPr>
     </w:lvl>
   </w:abstractNum>
   <w:abstractNum w:abstractNumId="1" w15:restartNumberingAfterBreak="0">
-    <w:nsid w:val="068E1A51"/>
-    <w:multiLevelType w:val="multilevel"/>
-    <w:tmpl w:val="0419001F"/>
-    <w:lvl w:ilvl="0">
-      <w:start w:val="1"/>
-      <w:numFmt w:val="decimal"/>
-      <w:lvlText w:val="%1."/>
-      <w:lvlJc w:val="left"/>
-      <w:pPr>
-        <w:ind w:left="360" w:hanging="360"/>
-      </w:pPr>
-      <w:rPr>
-        <w:rFonts w:hint="default"/>
-      </w:rPr>
-    </w:lvl>
-    <w:lvl w:ilvl="1">
-      <w:start w:val="1"/>
-      <w:numFmt w:val="decimal"/>
-      <w:lvlText w:val="%1.%2."/>
-      <w:lvlJc w:val="left"/>
-      <w:pPr>
-        <w:ind w:left="792" w:hanging="432"/>
-      </w:pPr>
-    </w:lvl>
-    <w:lvl w:ilvl="2">
-      <w:start w:val="1"/>
-      <w:numFmt w:val="decimal"/>
-      <w:lvlText w:val="%1.%2.%3."/>
-      <w:lvlJc w:val="left"/>
-      <w:pPr>
-        <w:ind w:left="1224" w:hanging="504"/>
-      </w:pPr>
-    </w:lvl>
-    <w:lvl w:ilvl="3">
-      <w:start w:val="1"/>
-      <w:numFmt w:val="decimal"/>
-      <w:lvlText w:val="%1.%2.%3.%4."/>
-      <w:lvlJc w:val="left"/>
-      <w:pPr>
-        <w:ind w:left="1728" w:hanging="648"/>
-      </w:pPr>
-    </w:lvl>
-    <w:lvl w:ilvl="4">
-      <w:start w:val="1"/>
-      <w:numFmt w:val="decimal"/>
-      <w:lvlText w:val="%1.%2.%3.%4.%5."/>
-      <w:lvlJc w:val="left"/>
-      <w:pPr>
-        <w:ind w:left="2232" w:hanging="792"/>
-      </w:pPr>
-    </w:lvl>
-    <w:lvl w:ilvl="5">
-      <w:start w:val="1"/>
-      <w:numFmt w:val="decimal"/>
-      <w:lvlText w:val="%1.%2.%3.%4.%5.%6."/>
-      <w:lvlJc w:val="left"/>
-      <w:pPr>
-        <w:ind w:left="2736" w:hanging="936"/>
-      </w:pPr>
-    </w:lvl>
-    <w:lvl w:ilvl="6">
-      <w:start w:val="1"/>
-      <w:numFmt w:val="decimal"/>
-      <w:lvlText w:val="%1.%2.%3.%4.%5.%6.%7."/>
-      <w:lvlJc w:val="left"/>
-      <w:pPr>
-        <w:ind w:left="3240" w:hanging="1080"/>
-      </w:pPr>
-    </w:lvl>
-    <w:lvl w:ilvl="7">
-      <w:start w:val="1"/>
-      <w:numFmt w:val="decimal"/>
-      <w:lvlText w:val="%1.%2.%3.%4.%5.%6.%7.%8."/>
-      <w:lvlJc w:val="left"/>
-      <w:pPr>
-        <w:ind w:left="3744" w:hanging="1224"/>
-      </w:pPr>
-    </w:lvl>
-    <w:lvl w:ilvl="8">
-      <w:start w:val="1"/>
-      <w:numFmt w:val="decimal"/>
-      <w:lvlText w:val="%1.%2.%3.%4.%5.%6.%7.%8.%9."/>
-      <w:lvlJc w:val="left"/>
-      <w:pPr>
-        <w:ind w:left="4320" w:hanging="1440"/>
-      </w:pPr>
-    </w:lvl>
-  </w:abstractNum>
-  <w:abstractNum w:abstractNumId="2" w15:restartNumberingAfterBreak="0">
     <w:nsid w:val="08106C59"/>
     <w:multiLevelType w:val="hybridMultilevel"/>
     <w:tmpl w:val="E4620136"/>
@@ -10540,8 +11528,121 @@
       </w:rPr>
     </w:lvl>
   </w:abstractNum>
+  <w:abstractNum w:abstractNumId="2" w15:restartNumberingAfterBreak="0">
+    <w:nsid w:val="132054E8"/>
+    <w:multiLevelType w:val="hybridMultilevel"/>
+    <w:tmpl w:val="452611DA"/>
+    <w:lvl w:ilvl="0" w:tplc="EE9A0E7E">
+      <w:start w:val="1"/>
+      <w:numFmt w:val="bullet"/>
+      <w:lvlText w:val=""/>
+      <w:lvlJc w:val="left"/>
+      <w:pPr>
+        <w:ind w:left="1494" w:hanging="360"/>
+      </w:pPr>
+      <w:rPr>
+        <w:rFonts w:ascii="Symbol" w:hAnsi="Symbol" w:hint="default"/>
+      </w:rPr>
+    </w:lvl>
+    <w:lvl w:ilvl="1" w:tplc="04190003" w:tentative="1">
+      <w:start w:val="1"/>
+      <w:numFmt w:val="bullet"/>
+      <w:lvlText w:val="o"/>
+      <w:lvlJc w:val="left"/>
+      <w:pPr>
+        <w:ind w:left="2214" w:hanging="360"/>
+      </w:pPr>
+      <w:rPr>
+        <w:rFonts w:ascii="Courier New" w:hAnsi="Courier New" w:cs="Courier New" w:hint="default"/>
+      </w:rPr>
+    </w:lvl>
+    <w:lvl w:ilvl="2" w:tplc="04190005" w:tentative="1">
+      <w:start w:val="1"/>
+      <w:numFmt w:val="bullet"/>
+      <w:lvlText w:val=""/>
+      <w:lvlJc w:val="left"/>
+      <w:pPr>
+        <w:ind w:left="2934" w:hanging="360"/>
+      </w:pPr>
+      <w:rPr>
+        <w:rFonts w:ascii="Wingdings" w:hAnsi="Wingdings" w:hint="default"/>
+      </w:rPr>
+    </w:lvl>
+    <w:lvl w:ilvl="3" w:tplc="04190001" w:tentative="1">
+      <w:start w:val="1"/>
+      <w:numFmt w:val="bullet"/>
+      <w:lvlText w:val=""/>
+      <w:lvlJc w:val="left"/>
+      <w:pPr>
+        <w:ind w:left="3654" w:hanging="360"/>
+      </w:pPr>
+      <w:rPr>
+        <w:rFonts w:ascii="Symbol" w:hAnsi="Symbol" w:hint="default"/>
+      </w:rPr>
+    </w:lvl>
+    <w:lvl w:ilvl="4" w:tplc="04190003" w:tentative="1">
+      <w:start w:val="1"/>
+      <w:numFmt w:val="bullet"/>
+      <w:lvlText w:val="o"/>
+      <w:lvlJc w:val="left"/>
+      <w:pPr>
+        <w:ind w:left="4374" w:hanging="360"/>
+      </w:pPr>
+      <w:rPr>
+        <w:rFonts w:ascii="Courier New" w:hAnsi="Courier New" w:cs="Courier New" w:hint="default"/>
+      </w:rPr>
+    </w:lvl>
+    <w:lvl w:ilvl="5" w:tplc="04190005" w:tentative="1">
+      <w:start w:val="1"/>
+      <w:numFmt w:val="bullet"/>
+      <w:lvlText w:val=""/>
+      <w:lvlJc w:val="left"/>
+      <w:pPr>
+        <w:ind w:left="5094" w:hanging="360"/>
+      </w:pPr>
+      <w:rPr>
+        <w:rFonts w:ascii="Wingdings" w:hAnsi="Wingdings" w:hint="default"/>
+      </w:rPr>
+    </w:lvl>
+    <w:lvl w:ilvl="6" w:tplc="04190001" w:tentative="1">
+      <w:start w:val="1"/>
+      <w:numFmt w:val="bullet"/>
+      <w:lvlText w:val=""/>
+      <w:lvlJc w:val="left"/>
+      <w:pPr>
+        <w:ind w:left="5814" w:hanging="360"/>
+      </w:pPr>
+      <w:rPr>
+        <w:rFonts w:ascii="Symbol" w:hAnsi="Symbol" w:hint="default"/>
+      </w:rPr>
+    </w:lvl>
+    <w:lvl w:ilvl="7" w:tplc="04190003" w:tentative="1">
+      <w:start w:val="1"/>
+      <w:numFmt w:val="bullet"/>
+      <w:lvlText w:val="o"/>
+      <w:lvlJc w:val="left"/>
+      <w:pPr>
+        <w:ind w:left="6534" w:hanging="360"/>
+      </w:pPr>
+      <w:rPr>
+        <w:rFonts w:ascii="Courier New" w:hAnsi="Courier New" w:cs="Courier New" w:hint="default"/>
+      </w:rPr>
+    </w:lvl>
+    <w:lvl w:ilvl="8" w:tplc="04190005" w:tentative="1">
+      <w:start w:val="1"/>
+      <w:numFmt w:val="bullet"/>
+      <w:lvlText w:val=""/>
+      <w:lvlJc w:val="left"/>
+      <w:pPr>
+        <w:ind w:left="7254" w:hanging="360"/>
+      </w:pPr>
+      <w:rPr>
+        <w:rFonts w:ascii="Wingdings" w:hAnsi="Wingdings" w:hint="default"/>
+      </w:rPr>
+    </w:lvl>
+  </w:abstractNum>
   <w:abstractNum w:abstractNumId="3" w15:restartNumberingAfterBreak="0">
-    <w:nsid w:val="0ADB380A"/>
+    <w:nsid w:val="1496752A"/>
     <w:multiLevelType w:val="multilevel"/>
     <w:tmpl w:val="0419001F"/>
     <w:lvl w:ilvl="0">
@@ -10550,7 +11651,7 @@
       <w:lvlText w:val="%1."/>
       <w:lvlJc w:val="left"/>
       <w:pPr>
-        <w:ind w:left="360" w:hanging="360"/>
+        <w:ind w:left="928" w:hanging="360"/>
       </w:pPr>
       <w:rPr>
         <w:rFonts w:hint="default"/>
@@ -10562,7 +11663,7 @@
       <w:lvlText w:val="%1.%2."/>
       <w:lvlJc w:val="left"/>
       <w:pPr>
-        <w:ind w:left="1283" w:hanging="432"/>
+        <w:ind w:left="1360" w:hanging="432"/>
       </w:pPr>
     </w:lvl>
     <w:lvl w:ilvl="2">
@@ -10571,7 +11672,7 @@
       <w:lvlText w:val="%1.%2.%3."/>
       <w:lvlJc w:val="left"/>
       <w:pPr>
-        <w:ind w:left="1224" w:hanging="504"/>
+        <w:ind w:left="1792" w:hanging="504"/>
       </w:pPr>
     </w:lvl>
     <w:lvl w:ilvl="3">
@@ -10580,7 +11681,7 @@
       <w:lvlText w:val="%1.%2.%3.%4."/>
       <w:lvlJc w:val="left"/>
       <w:pPr>
-        <w:ind w:left="1728" w:hanging="648"/>
+        <w:ind w:left="2296" w:hanging="648"/>
       </w:pPr>
     </w:lvl>
     <w:lvl w:ilvl="4">
@@ -10589,7 +11690,7 @@
       <w:lvlText w:val="%1.%2.%3.%4.%5."/>
       <w:lvlJc w:val="left"/>
       <w:pPr>
-        <w:ind w:left="2232" w:hanging="792"/>
+        <w:ind w:left="2800" w:hanging="792"/>
       </w:pPr>
     </w:lvl>
     <w:lvl w:ilvl="5">
@@ -10598,7 +11699,7 @@
       <w:lvlText w:val="%1.%2.%3.%4.%5.%6."/>
       <w:lvlJc w:val="left"/>
       <w:pPr>
-        <w:ind w:left="2736" w:hanging="936"/>
+        <w:ind w:left="3304" w:hanging="936"/>
       </w:pPr>
     </w:lvl>
     <w:lvl w:ilvl="6">
@@ -10607,7 +11708,7 @@
       <w:lvlText w:val="%1.%2.%3.%4.%5.%6.%7."/>
       <w:lvlJc w:val="left"/>
       <w:pPr>
-        <w:ind w:left="3240" w:hanging="1080"/>
+        <w:ind w:left="3808" w:hanging="1080"/>
       </w:pPr>
     </w:lvl>
     <w:lvl w:ilvl="7">
@@ -10616,7 +11717,7 @@
       <w:lvlText w:val="%1.%2.%3.%4.%5.%6.%7.%8."/>
       <w:lvlJc w:val="left"/>
       <w:pPr>
-        <w:ind w:left="3744" w:hanging="1224"/>
+        <w:ind w:left="4312" w:hanging="1224"/>
       </w:pPr>
     </w:lvl>
     <w:lvl w:ilvl="8">
@@ -10625,21 +11726,21 @@
       <w:lvlText w:val="%1.%2.%3.%4.%5.%6.%7.%8.%9."/>
       <w:lvlJc w:val="left"/>
       <w:pPr>
-        <w:ind w:left="4320" w:hanging="1440"/>
+        <w:ind w:left="4888" w:hanging="1440"/>
       </w:pPr>
     </w:lvl>
   </w:abstractNum>
   <w:abstractNum w:abstractNumId="4" w15:restartNumberingAfterBreak="0">
-    <w:nsid w:val="0CB52BDF"/>
+    <w:nsid w:val="17263457"/>
     <w:multiLevelType w:val="hybridMultilevel"/>
-    <w:tmpl w:val="763EC478"/>
-    <w:lvl w:ilvl="0" w:tplc="BF326646">
+    <w:tmpl w:val="54D6ED6C"/>
+    <w:lvl w:ilvl="0" w:tplc="04190001">
       <w:start w:val="1"/>
       <w:numFmt w:val="bullet"/>
-      <w:lvlText w:val=""/>
-      <w:lvlJc w:val="left"/>
-      <w:pPr>
-        <w:ind w:left="1069" w:hanging="360"/>
+      <w:lvlText w:val=""/>
+      <w:lvlJc w:val="left"/>
+      <w:pPr>
+        <w:ind w:left="1429" w:hanging="360"/>
       </w:pPr>
       <w:rPr>
         <w:rFonts w:ascii="Symbol" w:hAnsi="Symbol" w:hint="default"/>
@@ -10651,7 +11752,7 @@
       <w:lvlText w:val="o"/>
       <w:lvlJc w:val="left"/>
       <w:pPr>
-        <w:ind w:left="1789" w:hanging="360"/>
+        <w:ind w:left="2149" w:hanging="360"/>
       </w:pPr>
       <w:rPr>
         <w:rFonts w:ascii="Courier New" w:hAnsi="Courier New" w:cs="Courier New" w:hint="default"/>
@@ -10663,7 +11764,7 @@
       <w:lvlText w:val=""/>
       <w:lvlJc w:val="left"/>
       <w:pPr>
-        <w:ind w:left="2509" w:hanging="360"/>
+        <w:ind w:left="2869" w:hanging="360"/>
       </w:pPr>
       <w:rPr>
         <w:rFonts w:ascii="Wingdings" w:hAnsi="Wingdings" w:hint="default"/>
@@ -10675,7 +11776,7 @@
       <w:lvlText w:val=""/>
       <w:lvlJc w:val="left"/>
       <w:pPr>
-        <w:ind w:left="3229" w:hanging="360"/>
+        <w:ind w:left="3589" w:hanging="360"/>
       </w:pPr>
       <w:rPr>
         <w:rFonts w:ascii="Symbol" w:hAnsi="Symbol" w:hint="default"/>
@@ -10687,7 +11788,7 @@
       <w:lvlText w:val="o"/>
       <w:lvlJc w:val="left"/>
       <w:pPr>
-        <w:ind w:left="3949" w:hanging="360"/>
+        <w:ind w:left="4309" w:hanging="360"/>
       </w:pPr>
       <w:rPr>
         <w:rFonts w:ascii="Courier New" w:hAnsi="Courier New" w:cs="Courier New" w:hint="default"/>
@@ -10699,7 +11800,7 @@
       <w:lvlText w:val=""/>
       <w:lvlJc w:val="left"/>
       <w:pPr>
-        <w:ind w:left="4669" w:hanging="360"/>
+        <w:ind w:left="5029" w:hanging="360"/>
       </w:pPr>
       <w:rPr>
         <w:rFonts w:ascii="Wingdings" w:hAnsi="Wingdings" w:hint="default"/>
@@ -10711,7 +11812,7 @@
       <w:lvlText w:val=""/>
       <w:lvlJc w:val="left"/>
       <w:pPr>
-        <w:ind w:left="5389" w:hanging="360"/>
+        <w:ind w:left="5749" w:hanging="360"/>
       </w:pPr>
       <w:rPr>
         <w:rFonts w:ascii="Symbol" w:hAnsi="Symbol" w:hint="default"/>
@@ -10723,7 +11824,7 @@
       <w:lvlText w:val="o"/>
       <w:lvlJc w:val="left"/>
       <w:pPr>
-        <w:ind w:left="6109" w:hanging="360"/>
+        <w:ind w:left="6469" w:hanging="360"/>
       </w:pPr>
       <w:rPr>
         <w:rFonts w:ascii="Courier New" w:hAnsi="Courier New" w:cs="Courier New" w:hint="default"/>
@@ -10735,7 +11836,7 @@
       <w:lvlText w:val=""/>
       <w:lvlJc w:val="left"/>
       <w:pPr>
-        <w:ind w:left="6829" w:hanging="360"/>
+        <w:ind w:left="7189" w:hanging="360"/>
       </w:pPr>
       <w:rPr>
         <w:rFonts w:ascii="Wingdings" w:hAnsi="Wingdings" w:hint="default"/>
@@ -10743,99 +11844,13 @@
     </w:lvl>
   </w:abstractNum>
   <w:abstractNum w:abstractNumId="5" w15:restartNumberingAfterBreak="0">
-    <w:nsid w:val="0D163042"/>
+    <w:nsid w:val="2F39495D"/>
     <w:multiLevelType w:val="hybridMultilevel"/>
-    <w:tmpl w:val="97761F32"/>
-    <w:lvl w:ilvl="0" w:tplc="0419000F">
-      <w:start w:val="1"/>
-      <w:numFmt w:val="decimal"/>
-      <w:lvlText w:val="%1."/>
-      <w:lvlJc w:val="left"/>
-      <w:pPr>
-        <w:ind w:left="1069" w:hanging="360"/>
-      </w:pPr>
-    </w:lvl>
-    <w:lvl w:ilvl="1" w:tplc="04190019" w:tentative="1">
-      <w:start w:val="1"/>
-      <w:numFmt w:val="lowerLetter"/>
-      <w:lvlText w:val="%2."/>
-      <w:lvlJc w:val="left"/>
-      <w:pPr>
-        <w:ind w:left="1789" w:hanging="360"/>
-      </w:pPr>
-    </w:lvl>
-    <w:lvl w:ilvl="2" w:tplc="0419001B" w:tentative="1">
-      <w:start w:val="1"/>
-      <w:numFmt w:val="lowerRoman"/>
-      <w:lvlText w:val="%3."/>
-      <w:lvlJc w:val="right"/>
-      <w:pPr>
-        <w:ind w:left="2509" w:hanging="180"/>
-      </w:pPr>
-    </w:lvl>
-    <w:lvl w:ilvl="3" w:tplc="0419000F" w:tentative="1">
-      <w:start w:val="1"/>
-      <w:numFmt w:val="decimal"/>
-      <w:lvlText w:val="%4."/>
-      <w:lvlJc w:val="left"/>
-      <w:pPr>
-        <w:ind w:left="3229" w:hanging="360"/>
-      </w:pPr>
-    </w:lvl>
-    <w:lvl w:ilvl="4" w:tplc="04190019" w:tentative="1">
-      <w:start w:val="1"/>
-      <w:numFmt w:val="lowerLetter"/>
-      <w:lvlText w:val="%5."/>
-      <w:lvlJc w:val="left"/>
-      <w:pPr>
-        <w:ind w:left="3949" w:hanging="360"/>
-      </w:pPr>
-    </w:lvl>
-    <w:lvl w:ilvl="5" w:tplc="0419001B" w:tentative="1">
-      <w:start w:val="1"/>
-      <w:numFmt w:val="lowerRoman"/>
-      <w:lvlText w:val="%6."/>
-      <w:lvlJc w:val="right"/>
-      <w:pPr>
-        <w:ind w:left="4669" w:hanging="180"/>
-      </w:pPr>
-    </w:lvl>
-    <w:lvl w:ilvl="6" w:tplc="0419000F" w:tentative="1">
-      <w:start w:val="1"/>
-      <w:numFmt w:val="decimal"/>
-      <w:lvlText w:val="%7."/>
-      <w:lvlJc w:val="left"/>
-      <w:pPr>
-        <w:ind w:left="5389" w:hanging="360"/>
-      </w:pPr>
-    </w:lvl>
-    <w:lvl w:ilvl="7" w:tplc="04190019" w:tentative="1">
-      <w:start w:val="1"/>
-      <w:numFmt w:val="lowerLetter"/>
-      <w:lvlText w:val="%8."/>
-      <w:lvlJc w:val="left"/>
-      <w:pPr>
-        <w:ind w:left="6109" w:hanging="360"/>
-      </w:pPr>
-    </w:lvl>
-    <w:lvl w:ilvl="8" w:tplc="0419001B" w:tentative="1">
-      <w:start w:val="1"/>
-      <w:numFmt w:val="lowerRoman"/>
-      <w:lvlText w:val="%9."/>
-      <w:lvlJc w:val="right"/>
-      <w:pPr>
-        <w:ind w:left="6829" w:hanging="180"/>
-      </w:pPr>
-    </w:lvl>
-  </w:abstractNum>
-  <w:abstractNum w:abstractNumId="6" w15:restartNumberingAfterBreak="0">
-    <w:nsid w:val="0EBF74BA"/>
-    <w:multiLevelType w:val="hybridMultilevel"/>
-    <w:tmpl w:val="89FADC90"/>
-    <w:lvl w:ilvl="0" w:tplc="04190001">
+    <w:tmpl w:val="7F58D620"/>
+    <w:lvl w:ilvl="0" w:tplc="EE9A0E7E">
       <w:start w:val="1"/>
       <w:numFmt w:val="bullet"/>
-      <w:lvlText w:val=""/>
+      <w:lvlText w:val=""/>
       <w:lvlJc w:val="left"/>
       <w:pPr>
         <w:ind w:left="1429" w:hanging="360"/>
@@ -10941,10 +11956,123 @@
       </w:rPr>
     </w:lvl>
   </w:abstractNum>
+  <w:abstractNum w:abstractNumId="6" w15:restartNumberingAfterBreak="0">
+    <w:nsid w:val="333538E2"/>
+    <w:multiLevelType w:val="hybridMultilevel"/>
+    <w:tmpl w:val="A78C3B68"/>
+    <w:lvl w:ilvl="0" w:tplc="EE9A0E7E">
+      <w:start w:val="1"/>
+      <w:numFmt w:val="bullet"/>
+      <w:lvlText w:val=""/>
+      <w:lvlJc w:val="left"/>
+      <w:pPr>
+        <w:ind w:left="1429" w:hanging="360"/>
+      </w:pPr>
+      <w:rPr>
+        <w:rFonts w:ascii="Symbol" w:hAnsi="Symbol" w:hint="default"/>
+      </w:rPr>
+    </w:lvl>
+    <w:lvl w:ilvl="1" w:tplc="04190003" w:tentative="1">
+      <w:start w:val="1"/>
+      <w:numFmt w:val="bullet"/>
+      <w:lvlText w:val="o"/>
+      <w:lvlJc w:val="left"/>
+      <w:pPr>
+        <w:ind w:left="2149" w:hanging="360"/>
+      </w:pPr>
+      <w:rPr>
+        <w:rFonts w:ascii="Courier New" w:hAnsi="Courier New" w:cs="Courier New" w:hint="default"/>
+      </w:rPr>
+    </w:lvl>
+    <w:lvl w:ilvl="2" w:tplc="04190005" w:tentative="1">
+      <w:start w:val="1"/>
+      <w:numFmt w:val="bullet"/>
+      <w:lvlText w:val=""/>
+      <w:lvlJc w:val="left"/>
+      <w:pPr>
+        <w:ind w:left="2869" w:hanging="360"/>
+      </w:pPr>
+      <w:rPr>
+        <w:rFonts w:ascii="Wingdings" w:hAnsi="Wingdings" w:hint="default"/>
+      </w:rPr>
+    </w:lvl>
+    <w:lvl w:ilvl="3" w:tplc="04190001" w:tentative="1">
+      <w:start w:val="1"/>
+      <w:numFmt w:val="bullet"/>
+      <w:lvlText w:val=""/>
+      <w:lvlJc w:val="left"/>
+      <w:pPr>
+        <w:ind w:left="3589" w:hanging="360"/>
+      </w:pPr>
+      <w:rPr>
+        <w:rFonts w:ascii="Symbol" w:hAnsi="Symbol" w:hint="default"/>
+      </w:rPr>
+    </w:lvl>
+    <w:lvl w:ilvl="4" w:tplc="04190003" w:tentative="1">
+      <w:start w:val="1"/>
+      <w:numFmt w:val="bullet"/>
+      <w:lvlText w:val="o"/>
+      <w:lvlJc w:val="left"/>
+      <w:pPr>
+        <w:ind w:left="4309" w:hanging="360"/>
+      </w:pPr>
+      <w:rPr>
+        <w:rFonts w:ascii="Courier New" w:hAnsi="Courier New" w:cs="Courier New" w:hint="default"/>
+      </w:rPr>
+    </w:lvl>
+    <w:lvl w:ilvl="5" w:tplc="04190005" w:tentative="1">
+      <w:start w:val="1"/>
+      <w:numFmt w:val="bullet"/>
+      <w:lvlText w:val=""/>
+      <w:lvlJc w:val="left"/>
+      <w:pPr>
+        <w:ind w:left="5029" w:hanging="360"/>
+      </w:pPr>
+      <w:rPr>
+        <w:rFonts w:ascii="Wingdings" w:hAnsi="Wingdings" w:hint="default"/>
+      </w:rPr>
+    </w:lvl>
+    <w:lvl w:ilvl="6" w:tplc="04190001" w:tentative="1">
+      <w:start w:val="1"/>
+      <w:numFmt w:val="bullet"/>
+      <w:lvlText w:val=""/>
+      <w:lvlJc w:val="left"/>
+      <w:pPr>
+        <w:ind w:left="5749" w:hanging="360"/>
+      </w:pPr>
+      <w:rPr>
+        <w:rFonts w:ascii="Symbol" w:hAnsi="Symbol" w:hint="default"/>
+      </w:rPr>
+    </w:lvl>
+    <w:lvl w:ilvl="7" w:tplc="04190003" w:tentative="1">
+      <w:start w:val="1"/>
+      <w:numFmt w:val="bullet"/>
+      <w:lvlText w:val="o"/>
+      <w:lvlJc w:val="left"/>
+      <w:pPr>
+        <w:ind w:left="6469" w:hanging="360"/>
+      </w:pPr>
+      <w:rPr>
+        <w:rFonts w:ascii="Courier New" w:hAnsi="Courier New" w:cs="Courier New" w:hint="default"/>
+      </w:rPr>
+    </w:lvl>
+    <w:lvl w:ilvl="8" w:tplc="04190005" w:tentative="1">
+      <w:start w:val="1"/>
+      <w:numFmt w:val="bullet"/>
+      <w:lvlText w:val=""/>
+      <w:lvlJc w:val="left"/>
+      <w:pPr>
+        <w:ind w:left="7189" w:hanging="360"/>
+      </w:pPr>
+      <w:rPr>
+        <w:rFonts w:ascii="Wingdings" w:hAnsi="Wingdings" w:hint="default"/>
+      </w:rPr>
+    </w:lvl>
+  </w:abstractNum>
   <w:abstractNum w:abstractNumId="7" w15:restartNumberingAfterBreak="0">
-    <w:nsid w:val="105258D1"/>
+    <w:nsid w:val="39175C43"/>
     <w:multiLevelType w:val="multilevel"/>
-    <w:tmpl w:val="7674E484"/>
+    <w:tmpl w:val="6AE2D98A"/>
     <w:lvl w:ilvl="0">
       <w:start w:val="1"/>
       <w:numFmt w:val="decimal"/>
@@ -10956,26 +12084,8 @@
         </w:tabs>
         <w:ind w:left="720" w:hanging="360"/>
       </w:pPr>
-      <w:rPr>
-        <w:rFonts w:hint="default"/>
-      </w:rPr>
     </w:lvl>
     <w:lvl w:ilvl="1">
-      <w:start w:val="1"/>
-      <w:numFmt w:val="bullet"/>
-      <w:lvlText w:val=""/>
-      <w:lvlJc w:val="left"/>
-      <w:pPr>
-        <w:tabs>
-          <w:tab w:val="num" w:pos="1080"/>
-        </w:tabs>
-        <w:ind w:left="1080" w:hanging="360"/>
-      </w:pPr>
-      <w:rPr>
-        <w:rFonts w:ascii="Symbol" w:hAnsi="Symbol" w:cs="Symbol" w:hint="default"/>
-      </w:rPr>
-    </w:lvl>
-    <w:lvl w:ilvl="2">
       <w:start w:val="1"/>
       <w:numFmt w:val="bullet"/>
       <w:lvlText w:val=""/>
@@ -10987,28 +12097,14 @@
         <w:ind w:left="1440" w:hanging="360"/>
       </w:pPr>
       <w:rPr>
-        <w:rFonts w:ascii="Symbol" w:hAnsi="Symbol" w:cs="Symbol" w:hint="default"/>
+        <w:rFonts w:ascii="Symbol" w:hAnsi="Symbol" w:hint="default"/>
+        <w:sz w:val="20"/>
       </w:rPr>
     </w:lvl>
-    <w:lvl w:ilvl="3">
-      <w:start w:val="1"/>
-      <w:numFmt w:val="bullet"/>
-      <w:lvlText w:val=""/>
-      <w:lvlJc w:val="left"/>
-      <w:pPr>
-        <w:tabs>
-          <w:tab w:val="num" w:pos="1800"/>
-        </w:tabs>
-        <w:ind w:left="1800" w:hanging="360"/>
-      </w:pPr>
-      <w:rPr>
-        <w:rFonts w:ascii="Symbol" w:hAnsi="Symbol" w:cs="Symbol" w:hint="default"/>
-      </w:rPr>
-    </w:lvl>
-    <w:lvl w:ilvl="4">
-      <w:start w:val="1"/>
-      <w:numFmt w:val="bullet"/>
-      <w:lvlText w:val=""/>
+    <w:lvl w:ilvl="2" w:tentative="1">
+      <w:start w:val="1"/>
+      <w:numFmt w:val="decimal"/>
+      <w:lvlText w:val="%3."/>
       <w:lvlJc w:val="left"/>
       <w:pPr>
         <w:tabs>
@@ -11016,29 +12112,11 @@
         </w:tabs>
         <w:ind w:left="2160" w:hanging="360"/>
       </w:pPr>
-      <w:rPr>
-        <w:rFonts w:ascii="Symbol" w:hAnsi="Symbol" w:cs="Symbol" w:hint="default"/>
-      </w:rPr>
-    </w:lvl>
-    <w:lvl w:ilvl="5">
-      <w:start w:val="1"/>
-      <w:numFmt w:val="bullet"/>
-      <w:lvlText w:val=""/>
-      <w:lvlJc w:val="left"/>
-      <w:pPr>
-        <w:tabs>
-          <w:tab w:val="num" w:pos="2520"/>
-        </w:tabs>
-        <w:ind w:left="2520" w:hanging="360"/>
-      </w:pPr>
-      <w:rPr>
-        <w:rFonts w:ascii="Symbol" w:hAnsi="Symbol" w:cs="Symbol" w:hint="default"/>
-      </w:rPr>
-    </w:lvl>
-    <w:lvl w:ilvl="6">
-      <w:start w:val="1"/>
-      <w:numFmt w:val="bullet"/>
-      <w:lvlText w:val=""/>
+    </w:lvl>
+    <w:lvl w:ilvl="3" w:tentative="1">
+      <w:start w:val="1"/>
+      <w:numFmt w:val="decimal"/>
+      <w:lvlText w:val="%4."/>
       <w:lvlJc w:val="left"/>
       <w:pPr>
         <w:tabs>
@@ -11046,29 +12124,11 @@
         </w:tabs>
         <w:ind w:left="2880" w:hanging="360"/>
       </w:pPr>
-      <w:rPr>
-        <w:rFonts w:ascii="Symbol" w:hAnsi="Symbol" w:cs="Symbol" w:hint="default"/>
-      </w:rPr>
-    </w:lvl>
-    <w:lvl w:ilvl="7">
-      <w:start w:val="1"/>
-      <w:numFmt w:val="bullet"/>
-      <w:lvlText w:val=""/>
-      <w:lvlJc w:val="left"/>
-      <w:pPr>
-        <w:tabs>
-          <w:tab w:val="num" w:pos="3240"/>
-        </w:tabs>
-        <w:ind w:left="3240" w:hanging="360"/>
-      </w:pPr>
-      <w:rPr>
-        <w:rFonts w:ascii="Symbol" w:hAnsi="Symbol" w:cs="Symbol" w:hint="default"/>
-      </w:rPr>
-    </w:lvl>
-    <w:lvl w:ilvl="8">
-      <w:start w:val="1"/>
-      <w:numFmt w:val="bullet"/>
-      <w:lvlText w:val=""/>
+    </w:lvl>
+    <w:lvl w:ilvl="4" w:tentative="1">
+      <w:start w:val="1"/>
+      <w:numFmt w:val="decimal"/>
+      <w:lvlText w:val="%5."/>
       <w:lvlJc w:val="left"/>
       <w:pPr>
         <w:tabs>
@@ -11076,1746 +12136,174 @@
         </w:tabs>
         <w:ind w:left="3600" w:hanging="360"/>
       </w:pPr>
-      <w:rPr>
-        <w:rFonts w:ascii="Symbol" w:hAnsi="Symbol" w:cs="Symbol" w:hint="default"/>
-      </w:rPr>
+    </w:lvl>
+    <w:lvl w:ilvl="5" w:tentative="1">
+      <w:start w:val="1"/>
+      <w:numFmt w:val="decimal"/>
+      <w:lvlText w:val="%6."/>
+      <w:lvlJc w:val="left"/>
+      <w:pPr>
+        <w:tabs>
+          <w:tab w:val="num" w:pos="4320"/>
+        </w:tabs>
+        <w:ind w:left="4320" w:hanging="360"/>
+      </w:pPr>
+    </w:lvl>
+    <w:lvl w:ilvl="6" w:tentative="1">
+      <w:start w:val="1"/>
+      <w:numFmt w:val="decimal"/>
+      <w:lvlText w:val="%7."/>
+      <w:lvlJc w:val="left"/>
+      <w:pPr>
+        <w:tabs>
+          <w:tab w:val="num" w:pos="5040"/>
+        </w:tabs>
+        <w:ind w:left="5040" w:hanging="360"/>
+      </w:pPr>
+    </w:lvl>
+    <w:lvl w:ilvl="7" w:tentative="1">
+      <w:start w:val="1"/>
+      <w:numFmt w:val="decimal"/>
+      <w:lvlText w:val="%8."/>
+      <w:lvlJc w:val="left"/>
+      <w:pPr>
+        <w:tabs>
+          <w:tab w:val="num" w:pos="5760"/>
+        </w:tabs>
+        <w:ind w:left="5760" w:hanging="360"/>
+      </w:pPr>
+    </w:lvl>
+    <w:lvl w:ilvl="8" w:tentative="1">
+      <w:start w:val="1"/>
+      <w:numFmt w:val="decimal"/>
+      <w:lvlText w:val="%9."/>
+      <w:lvlJc w:val="left"/>
+      <w:pPr>
+        <w:tabs>
+          <w:tab w:val="num" w:pos="6480"/>
+        </w:tabs>
+        <w:ind w:left="6480" w:hanging="360"/>
+      </w:pPr>
     </w:lvl>
   </w:abstractNum>
   <w:abstractNum w:abstractNumId="8" w15:restartNumberingAfterBreak="0">
-    <w:nsid w:val="121A1268"/>
+    <w:nsid w:val="4EDC12D1"/>
     <w:multiLevelType w:val="multilevel"/>
-    <w:tmpl w:val="0419001F"/>
+    <w:tmpl w:val="FB744972"/>
     <w:lvl w:ilvl="0">
       <w:start w:val="1"/>
       <w:numFmt w:val="decimal"/>
       <w:lvlText w:val="%1."/>
       <w:lvlJc w:val="left"/>
       <w:pPr>
-        <w:ind w:left="360" w:hanging="360"/>
+        <w:tabs>
+          <w:tab w:val="num" w:pos="720"/>
+        </w:tabs>
+        <w:ind w:left="720" w:hanging="360"/>
+      </w:pPr>
+    </w:lvl>
+    <w:lvl w:ilvl="1">
+      <w:start w:val="1"/>
+      <w:numFmt w:val="bullet"/>
+      <w:lvlText w:val=""/>
+      <w:lvlJc w:val="left"/>
+      <w:pPr>
+        <w:tabs>
+          <w:tab w:val="num" w:pos="1440"/>
+        </w:tabs>
+        <w:ind w:left="1440" w:hanging="360"/>
       </w:pPr>
       <w:rPr>
-        <w:rFonts w:hint="default"/>
+        <w:rFonts w:ascii="Symbol" w:hAnsi="Symbol" w:hint="default"/>
+        <w:sz w:val="20"/>
       </w:rPr>
     </w:lvl>
-    <w:lvl w:ilvl="1">
+    <w:lvl w:ilvl="2" w:tentative="1">
       <w:start w:val="1"/>
       <w:numFmt w:val="decimal"/>
-      <w:lvlText w:val="%1.%2."/>
-      <w:lvlJc w:val="left"/>
-      <w:pPr>
-        <w:ind w:left="1283" w:hanging="432"/>
-      </w:pPr>
-    </w:lvl>
-    <w:lvl w:ilvl="2">
+      <w:lvlText w:val="%3."/>
+      <w:lvlJc w:val="left"/>
+      <w:pPr>
+        <w:tabs>
+          <w:tab w:val="num" w:pos="2160"/>
+        </w:tabs>
+        <w:ind w:left="2160" w:hanging="360"/>
+      </w:pPr>
+    </w:lvl>
+    <w:lvl w:ilvl="3" w:tentative="1">
       <w:start w:val="1"/>
       <w:numFmt w:val="decimal"/>
-      <w:lvlText w:val="%1.%2.%3."/>
-      <w:lvlJc w:val="left"/>
-      <w:pPr>
-        <w:ind w:left="1224" w:hanging="504"/>
-      </w:pPr>
-    </w:lvl>
-    <w:lvl w:ilvl="3">
+      <w:lvlText w:val="%4."/>
+      <w:lvlJc w:val="left"/>
+      <w:pPr>
+        <w:tabs>
+          <w:tab w:val="num" w:pos="2880"/>
+        </w:tabs>
+        <w:ind w:left="2880" w:hanging="360"/>
+      </w:pPr>
+    </w:lvl>
+    <w:lvl w:ilvl="4" w:tentative="1">
       <w:start w:val="1"/>
       <w:numFmt w:val="decimal"/>
-      <w:lvlText w:val="%1.%2.%3.%4."/>
-      <w:lvlJc w:val="left"/>
-      <w:pPr>
-        <w:ind w:left="1728" w:hanging="648"/>
-      </w:pPr>
-    </w:lvl>
-    <w:lvl w:ilvl="4">
+      <w:lvlText w:val="%5."/>
+      <w:lvlJc w:val="left"/>
+      <w:pPr>
+        <w:tabs>
+          <w:tab w:val="num" w:pos="3600"/>
+        </w:tabs>
+        <w:ind w:left="3600" w:hanging="360"/>
+      </w:pPr>
+    </w:lvl>
+    <w:lvl w:ilvl="5" w:tentative="1">
       <w:start w:val="1"/>
       <w:numFmt w:val="decimal"/>
-      <w:lvlText w:val="%1.%2.%3.%4.%5."/>
-      <w:lvlJc w:val="left"/>
-      <w:pPr>
-        <w:ind w:left="2232" w:hanging="792"/>
-      </w:pPr>
-    </w:lvl>
-    <w:lvl w:ilvl="5">
+      <w:lvlText w:val="%6."/>
+      <w:lvlJc w:val="left"/>
+      <w:pPr>
+        <w:tabs>
+          <w:tab w:val="num" w:pos="4320"/>
+        </w:tabs>
+        <w:ind w:left="4320" w:hanging="360"/>
+      </w:pPr>
+    </w:lvl>
+    <w:lvl w:ilvl="6" w:tentative="1">
       <w:start w:val="1"/>
       <w:numFmt w:val="decimal"/>
-      <w:lvlText w:val="%1.%2.%3.%4.%5.%6."/>
-      <w:lvlJc w:val="left"/>
-      <w:pPr>
-        <w:ind w:left="2736" w:hanging="936"/>
-      </w:pPr>
-    </w:lvl>
-    <w:lvl w:ilvl="6">
+      <w:lvlText w:val="%7."/>
+      <w:lvlJc w:val="left"/>
+      <w:pPr>
+        <w:tabs>
+          <w:tab w:val="num" w:pos="5040"/>
+        </w:tabs>
+        <w:ind w:left="5040" w:hanging="360"/>
+      </w:pPr>
+    </w:lvl>
+    <w:lvl w:ilvl="7" w:tentative="1">
       <w:start w:val="1"/>
       <w:numFmt w:val="decimal"/>
-      <w:lvlText w:val="%1.%2.%3.%4.%5.%6.%7."/>
-      <w:lvlJc w:val="left"/>
-      <w:pPr>
-        <w:ind w:left="3240" w:hanging="1080"/>
-      </w:pPr>
-    </w:lvl>
-    <w:lvl w:ilvl="7">
+      <w:lvlText w:val="%8."/>
+      <w:lvlJc w:val="left"/>
+      <w:pPr>
+        <w:tabs>
+          <w:tab w:val="num" w:pos="5760"/>
+        </w:tabs>
+        <w:ind w:left="5760" w:hanging="360"/>
+      </w:pPr>
+    </w:lvl>
+    <w:lvl w:ilvl="8" w:tentative="1">
       <w:start w:val="1"/>
       <w:numFmt w:val="decimal"/>
-      <w:lvlText w:val="%1.%2.%3.%4.%5.%6.%7.%8."/>
-      <w:lvlJc w:val="left"/>
-      <w:pPr>
-        <w:ind w:left="3744" w:hanging="1224"/>
-      </w:pPr>
-    </w:lvl>
-    <w:lvl w:ilvl="8">
-      <w:start w:val="1"/>
-      <w:numFmt w:val="decimal"/>
-      <w:lvlText w:val="%1.%2.%3.%4.%5.%6.%7.%8.%9."/>
-      <w:lvlJc w:val="left"/>
-      <w:pPr>
-        <w:ind w:left="4320" w:hanging="1440"/>
+      <w:lvlText w:val="%9."/>
+      <w:lvlJc w:val="left"/>
+      <w:pPr>
+        <w:tabs>
+          <w:tab w:val="num" w:pos="6480"/>
+        </w:tabs>
+        <w:ind w:left="6480" w:hanging="360"/>
       </w:pPr>
     </w:lvl>
   </w:abstractNum>
   <w:abstractNum w:abstractNumId="9" w15:restartNumberingAfterBreak="0">
-    <w:nsid w:val="12A31C04"/>
-    <w:multiLevelType w:val="hybridMultilevel"/>
-    <w:tmpl w:val="119E2732"/>
-    <w:lvl w:ilvl="0" w:tplc="61FEAB9C">
-      <w:start w:val="1"/>
-      <w:numFmt w:val="decimal"/>
-      <w:lvlText w:val="%1"/>
-      <w:lvlJc w:val="left"/>
-      <w:pPr>
-        <w:ind w:left="720" w:hanging="360"/>
-      </w:pPr>
-      <w:rPr>
-        <w:rFonts w:hint="default"/>
-      </w:rPr>
-    </w:lvl>
-    <w:lvl w:ilvl="1" w:tplc="04190019" w:tentative="1">
-      <w:start w:val="1"/>
-      <w:numFmt w:val="lowerLetter"/>
-      <w:lvlText w:val="%2."/>
-      <w:lvlJc w:val="left"/>
-      <w:pPr>
-        <w:ind w:left="1440" w:hanging="360"/>
-      </w:pPr>
-    </w:lvl>
-    <w:lvl w:ilvl="2" w:tplc="0419001B" w:tentative="1">
-      <w:start w:val="1"/>
-      <w:numFmt w:val="lowerRoman"/>
-      <w:lvlText w:val="%3."/>
-      <w:lvlJc w:val="right"/>
-      <w:pPr>
-        <w:ind w:left="2160" w:hanging="180"/>
-      </w:pPr>
-    </w:lvl>
-    <w:lvl w:ilvl="3" w:tplc="0419000F" w:tentative="1">
-      <w:start w:val="1"/>
-      <w:numFmt w:val="decimal"/>
-      <w:lvlText w:val="%4."/>
-      <w:lvlJc w:val="left"/>
-      <w:pPr>
-        <w:ind w:left="2880" w:hanging="360"/>
-      </w:pPr>
-    </w:lvl>
-    <w:lvl w:ilvl="4" w:tplc="04190019" w:tentative="1">
-      <w:start w:val="1"/>
-      <w:numFmt w:val="lowerLetter"/>
-      <w:lvlText w:val="%5."/>
-      <w:lvlJc w:val="left"/>
-      <w:pPr>
-        <w:ind w:left="3600" w:hanging="360"/>
-      </w:pPr>
-    </w:lvl>
-    <w:lvl w:ilvl="5" w:tplc="0419001B" w:tentative="1">
-      <w:start w:val="1"/>
-      <w:numFmt w:val="lowerRoman"/>
-      <w:lvlText w:val="%6."/>
-      <w:lvlJc w:val="right"/>
-      <w:pPr>
-        <w:ind w:left="4320" w:hanging="180"/>
-      </w:pPr>
-    </w:lvl>
-    <w:lvl w:ilvl="6" w:tplc="0419000F" w:tentative="1">
-      <w:start w:val="1"/>
-      <w:numFmt w:val="decimal"/>
-      <w:lvlText w:val="%7."/>
-      <w:lvlJc w:val="left"/>
-      <w:pPr>
-        <w:ind w:left="5040" w:hanging="360"/>
-      </w:pPr>
-    </w:lvl>
-    <w:lvl w:ilvl="7" w:tplc="04190019" w:tentative="1">
-      <w:start w:val="1"/>
-      <w:numFmt w:val="lowerLetter"/>
-      <w:lvlText w:val="%8."/>
-      <w:lvlJc w:val="left"/>
-      <w:pPr>
-        <w:ind w:left="5760" w:hanging="360"/>
-      </w:pPr>
-    </w:lvl>
-    <w:lvl w:ilvl="8" w:tplc="0419001B" w:tentative="1">
-      <w:start w:val="1"/>
-      <w:numFmt w:val="lowerRoman"/>
-      <w:lvlText w:val="%9."/>
-      <w:lvlJc w:val="right"/>
-      <w:pPr>
-        <w:ind w:left="6480" w:hanging="180"/>
-      </w:pPr>
-    </w:lvl>
-  </w:abstractNum>
-  <w:abstractNum w:abstractNumId="10" w15:restartNumberingAfterBreak="0">
-    <w:nsid w:val="132054E8"/>
-    <w:multiLevelType w:val="hybridMultilevel"/>
-    <w:tmpl w:val="452611DA"/>
-    <w:lvl w:ilvl="0" w:tplc="EE9A0E7E">
-      <w:start w:val="1"/>
-      <w:numFmt w:val="bullet"/>
-      <w:lvlText w:val=""/>
-      <w:lvlJc w:val="left"/>
-      <w:pPr>
-        <w:ind w:left="1494" w:hanging="360"/>
-      </w:pPr>
-      <w:rPr>
-        <w:rFonts w:ascii="Symbol" w:hAnsi="Symbol" w:hint="default"/>
-      </w:rPr>
-    </w:lvl>
-    <w:lvl w:ilvl="1" w:tplc="04190003" w:tentative="1">
-      <w:start w:val="1"/>
-      <w:numFmt w:val="bullet"/>
-      <w:lvlText w:val="o"/>
-      <w:lvlJc w:val="left"/>
-      <w:pPr>
-        <w:ind w:left="2214" w:hanging="360"/>
-      </w:pPr>
-      <w:rPr>
-        <w:rFonts w:ascii="Courier New" w:hAnsi="Courier New" w:cs="Courier New" w:hint="default"/>
-      </w:rPr>
-    </w:lvl>
-    <w:lvl w:ilvl="2" w:tplc="04190005" w:tentative="1">
-      <w:start w:val="1"/>
-      <w:numFmt w:val="bullet"/>
-      <w:lvlText w:val=""/>
-      <w:lvlJc w:val="left"/>
-      <w:pPr>
-        <w:ind w:left="2934" w:hanging="360"/>
-      </w:pPr>
-      <w:rPr>
-        <w:rFonts w:ascii="Wingdings" w:hAnsi="Wingdings" w:hint="default"/>
-      </w:rPr>
-    </w:lvl>
-    <w:lvl w:ilvl="3" w:tplc="04190001" w:tentative="1">
-      <w:start w:val="1"/>
-      <w:numFmt w:val="bullet"/>
-      <w:lvlText w:val=""/>
-      <w:lvlJc w:val="left"/>
-      <w:pPr>
-        <w:ind w:left="3654" w:hanging="360"/>
-      </w:pPr>
-      <w:rPr>
-        <w:rFonts w:ascii="Symbol" w:hAnsi="Symbol" w:hint="default"/>
-      </w:rPr>
-    </w:lvl>
-    <w:lvl w:ilvl="4" w:tplc="04190003" w:tentative="1">
-      <w:start w:val="1"/>
-      <w:numFmt w:val="bullet"/>
-      <w:lvlText w:val="o"/>
-      <w:lvlJc w:val="left"/>
-      <w:pPr>
-        <w:ind w:left="4374" w:hanging="360"/>
-      </w:pPr>
-      <w:rPr>
-        <w:rFonts w:ascii="Courier New" w:hAnsi="Courier New" w:cs="Courier New" w:hint="default"/>
-      </w:rPr>
-    </w:lvl>
-    <w:lvl w:ilvl="5" w:tplc="04190005" w:tentative="1">
-      <w:start w:val="1"/>
-      <w:numFmt w:val="bullet"/>
-      <w:lvlText w:val=""/>
-      <w:lvlJc w:val="left"/>
-      <w:pPr>
-        <w:ind w:left="5094" w:hanging="360"/>
-      </w:pPr>
-      <w:rPr>
-        <w:rFonts w:ascii="Wingdings" w:hAnsi="Wingdings" w:hint="default"/>
-      </w:rPr>
-    </w:lvl>
-    <w:lvl w:ilvl="6" w:tplc="04190001" w:tentative="1">
-      <w:start w:val="1"/>
-      <w:numFmt w:val="bullet"/>
-      <w:lvlText w:val=""/>
-      <w:lvlJc w:val="left"/>
-      <w:pPr>
-        <w:ind w:left="5814" w:hanging="360"/>
-      </w:pPr>
-      <w:rPr>
-        <w:rFonts w:ascii="Symbol" w:hAnsi="Symbol" w:hint="default"/>
-      </w:rPr>
-    </w:lvl>
-    <w:lvl w:ilvl="7" w:tplc="04190003" w:tentative="1">
-      <w:start w:val="1"/>
-      <w:numFmt w:val="bullet"/>
-      <w:lvlText w:val="o"/>
-      <w:lvlJc w:val="left"/>
-      <w:pPr>
-        <w:ind w:left="6534" w:hanging="360"/>
-      </w:pPr>
-      <w:rPr>
-        <w:rFonts w:ascii="Courier New" w:hAnsi="Courier New" w:cs="Courier New" w:hint="default"/>
-      </w:rPr>
-    </w:lvl>
-    <w:lvl w:ilvl="8" w:tplc="04190005" w:tentative="1">
-      <w:start w:val="1"/>
-      <w:numFmt w:val="bullet"/>
-      <w:lvlText w:val=""/>
-      <w:lvlJc w:val="left"/>
-      <w:pPr>
-        <w:ind w:left="7254" w:hanging="360"/>
-      </w:pPr>
-      <w:rPr>
-        <w:rFonts w:ascii="Wingdings" w:hAnsi="Wingdings" w:hint="default"/>
-      </w:rPr>
-    </w:lvl>
-  </w:abstractNum>
-  <w:abstractNum w:abstractNumId="11" w15:restartNumberingAfterBreak="0">
-    <w:nsid w:val="1496752A"/>
-    <w:multiLevelType w:val="multilevel"/>
-    <w:tmpl w:val="0419001F"/>
-    <w:lvl w:ilvl="0">
-      <w:start w:val="1"/>
-      <w:numFmt w:val="decimal"/>
-      <w:lvlText w:val="%1."/>
-      <w:lvlJc w:val="left"/>
-      <w:pPr>
-        <w:ind w:left="928" w:hanging="360"/>
-      </w:pPr>
-      <w:rPr>
-        <w:rFonts w:hint="default"/>
-      </w:rPr>
-    </w:lvl>
-    <w:lvl w:ilvl="1">
-      <w:start w:val="1"/>
-      <w:numFmt w:val="decimal"/>
-      <w:lvlText w:val="%1.%2."/>
-      <w:lvlJc w:val="left"/>
-      <w:pPr>
-        <w:ind w:left="1360" w:hanging="432"/>
-      </w:pPr>
-    </w:lvl>
-    <w:lvl w:ilvl="2">
-      <w:start w:val="1"/>
-      <w:numFmt w:val="decimal"/>
-      <w:lvlText w:val="%1.%2.%3."/>
-      <w:lvlJc w:val="left"/>
-      <w:pPr>
-        <w:ind w:left="1792" w:hanging="504"/>
-      </w:pPr>
-    </w:lvl>
-    <w:lvl w:ilvl="3">
-      <w:start w:val="1"/>
-      <w:numFmt w:val="decimal"/>
-      <w:lvlText w:val="%1.%2.%3.%4."/>
-      <w:lvlJc w:val="left"/>
-      <w:pPr>
-        <w:ind w:left="2296" w:hanging="648"/>
-      </w:pPr>
-    </w:lvl>
-    <w:lvl w:ilvl="4">
-      <w:start w:val="1"/>
-      <w:numFmt w:val="decimal"/>
-      <w:lvlText w:val="%1.%2.%3.%4.%5."/>
-      <w:lvlJc w:val="left"/>
-      <w:pPr>
-        <w:ind w:left="2800" w:hanging="792"/>
-      </w:pPr>
-    </w:lvl>
-    <w:lvl w:ilvl="5">
-      <w:start w:val="1"/>
-      <w:numFmt w:val="decimal"/>
-      <w:lvlText w:val="%1.%2.%3.%4.%5.%6."/>
-      <w:lvlJc w:val="left"/>
-      <w:pPr>
-        <w:ind w:left="3304" w:hanging="936"/>
-      </w:pPr>
-    </w:lvl>
-    <w:lvl w:ilvl="6">
-      <w:start w:val="1"/>
-      <w:numFmt w:val="decimal"/>
-      <w:lvlText w:val="%1.%2.%3.%4.%5.%6.%7."/>
-      <w:lvlJc w:val="left"/>
-      <w:pPr>
-        <w:ind w:left="3808" w:hanging="1080"/>
-      </w:pPr>
-    </w:lvl>
-    <w:lvl w:ilvl="7">
-      <w:start w:val="1"/>
-      <w:numFmt w:val="decimal"/>
-      <w:lvlText w:val="%1.%2.%3.%4.%5.%6.%7.%8."/>
-      <w:lvlJc w:val="left"/>
-      <w:pPr>
-        <w:ind w:left="4312" w:hanging="1224"/>
-      </w:pPr>
-    </w:lvl>
-    <w:lvl w:ilvl="8">
-      <w:start w:val="1"/>
-      <w:numFmt w:val="decimal"/>
-      <w:lvlText w:val="%1.%2.%3.%4.%5.%6.%7.%8.%9."/>
-      <w:lvlJc w:val="left"/>
-      <w:pPr>
-        <w:ind w:left="4888" w:hanging="1440"/>
-      </w:pPr>
-    </w:lvl>
-  </w:abstractNum>
-  <w:abstractNum w:abstractNumId="12" w15:restartNumberingAfterBreak="0">
-    <w:nsid w:val="208E0EE8"/>
-    <w:multiLevelType w:val="hybridMultilevel"/>
-    <w:tmpl w:val="2A427F0E"/>
-    <w:lvl w:ilvl="0" w:tplc="04190001">
-      <w:start w:val="1"/>
-      <w:numFmt w:val="bullet"/>
-      <w:lvlText w:val=""/>
-      <w:lvlJc w:val="left"/>
-      <w:pPr>
-        <w:ind w:left="1429" w:hanging="360"/>
-      </w:pPr>
-      <w:rPr>
-        <w:rFonts w:ascii="Symbol" w:hAnsi="Symbol" w:hint="default"/>
-      </w:rPr>
-    </w:lvl>
-    <w:lvl w:ilvl="1" w:tplc="04190003" w:tentative="1">
-      <w:start w:val="1"/>
-      <w:numFmt w:val="bullet"/>
-      <w:lvlText w:val="o"/>
-      <w:lvlJc w:val="left"/>
-      <w:pPr>
-        <w:ind w:left="2149" w:hanging="360"/>
-      </w:pPr>
-      <w:rPr>
-        <w:rFonts w:ascii="Courier New" w:hAnsi="Courier New" w:cs="Courier New" w:hint="default"/>
-      </w:rPr>
-    </w:lvl>
-    <w:lvl w:ilvl="2" w:tplc="04190005" w:tentative="1">
-      <w:start w:val="1"/>
-      <w:numFmt w:val="bullet"/>
-      <w:lvlText w:val=""/>
-      <w:lvlJc w:val="left"/>
-      <w:pPr>
-        <w:ind w:left="2869" w:hanging="360"/>
-      </w:pPr>
-      <w:rPr>
-        <w:rFonts w:ascii="Wingdings" w:hAnsi="Wingdings" w:hint="default"/>
-      </w:rPr>
-    </w:lvl>
-    <w:lvl w:ilvl="3" w:tplc="04190001" w:tentative="1">
-      <w:start w:val="1"/>
-      <w:numFmt w:val="bullet"/>
-      <w:lvlText w:val=""/>
-      <w:lvlJc w:val="left"/>
-      <w:pPr>
-        <w:ind w:left="3589" w:hanging="360"/>
-      </w:pPr>
-      <w:rPr>
-        <w:rFonts w:ascii="Symbol" w:hAnsi="Symbol" w:hint="default"/>
-      </w:rPr>
-    </w:lvl>
-    <w:lvl w:ilvl="4" w:tplc="04190003" w:tentative="1">
-      <w:start w:val="1"/>
-      <w:numFmt w:val="bullet"/>
-      <w:lvlText w:val="o"/>
-      <w:lvlJc w:val="left"/>
-      <w:pPr>
-        <w:ind w:left="4309" w:hanging="360"/>
-      </w:pPr>
-      <w:rPr>
-        <w:rFonts w:ascii="Courier New" w:hAnsi="Courier New" w:cs="Courier New" w:hint="default"/>
-      </w:rPr>
-    </w:lvl>
-    <w:lvl w:ilvl="5" w:tplc="04190005" w:tentative="1">
-      <w:start w:val="1"/>
-      <w:numFmt w:val="bullet"/>
-      <w:lvlText w:val=""/>
-      <w:lvlJc w:val="left"/>
-      <w:pPr>
-        <w:ind w:left="5029" w:hanging="360"/>
-      </w:pPr>
-      <w:rPr>
-        <w:rFonts w:ascii="Wingdings" w:hAnsi="Wingdings" w:hint="default"/>
-      </w:rPr>
-    </w:lvl>
-    <w:lvl w:ilvl="6" w:tplc="04190001" w:tentative="1">
-      <w:start w:val="1"/>
-      <w:numFmt w:val="bullet"/>
-      <w:lvlText w:val=""/>
-      <w:lvlJc w:val="left"/>
-      <w:pPr>
-        <w:ind w:left="5749" w:hanging="360"/>
-      </w:pPr>
-      <w:rPr>
-        <w:rFonts w:ascii="Symbol" w:hAnsi="Symbol" w:hint="default"/>
-      </w:rPr>
-    </w:lvl>
-    <w:lvl w:ilvl="7" w:tplc="04190003" w:tentative="1">
-      <w:start w:val="1"/>
-      <w:numFmt w:val="bullet"/>
-      <w:lvlText w:val="o"/>
-      <w:lvlJc w:val="left"/>
-      <w:pPr>
-        <w:ind w:left="6469" w:hanging="360"/>
-      </w:pPr>
-      <w:rPr>
-        <w:rFonts w:ascii="Courier New" w:hAnsi="Courier New" w:cs="Courier New" w:hint="default"/>
-      </w:rPr>
-    </w:lvl>
-    <w:lvl w:ilvl="8" w:tplc="04190005" w:tentative="1">
-      <w:start w:val="1"/>
-      <w:numFmt w:val="bullet"/>
-      <w:lvlText w:val=""/>
-      <w:lvlJc w:val="left"/>
-      <w:pPr>
-        <w:ind w:left="7189" w:hanging="360"/>
-      </w:pPr>
-      <w:rPr>
-        <w:rFonts w:ascii="Wingdings" w:hAnsi="Wingdings" w:hint="default"/>
-      </w:rPr>
-    </w:lvl>
-  </w:abstractNum>
-  <w:abstractNum w:abstractNumId="13" w15:restartNumberingAfterBreak="0">
-    <w:nsid w:val="24E222F7"/>
-    <w:multiLevelType w:val="hybridMultilevel"/>
-    <w:tmpl w:val="2662EAAE"/>
-    <w:lvl w:ilvl="0" w:tplc="0419000F">
-      <w:start w:val="1"/>
-      <w:numFmt w:val="decimal"/>
-      <w:lvlText w:val="%1."/>
-      <w:lvlJc w:val="left"/>
-      <w:pPr>
-        <w:ind w:left="1429" w:hanging="360"/>
-      </w:pPr>
-    </w:lvl>
-    <w:lvl w:ilvl="1" w:tplc="04190019" w:tentative="1">
-      <w:start w:val="1"/>
-      <w:numFmt w:val="lowerLetter"/>
-      <w:lvlText w:val="%2."/>
-      <w:lvlJc w:val="left"/>
-      <w:pPr>
-        <w:ind w:left="2149" w:hanging="360"/>
-      </w:pPr>
-    </w:lvl>
-    <w:lvl w:ilvl="2" w:tplc="0419001B" w:tentative="1">
-      <w:start w:val="1"/>
-      <w:numFmt w:val="lowerRoman"/>
-      <w:lvlText w:val="%3."/>
-      <w:lvlJc w:val="right"/>
-      <w:pPr>
-        <w:ind w:left="2869" w:hanging="180"/>
-      </w:pPr>
-    </w:lvl>
-    <w:lvl w:ilvl="3" w:tplc="0419000F" w:tentative="1">
-      <w:start w:val="1"/>
-      <w:numFmt w:val="decimal"/>
-      <w:lvlText w:val="%4."/>
-      <w:lvlJc w:val="left"/>
-      <w:pPr>
-        <w:ind w:left="3589" w:hanging="360"/>
-      </w:pPr>
-    </w:lvl>
-    <w:lvl w:ilvl="4" w:tplc="04190019" w:tentative="1">
-      <w:start w:val="1"/>
-      <w:numFmt w:val="lowerLetter"/>
-      <w:lvlText w:val="%5."/>
-      <w:lvlJc w:val="left"/>
-      <w:pPr>
-        <w:ind w:left="4309" w:hanging="360"/>
-      </w:pPr>
-    </w:lvl>
-    <w:lvl w:ilvl="5" w:tplc="0419001B" w:tentative="1">
-      <w:start w:val="1"/>
-      <w:numFmt w:val="lowerRoman"/>
-      <w:lvlText w:val="%6."/>
-      <w:lvlJc w:val="right"/>
-      <w:pPr>
-        <w:ind w:left="5029" w:hanging="180"/>
-      </w:pPr>
-    </w:lvl>
-    <w:lvl w:ilvl="6" w:tplc="0419000F" w:tentative="1">
-      <w:start w:val="1"/>
-      <w:numFmt w:val="decimal"/>
-      <w:lvlText w:val="%7."/>
-      <w:lvlJc w:val="left"/>
-      <w:pPr>
-        <w:ind w:left="5749" w:hanging="360"/>
-      </w:pPr>
-    </w:lvl>
-    <w:lvl w:ilvl="7" w:tplc="04190019" w:tentative="1">
-      <w:start w:val="1"/>
-      <w:numFmt w:val="lowerLetter"/>
-      <w:lvlText w:val="%8."/>
-      <w:lvlJc w:val="left"/>
-      <w:pPr>
-        <w:ind w:left="6469" w:hanging="360"/>
-      </w:pPr>
-    </w:lvl>
-    <w:lvl w:ilvl="8" w:tplc="0419001B" w:tentative="1">
-      <w:start w:val="1"/>
-      <w:numFmt w:val="lowerRoman"/>
-      <w:lvlText w:val="%9."/>
-      <w:lvlJc w:val="right"/>
-      <w:pPr>
-        <w:ind w:left="7189" w:hanging="180"/>
-      </w:pPr>
-    </w:lvl>
-  </w:abstractNum>
-  <w:abstractNum w:abstractNumId="14" w15:restartNumberingAfterBreak="0">
-    <w:nsid w:val="2638598D"/>
-    <w:multiLevelType w:val="hybridMultilevel"/>
-    <w:tmpl w:val="963E6ED6"/>
-    <w:lvl w:ilvl="0" w:tplc="EE9A0E7E">
-      <w:start w:val="1"/>
-      <w:numFmt w:val="bullet"/>
-      <w:lvlText w:val=""/>
-      <w:lvlJc w:val="left"/>
-      <w:pPr>
-        <w:ind w:left="1429" w:hanging="360"/>
-      </w:pPr>
-      <w:rPr>
-        <w:rFonts w:ascii="Symbol" w:hAnsi="Symbol" w:hint="default"/>
-      </w:rPr>
-    </w:lvl>
-    <w:lvl w:ilvl="1" w:tplc="04190003" w:tentative="1">
-      <w:start w:val="1"/>
-      <w:numFmt w:val="bullet"/>
-      <w:lvlText w:val="o"/>
-      <w:lvlJc w:val="left"/>
-      <w:pPr>
-        <w:ind w:left="2149" w:hanging="360"/>
-      </w:pPr>
-      <w:rPr>
-        <w:rFonts w:ascii="Courier New" w:hAnsi="Courier New" w:cs="Courier New" w:hint="default"/>
-      </w:rPr>
-    </w:lvl>
-    <w:lvl w:ilvl="2" w:tplc="04190005" w:tentative="1">
-      <w:start w:val="1"/>
-      <w:numFmt w:val="bullet"/>
-      <w:lvlText w:val=""/>
-      <w:lvlJc w:val="left"/>
-      <w:pPr>
-        <w:ind w:left="2869" w:hanging="360"/>
-      </w:pPr>
-      <w:rPr>
-        <w:rFonts w:ascii="Wingdings" w:hAnsi="Wingdings" w:hint="default"/>
-      </w:rPr>
-    </w:lvl>
-    <w:lvl w:ilvl="3" w:tplc="04190001" w:tentative="1">
-      <w:start w:val="1"/>
-      <w:numFmt w:val="bullet"/>
-      <w:lvlText w:val=""/>
-      <w:lvlJc w:val="left"/>
-      <w:pPr>
-        <w:ind w:left="3589" w:hanging="360"/>
-      </w:pPr>
-      <w:rPr>
-        <w:rFonts w:ascii="Symbol" w:hAnsi="Symbol" w:hint="default"/>
-      </w:rPr>
-    </w:lvl>
-    <w:lvl w:ilvl="4" w:tplc="04190003" w:tentative="1">
-      <w:start w:val="1"/>
-      <w:numFmt w:val="bullet"/>
-      <w:lvlText w:val="o"/>
-      <w:lvlJc w:val="left"/>
-      <w:pPr>
-        <w:ind w:left="4309" w:hanging="360"/>
-      </w:pPr>
-      <w:rPr>
-        <w:rFonts w:ascii="Courier New" w:hAnsi="Courier New" w:cs="Courier New" w:hint="default"/>
-      </w:rPr>
-    </w:lvl>
-    <w:lvl w:ilvl="5" w:tplc="04190005" w:tentative="1">
-      <w:start w:val="1"/>
-      <w:numFmt w:val="bullet"/>
-      <w:lvlText w:val=""/>
-      <w:lvlJc w:val="left"/>
-      <w:pPr>
-        <w:ind w:left="5029" w:hanging="360"/>
-      </w:pPr>
-      <w:rPr>
-        <w:rFonts w:ascii="Wingdings" w:hAnsi="Wingdings" w:hint="default"/>
-      </w:rPr>
-    </w:lvl>
-    <w:lvl w:ilvl="6" w:tplc="04190001" w:tentative="1">
-      <w:start w:val="1"/>
-      <w:numFmt w:val="bullet"/>
-      <w:lvlText w:val=""/>
-      <w:lvlJc w:val="left"/>
-      <w:pPr>
-        <w:ind w:left="5749" w:hanging="360"/>
-      </w:pPr>
-      <w:rPr>
-        <w:rFonts w:ascii="Symbol" w:hAnsi="Symbol" w:hint="default"/>
-      </w:rPr>
-    </w:lvl>
-    <w:lvl w:ilvl="7" w:tplc="04190003" w:tentative="1">
-      <w:start w:val="1"/>
-      <w:numFmt w:val="bullet"/>
-      <w:lvlText w:val="o"/>
-      <w:lvlJc w:val="left"/>
-      <w:pPr>
-        <w:ind w:left="6469" w:hanging="360"/>
-      </w:pPr>
-      <w:rPr>
-        <w:rFonts w:ascii="Courier New" w:hAnsi="Courier New" w:cs="Courier New" w:hint="default"/>
-      </w:rPr>
-    </w:lvl>
-    <w:lvl w:ilvl="8" w:tplc="04190005" w:tentative="1">
-      <w:start w:val="1"/>
-      <w:numFmt w:val="bullet"/>
-      <w:lvlText w:val=""/>
-      <w:lvlJc w:val="left"/>
-      <w:pPr>
-        <w:ind w:left="7189" w:hanging="360"/>
-      </w:pPr>
-      <w:rPr>
-        <w:rFonts w:ascii="Wingdings" w:hAnsi="Wingdings" w:hint="default"/>
-      </w:rPr>
-    </w:lvl>
-  </w:abstractNum>
-  <w:abstractNum w:abstractNumId="15" w15:restartNumberingAfterBreak="0">
-    <w:nsid w:val="280B6AA1"/>
-    <w:multiLevelType w:val="hybridMultilevel"/>
-    <w:tmpl w:val="9850ACC0"/>
-    <w:lvl w:ilvl="0" w:tplc="C5DE4E72">
-      <w:start w:val="1"/>
-      <w:numFmt w:val="decimal"/>
-      <w:lvlText w:val="%1"/>
-      <w:lvlJc w:val="left"/>
-      <w:pPr>
-        <w:ind w:left="1211" w:hanging="360"/>
-      </w:pPr>
-      <w:rPr>
-        <w:rFonts w:hint="default"/>
-      </w:rPr>
-    </w:lvl>
-    <w:lvl w:ilvl="1" w:tplc="04190019" w:tentative="1">
-      <w:start w:val="1"/>
-      <w:numFmt w:val="lowerLetter"/>
-      <w:lvlText w:val="%2."/>
-      <w:lvlJc w:val="left"/>
-      <w:pPr>
-        <w:ind w:left="1931" w:hanging="360"/>
-      </w:pPr>
-    </w:lvl>
-    <w:lvl w:ilvl="2" w:tplc="0419001B" w:tentative="1">
-      <w:start w:val="1"/>
-      <w:numFmt w:val="lowerRoman"/>
-      <w:lvlText w:val="%3."/>
-      <w:lvlJc w:val="right"/>
-      <w:pPr>
-        <w:ind w:left="2651" w:hanging="180"/>
-      </w:pPr>
-    </w:lvl>
-    <w:lvl w:ilvl="3" w:tplc="0419000F" w:tentative="1">
-      <w:start w:val="1"/>
-      <w:numFmt w:val="decimal"/>
-      <w:lvlText w:val="%4."/>
-      <w:lvlJc w:val="left"/>
-      <w:pPr>
-        <w:ind w:left="3371" w:hanging="360"/>
-      </w:pPr>
-    </w:lvl>
-    <w:lvl w:ilvl="4" w:tplc="04190019" w:tentative="1">
-      <w:start w:val="1"/>
-      <w:numFmt w:val="lowerLetter"/>
-      <w:lvlText w:val="%5."/>
-      <w:lvlJc w:val="left"/>
-      <w:pPr>
-        <w:ind w:left="4091" w:hanging="360"/>
-      </w:pPr>
-    </w:lvl>
-    <w:lvl w:ilvl="5" w:tplc="0419001B" w:tentative="1">
-      <w:start w:val="1"/>
-      <w:numFmt w:val="lowerRoman"/>
-      <w:lvlText w:val="%6."/>
-      <w:lvlJc w:val="right"/>
-      <w:pPr>
-        <w:ind w:left="4811" w:hanging="180"/>
-      </w:pPr>
-    </w:lvl>
-    <w:lvl w:ilvl="6" w:tplc="0419000F" w:tentative="1">
-      <w:start w:val="1"/>
-      <w:numFmt w:val="decimal"/>
-      <w:lvlText w:val="%7."/>
-      <w:lvlJc w:val="left"/>
-      <w:pPr>
-        <w:ind w:left="5531" w:hanging="360"/>
-      </w:pPr>
-    </w:lvl>
-    <w:lvl w:ilvl="7" w:tplc="04190019" w:tentative="1">
-      <w:start w:val="1"/>
-      <w:numFmt w:val="lowerLetter"/>
-      <w:lvlText w:val="%8."/>
-      <w:lvlJc w:val="left"/>
-      <w:pPr>
-        <w:ind w:left="6251" w:hanging="360"/>
-      </w:pPr>
-    </w:lvl>
-    <w:lvl w:ilvl="8" w:tplc="0419001B" w:tentative="1">
-      <w:start w:val="1"/>
-      <w:numFmt w:val="lowerRoman"/>
-      <w:lvlText w:val="%9."/>
-      <w:lvlJc w:val="right"/>
-      <w:pPr>
-        <w:ind w:left="6971" w:hanging="180"/>
-      </w:pPr>
-    </w:lvl>
-  </w:abstractNum>
-  <w:abstractNum w:abstractNumId="16" w15:restartNumberingAfterBreak="0">
-    <w:nsid w:val="2D083A8D"/>
-    <w:multiLevelType w:val="multilevel"/>
-    <w:tmpl w:val="0419001F"/>
-    <w:lvl w:ilvl="0">
-      <w:start w:val="1"/>
-      <w:numFmt w:val="decimal"/>
-      <w:lvlText w:val="%1."/>
-      <w:lvlJc w:val="left"/>
-      <w:pPr>
-        <w:ind w:left="360" w:hanging="360"/>
-      </w:pPr>
-      <w:rPr>
-        <w:rFonts w:hint="default"/>
-      </w:rPr>
-    </w:lvl>
-    <w:lvl w:ilvl="1">
-      <w:start w:val="1"/>
-      <w:numFmt w:val="decimal"/>
-      <w:lvlText w:val="%1.%2."/>
-      <w:lvlJc w:val="left"/>
-      <w:pPr>
-        <w:ind w:left="792" w:hanging="432"/>
-      </w:pPr>
-    </w:lvl>
-    <w:lvl w:ilvl="2">
-      <w:start w:val="1"/>
-      <w:numFmt w:val="decimal"/>
-      <w:lvlText w:val="%1.%2.%3."/>
-      <w:lvlJc w:val="left"/>
-      <w:pPr>
-        <w:ind w:left="1224" w:hanging="504"/>
-      </w:pPr>
-    </w:lvl>
-    <w:lvl w:ilvl="3">
-      <w:start w:val="1"/>
-      <w:numFmt w:val="decimal"/>
-      <w:lvlText w:val="%1.%2.%3.%4."/>
-      <w:lvlJc w:val="left"/>
-      <w:pPr>
-        <w:ind w:left="1728" w:hanging="648"/>
-      </w:pPr>
-    </w:lvl>
-    <w:lvl w:ilvl="4">
-      <w:start w:val="1"/>
-      <w:numFmt w:val="decimal"/>
-      <w:lvlText w:val="%1.%2.%3.%4.%5."/>
-      <w:lvlJc w:val="left"/>
-      <w:pPr>
-        <w:ind w:left="2232" w:hanging="792"/>
-      </w:pPr>
-    </w:lvl>
-    <w:lvl w:ilvl="5">
-      <w:start w:val="1"/>
-      <w:numFmt w:val="decimal"/>
-      <w:lvlText w:val="%1.%2.%3.%4.%5.%6."/>
-      <w:lvlJc w:val="left"/>
-      <w:pPr>
-        <w:ind w:left="2736" w:hanging="936"/>
-      </w:pPr>
-    </w:lvl>
-    <w:lvl w:ilvl="6">
-      <w:start w:val="1"/>
-      <w:numFmt w:val="decimal"/>
-      <w:lvlText w:val="%1.%2.%3.%4.%5.%6.%7."/>
-      <w:lvlJc w:val="left"/>
-      <w:pPr>
-        <w:ind w:left="3240" w:hanging="1080"/>
-      </w:pPr>
-    </w:lvl>
-    <w:lvl w:ilvl="7">
-      <w:start w:val="1"/>
-      <w:numFmt w:val="decimal"/>
-      <w:lvlText w:val="%1.%2.%3.%4.%5.%6.%7.%8."/>
-      <w:lvlJc w:val="left"/>
-      <w:pPr>
-        <w:ind w:left="3744" w:hanging="1224"/>
-      </w:pPr>
-    </w:lvl>
-    <w:lvl w:ilvl="8">
-      <w:start w:val="1"/>
-      <w:numFmt w:val="decimal"/>
-      <w:lvlText w:val="%1.%2.%3.%4.%5.%6.%7.%8.%9."/>
-      <w:lvlJc w:val="left"/>
-      <w:pPr>
-        <w:ind w:left="4320" w:hanging="1440"/>
-      </w:pPr>
-    </w:lvl>
-  </w:abstractNum>
-  <w:abstractNum w:abstractNumId="17" w15:restartNumberingAfterBreak="0">
-    <w:nsid w:val="2E537265"/>
-    <w:multiLevelType w:val="hybridMultilevel"/>
-    <w:tmpl w:val="ADBCBAA2"/>
-    <w:lvl w:ilvl="0" w:tplc="0419000F">
-      <w:start w:val="1"/>
-      <w:numFmt w:val="decimal"/>
-      <w:lvlText w:val="%1."/>
-      <w:lvlJc w:val="left"/>
-      <w:pPr>
-        <w:ind w:left="1069" w:hanging="360"/>
-      </w:pPr>
-    </w:lvl>
-    <w:lvl w:ilvl="1" w:tplc="04190019" w:tentative="1">
-      <w:start w:val="1"/>
-      <w:numFmt w:val="lowerLetter"/>
-      <w:lvlText w:val="%2."/>
-      <w:lvlJc w:val="left"/>
-      <w:pPr>
-        <w:ind w:left="1789" w:hanging="360"/>
-      </w:pPr>
-    </w:lvl>
-    <w:lvl w:ilvl="2" w:tplc="0419001B" w:tentative="1">
-      <w:start w:val="1"/>
-      <w:numFmt w:val="lowerRoman"/>
-      <w:lvlText w:val="%3."/>
-      <w:lvlJc w:val="right"/>
-      <w:pPr>
-        <w:ind w:left="2509" w:hanging="180"/>
-      </w:pPr>
-    </w:lvl>
-    <w:lvl w:ilvl="3" w:tplc="0419000F" w:tentative="1">
-      <w:start w:val="1"/>
-      <w:numFmt w:val="decimal"/>
-      <w:lvlText w:val="%4."/>
-      <w:lvlJc w:val="left"/>
-      <w:pPr>
-        <w:ind w:left="3229" w:hanging="360"/>
-      </w:pPr>
-    </w:lvl>
-    <w:lvl w:ilvl="4" w:tplc="04190019" w:tentative="1">
-      <w:start w:val="1"/>
-      <w:numFmt w:val="lowerLetter"/>
-      <w:lvlText w:val="%5."/>
-      <w:lvlJc w:val="left"/>
-      <w:pPr>
-        <w:ind w:left="3949" w:hanging="360"/>
-      </w:pPr>
-    </w:lvl>
-    <w:lvl w:ilvl="5" w:tplc="0419001B" w:tentative="1">
-      <w:start w:val="1"/>
-      <w:numFmt w:val="lowerRoman"/>
-      <w:lvlText w:val="%6."/>
-      <w:lvlJc w:val="right"/>
-      <w:pPr>
-        <w:ind w:left="4669" w:hanging="180"/>
-      </w:pPr>
-    </w:lvl>
-    <w:lvl w:ilvl="6" w:tplc="0419000F" w:tentative="1">
-      <w:start w:val="1"/>
-      <w:numFmt w:val="decimal"/>
-      <w:lvlText w:val="%7."/>
-      <w:lvlJc w:val="left"/>
-      <w:pPr>
-        <w:ind w:left="5389" w:hanging="360"/>
-      </w:pPr>
-    </w:lvl>
-    <w:lvl w:ilvl="7" w:tplc="04190019" w:tentative="1">
-      <w:start w:val="1"/>
-      <w:numFmt w:val="lowerLetter"/>
-      <w:lvlText w:val="%8."/>
-      <w:lvlJc w:val="left"/>
-      <w:pPr>
-        <w:ind w:left="6109" w:hanging="360"/>
-      </w:pPr>
-    </w:lvl>
-    <w:lvl w:ilvl="8" w:tplc="0419001B" w:tentative="1">
-      <w:start w:val="1"/>
-      <w:numFmt w:val="lowerRoman"/>
-      <w:lvlText w:val="%9."/>
-      <w:lvlJc w:val="right"/>
-      <w:pPr>
-        <w:ind w:left="6829" w:hanging="180"/>
-      </w:pPr>
-    </w:lvl>
-  </w:abstractNum>
-  <w:abstractNum w:abstractNumId="18" w15:restartNumberingAfterBreak="0">
-    <w:nsid w:val="2F39495D"/>
-    <w:multiLevelType w:val="hybridMultilevel"/>
-    <w:tmpl w:val="7F58D620"/>
-    <w:lvl w:ilvl="0" w:tplc="EE9A0E7E">
-      <w:start w:val="1"/>
-      <w:numFmt w:val="bullet"/>
-      <w:lvlText w:val=""/>
-      <w:lvlJc w:val="left"/>
-      <w:pPr>
-        <w:ind w:left="1429" w:hanging="360"/>
-      </w:pPr>
-      <w:rPr>
-        <w:rFonts w:ascii="Symbol" w:hAnsi="Symbol" w:hint="default"/>
-      </w:rPr>
-    </w:lvl>
-    <w:lvl w:ilvl="1" w:tplc="04190003" w:tentative="1">
-      <w:start w:val="1"/>
-      <w:numFmt w:val="bullet"/>
-      <w:lvlText w:val="o"/>
-      <w:lvlJc w:val="left"/>
-      <w:pPr>
-        <w:ind w:left="2149" w:hanging="360"/>
-      </w:pPr>
-      <w:rPr>
-        <w:rFonts w:ascii="Courier New" w:hAnsi="Courier New" w:cs="Courier New" w:hint="default"/>
-      </w:rPr>
-    </w:lvl>
-    <w:lvl w:ilvl="2" w:tplc="04190005" w:tentative="1">
-      <w:start w:val="1"/>
-      <w:numFmt w:val="bullet"/>
-      <w:lvlText w:val=""/>
-      <w:lvlJc w:val="left"/>
-      <w:pPr>
-        <w:ind w:left="2869" w:hanging="360"/>
-      </w:pPr>
-      <w:rPr>
-        <w:rFonts w:ascii="Wingdings" w:hAnsi="Wingdings" w:hint="default"/>
-      </w:rPr>
-    </w:lvl>
-    <w:lvl w:ilvl="3" w:tplc="04190001" w:tentative="1">
-      <w:start w:val="1"/>
-      <w:numFmt w:val="bullet"/>
-      <w:lvlText w:val=""/>
-      <w:lvlJc w:val="left"/>
-      <w:pPr>
-        <w:ind w:left="3589" w:hanging="360"/>
-      </w:pPr>
-      <w:rPr>
-        <w:rFonts w:ascii="Symbol" w:hAnsi="Symbol" w:hint="default"/>
-      </w:rPr>
-    </w:lvl>
-    <w:lvl w:ilvl="4" w:tplc="04190003" w:tentative="1">
-      <w:start w:val="1"/>
-      <w:numFmt w:val="bullet"/>
-      <w:lvlText w:val="o"/>
-      <w:lvlJc w:val="left"/>
-      <w:pPr>
-        <w:ind w:left="4309" w:hanging="360"/>
-      </w:pPr>
-      <w:rPr>
-        <w:rFonts w:ascii="Courier New" w:hAnsi="Courier New" w:cs="Courier New" w:hint="default"/>
-      </w:rPr>
-    </w:lvl>
-    <w:lvl w:ilvl="5" w:tplc="04190005" w:tentative="1">
-      <w:start w:val="1"/>
-      <w:numFmt w:val="bullet"/>
-      <w:lvlText w:val=""/>
-      <w:lvlJc w:val="left"/>
-      <w:pPr>
-        <w:ind w:left="5029" w:hanging="360"/>
-      </w:pPr>
-      <w:rPr>
-        <w:rFonts w:ascii="Wingdings" w:hAnsi="Wingdings" w:hint="default"/>
-      </w:rPr>
-    </w:lvl>
-    <w:lvl w:ilvl="6" w:tplc="04190001" w:tentative="1">
-      <w:start w:val="1"/>
-      <w:numFmt w:val="bullet"/>
-      <w:lvlText w:val=""/>
-      <w:lvlJc w:val="left"/>
-      <w:pPr>
-        <w:ind w:left="5749" w:hanging="360"/>
-      </w:pPr>
-      <w:rPr>
-        <w:rFonts w:ascii="Symbol" w:hAnsi="Symbol" w:hint="default"/>
-      </w:rPr>
-    </w:lvl>
-    <w:lvl w:ilvl="7" w:tplc="04190003" w:tentative="1">
-      <w:start w:val="1"/>
-      <w:numFmt w:val="bullet"/>
-      <w:lvlText w:val="o"/>
-      <w:lvlJc w:val="left"/>
-      <w:pPr>
-        <w:ind w:left="6469" w:hanging="360"/>
-      </w:pPr>
-      <w:rPr>
-        <w:rFonts w:ascii="Courier New" w:hAnsi="Courier New" w:cs="Courier New" w:hint="default"/>
-      </w:rPr>
-    </w:lvl>
-    <w:lvl w:ilvl="8" w:tplc="04190005" w:tentative="1">
-      <w:start w:val="1"/>
-      <w:numFmt w:val="bullet"/>
-      <w:lvlText w:val=""/>
-      <w:lvlJc w:val="left"/>
-      <w:pPr>
-        <w:ind w:left="7189" w:hanging="360"/>
-      </w:pPr>
-      <w:rPr>
-        <w:rFonts w:ascii="Wingdings" w:hAnsi="Wingdings" w:hint="default"/>
-      </w:rPr>
-    </w:lvl>
-  </w:abstractNum>
-  <w:abstractNum w:abstractNumId="19" w15:restartNumberingAfterBreak="0">
-    <w:nsid w:val="325E6ACD"/>
-    <w:multiLevelType w:val="hybridMultilevel"/>
-    <w:tmpl w:val="F0C8E85C"/>
-    <w:lvl w:ilvl="0" w:tplc="BF326646">
-      <w:start w:val="1"/>
-      <w:numFmt w:val="bullet"/>
-      <w:lvlText w:val=""/>
-      <w:lvlJc w:val="left"/>
-      <w:pPr>
-        <w:ind w:left="1069" w:hanging="360"/>
-      </w:pPr>
-      <w:rPr>
-        <w:rFonts w:ascii="Symbol" w:hAnsi="Symbol" w:hint="default"/>
-      </w:rPr>
-    </w:lvl>
-    <w:lvl w:ilvl="1" w:tplc="04190003" w:tentative="1">
-      <w:start w:val="1"/>
-      <w:numFmt w:val="bullet"/>
-      <w:lvlText w:val="o"/>
-      <w:lvlJc w:val="left"/>
-      <w:pPr>
-        <w:ind w:left="1789" w:hanging="360"/>
-      </w:pPr>
-      <w:rPr>
-        <w:rFonts w:ascii="Courier New" w:hAnsi="Courier New" w:cs="Courier New" w:hint="default"/>
-      </w:rPr>
-    </w:lvl>
-    <w:lvl w:ilvl="2" w:tplc="04190005" w:tentative="1">
-      <w:start w:val="1"/>
-      <w:numFmt w:val="bullet"/>
-      <w:lvlText w:val=""/>
-      <w:lvlJc w:val="left"/>
-      <w:pPr>
-        <w:ind w:left="2509" w:hanging="360"/>
-      </w:pPr>
-      <w:rPr>
-        <w:rFonts w:ascii="Wingdings" w:hAnsi="Wingdings" w:hint="default"/>
-      </w:rPr>
-    </w:lvl>
-    <w:lvl w:ilvl="3" w:tplc="04190001" w:tentative="1">
-      <w:start w:val="1"/>
-      <w:numFmt w:val="bullet"/>
-      <w:lvlText w:val=""/>
-      <w:lvlJc w:val="left"/>
-      <w:pPr>
-        <w:ind w:left="3229" w:hanging="360"/>
-      </w:pPr>
-      <w:rPr>
-        <w:rFonts w:ascii="Symbol" w:hAnsi="Symbol" w:hint="default"/>
-      </w:rPr>
-    </w:lvl>
-    <w:lvl w:ilvl="4" w:tplc="04190003" w:tentative="1">
-      <w:start w:val="1"/>
-      <w:numFmt w:val="bullet"/>
-      <w:lvlText w:val="o"/>
-      <w:lvlJc w:val="left"/>
-      <w:pPr>
-        <w:ind w:left="3949" w:hanging="360"/>
-      </w:pPr>
-      <w:rPr>
-        <w:rFonts w:ascii="Courier New" w:hAnsi="Courier New" w:cs="Courier New" w:hint="default"/>
-      </w:rPr>
-    </w:lvl>
-    <w:lvl w:ilvl="5" w:tplc="04190005" w:tentative="1">
-      <w:start w:val="1"/>
-      <w:numFmt w:val="bullet"/>
-      <w:lvlText w:val=""/>
-      <w:lvlJc w:val="left"/>
-      <w:pPr>
-        <w:ind w:left="4669" w:hanging="360"/>
-      </w:pPr>
-      <w:rPr>
-        <w:rFonts w:ascii="Wingdings" w:hAnsi="Wingdings" w:hint="default"/>
-      </w:rPr>
-    </w:lvl>
-    <w:lvl w:ilvl="6" w:tplc="04190001" w:tentative="1">
-      <w:start w:val="1"/>
-      <w:numFmt w:val="bullet"/>
-      <w:lvlText w:val=""/>
-      <w:lvlJc w:val="left"/>
-      <w:pPr>
-        <w:ind w:left="5389" w:hanging="360"/>
-      </w:pPr>
-      <w:rPr>
-        <w:rFonts w:ascii="Symbol" w:hAnsi="Symbol" w:hint="default"/>
-      </w:rPr>
-    </w:lvl>
-    <w:lvl w:ilvl="7" w:tplc="04190003" w:tentative="1">
-      <w:start w:val="1"/>
-      <w:numFmt w:val="bullet"/>
-      <w:lvlText w:val="o"/>
-      <w:lvlJc w:val="left"/>
-      <w:pPr>
-        <w:ind w:left="6109" w:hanging="360"/>
-      </w:pPr>
-      <w:rPr>
-        <w:rFonts w:ascii="Courier New" w:hAnsi="Courier New" w:cs="Courier New" w:hint="default"/>
-      </w:rPr>
-    </w:lvl>
-    <w:lvl w:ilvl="8" w:tplc="04190005" w:tentative="1">
-      <w:start w:val="1"/>
-      <w:numFmt w:val="bullet"/>
-      <w:lvlText w:val=""/>
-      <w:lvlJc w:val="left"/>
-      <w:pPr>
-        <w:ind w:left="6829" w:hanging="360"/>
-      </w:pPr>
-      <w:rPr>
-        <w:rFonts w:ascii="Wingdings" w:hAnsi="Wingdings" w:hint="default"/>
-      </w:rPr>
-    </w:lvl>
-  </w:abstractNum>
-  <w:abstractNum w:abstractNumId="20" w15:restartNumberingAfterBreak="0">
-    <w:nsid w:val="333538E2"/>
-    <w:multiLevelType w:val="hybridMultilevel"/>
-    <w:tmpl w:val="A78C3B68"/>
-    <w:lvl w:ilvl="0" w:tplc="EE9A0E7E">
-      <w:start w:val="1"/>
-      <w:numFmt w:val="bullet"/>
-      <w:lvlText w:val=""/>
-      <w:lvlJc w:val="left"/>
-      <w:pPr>
-        <w:ind w:left="1429" w:hanging="360"/>
-      </w:pPr>
-      <w:rPr>
-        <w:rFonts w:ascii="Symbol" w:hAnsi="Symbol" w:hint="default"/>
-      </w:rPr>
-    </w:lvl>
-    <w:lvl w:ilvl="1" w:tplc="04190003" w:tentative="1">
-      <w:start w:val="1"/>
-      <w:numFmt w:val="bullet"/>
-      <w:lvlText w:val="o"/>
-      <w:lvlJc w:val="left"/>
-      <w:pPr>
-        <w:ind w:left="2149" w:hanging="360"/>
-      </w:pPr>
-      <w:rPr>
-        <w:rFonts w:ascii="Courier New" w:hAnsi="Courier New" w:cs="Courier New" w:hint="default"/>
-      </w:rPr>
-    </w:lvl>
-    <w:lvl w:ilvl="2" w:tplc="04190005" w:tentative="1">
-      <w:start w:val="1"/>
-      <w:numFmt w:val="bullet"/>
-      <w:lvlText w:val=""/>
-      <w:lvlJc w:val="left"/>
-      <w:pPr>
-        <w:ind w:left="2869" w:hanging="360"/>
-      </w:pPr>
-      <w:rPr>
-        <w:rFonts w:ascii="Wingdings" w:hAnsi="Wingdings" w:hint="default"/>
-      </w:rPr>
-    </w:lvl>
-    <w:lvl w:ilvl="3" w:tplc="04190001" w:tentative="1">
-      <w:start w:val="1"/>
-      <w:numFmt w:val="bullet"/>
-      <w:lvlText w:val=""/>
-      <w:lvlJc w:val="left"/>
-      <w:pPr>
-        <w:ind w:left="3589" w:hanging="360"/>
-      </w:pPr>
-      <w:rPr>
-        <w:rFonts w:ascii="Symbol" w:hAnsi="Symbol" w:hint="default"/>
-      </w:rPr>
-    </w:lvl>
-    <w:lvl w:ilvl="4" w:tplc="04190003" w:tentative="1">
-      <w:start w:val="1"/>
-      <w:numFmt w:val="bullet"/>
-      <w:lvlText w:val="o"/>
-      <w:lvlJc w:val="left"/>
-      <w:pPr>
-        <w:ind w:left="4309" w:hanging="360"/>
-      </w:pPr>
-      <w:rPr>
-        <w:rFonts w:ascii="Courier New" w:hAnsi="Courier New" w:cs="Courier New" w:hint="default"/>
-      </w:rPr>
-    </w:lvl>
-    <w:lvl w:ilvl="5" w:tplc="04190005" w:tentative="1">
-      <w:start w:val="1"/>
-      <w:numFmt w:val="bullet"/>
-      <w:lvlText w:val=""/>
-      <w:lvlJc w:val="left"/>
-      <w:pPr>
-        <w:ind w:left="5029" w:hanging="360"/>
-      </w:pPr>
-      <w:rPr>
-        <w:rFonts w:ascii="Wingdings" w:hAnsi="Wingdings" w:hint="default"/>
-      </w:rPr>
-    </w:lvl>
-    <w:lvl w:ilvl="6" w:tplc="04190001" w:tentative="1">
-      <w:start w:val="1"/>
-      <w:numFmt w:val="bullet"/>
-      <w:lvlText w:val=""/>
-      <w:lvlJc w:val="left"/>
-      <w:pPr>
-        <w:ind w:left="5749" w:hanging="360"/>
-      </w:pPr>
-      <w:rPr>
-        <w:rFonts w:ascii="Symbol" w:hAnsi="Symbol" w:hint="default"/>
-      </w:rPr>
-    </w:lvl>
-    <w:lvl w:ilvl="7" w:tplc="04190003" w:tentative="1">
-      <w:start w:val="1"/>
-      <w:numFmt w:val="bullet"/>
-      <w:lvlText w:val="o"/>
-      <w:lvlJc w:val="left"/>
-      <w:pPr>
-        <w:ind w:left="6469" w:hanging="360"/>
-      </w:pPr>
-      <w:rPr>
-        <w:rFonts w:ascii="Courier New" w:hAnsi="Courier New" w:cs="Courier New" w:hint="default"/>
-      </w:rPr>
-    </w:lvl>
-    <w:lvl w:ilvl="8" w:tplc="04190005" w:tentative="1">
-      <w:start w:val="1"/>
-      <w:numFmt w:val="bullet"/>
-      <w:lvlText w:val=""/>
-      <w:lvlJc w:val="left"/>
-      <w:pPr>
-        <w:ind w:left="7189" w:hanging="360"/>
-      </w:pPr>
-      <w:rPr>
-        <w:rFonts w:ascii="Wingdings" w:hAnsi="Wingdings" w:hint="default"/>
-      </w:rPr>
-    </w:lvl>
-  </w:abstractNum>
-  <w:abstractNum w:abstractNumId="21" w15:restartNumberingAfterBreak="0">
-    <w:nsid w:val="47704EE5"/>
-    <w:multiLevelType w:val="multilevel"/>
-    <w:tmpl w:val="0419001F"/>
-    <w:lvl w:ilvl="0">
-      <w:start w:val="1"/>
-      <w:numFmt w:val="decimal"/>
-      <w:lvlText w:val="%1."/>
-      <w:lvlJc w:val="left"/>
-      <w:pPr>
-        <w:ind w:left="360" w:hanging="360"/>
-      </w:pPr>
-      <w:rPr>
-        <w:rFonts w:hint="default"/>
-      </w:rPr>
-    </w:lvl>
-    <w:lvl w:ilvl="1">
-      <w:start w:val="1"/>
-      <w:numFmt w:val="decimal"/>
-      <w:lvlText w:val="%1.%2."/>
-      <w:lvlJc w:val="left"/>
-      <w:pPr>
-        <w:ind w:left="792" w:hanging="432"/>
-      </w:pPr>
-    </w:lvl>
-    <w:lvl w:ilvl="2">
-      <w:start w:val="1"/>
-      <w:numFmt w:val="decimal"/>
-      <w:lvlText w:val="%1.%2.%3."/>
-      <w:lvlJc w:val="left"/>
-      <w:pPr>
-        <w:ind w:left="1224" w:hanging="504"/>
-      </w:pPr>
-    </w:lvl>
-    <w:lvl w:ilvl="3">
-      <w:start w:val="1"/>
-      <w:numFmt w:val="decimal"/>
-      <w:lvlText w:val="%1.%2.%3.%4."/>
-      <w:lvlJc w:val="left"/>
-      <w:pPr>
-        <w:ind w:left="1728" w:hanging="648"/>
-      </w:pPr>
-    </w:lvl>
-    <w:lvl w:ilvl="4">
-      <w:start w:val="1"/>
-      <w:numFmt w:val="decimal"/>
-      <w:lvlText w:val="%1.%2.%3.%4.%5."/>
-      <w:lvlJc w:val="left"/>
-      <w:pPr>
-        <w:ind w:left="2232" w:hanging="792"/>
-      </w:pPr>
-    </w:lvl>
-    <w:lvl w:ilvl="5">
-      <w:start w:val="1"/>
-      <w:numFmt w:val="decimal"/>
-      <w:lvlText w:val="%1.%2.%3.%4.%5.%6."/>
-      <w:lvlJc w:val="left"/>
-      <w:pPr>
-        <w:ind w:left="2736" w:hanging="936"/>
-      </w:pPr>
-    </w:lvl>
-    <w:lvl w:ilvl="6">
-      <w:start w:val="1"/>
-      <w:numFmt w:val="decimal"/>
-      <w:lvlText w:val="%1.%2.%3.%4.%5.%6.%7."/>
-      <w:lvlJc w:val="left"/>
-      <w:pPr>
-        <w:ind w:left="3240" w:hanging="1080"/>
-      </w:pPr>
-    </w:lvl>
-    <w:lvl w:ilvl="7">
-      <w:start w:val="1"/>
-      <w:numFmt w:val="decimal"/>
-      <w:lvlText w:val="%1.%2.%3.%4.%5.%6.%7.%8."/>
-      <w:lvlJc w:val="left"/>
-      <w:pPr>
-        <w:ind w:left="3744" w:hanging="1224"/>
-      </w:pPr>
-    </w:lvl>
-    <w:lvl w:ilvl="8">
-      <w:start w:val="1"/>
-      <w:numFmt w:val="decimal"/>
-      <w:lvlText w:val="%1.%2.%3.%4.%5.%6.%7.%8.%9."/>
-      <w:lvlJc w:val="left"/>
-      <w:pPr>
-        <w:ind w:left="4320" w:hanging="1440"/>
-      </w:pPr>
-    </w:lvl>
-  </w:abstractNum>
-  <w:abstractNum w:abstractNumId="22" w15:restartNumberingAfterBreak="0">
-    <w:nsid w:val="4B136153"/>
-    <w:multiLevelType w:val="hybridMultilevel"/>
-    <w:tmpl w:val="CE3EAF8C"/>
-    <w:lvl w:ilvl="0" w:tplc="0419000F">
-      <w:start w:val="1"/>
-      <w:numFmt w:val="decimal"/>
-      <w:lvlText w:val="%1."/>
-      <w:lvlJc w:val="left"/>
-      <w:pPr>
-        <w:ind w:left="1429" w:hanging="360"/>
-      </w:pPr>
-    </w:lvl>
-    <w:lvl w:ilvl="1" w:tplc="04190019" w:tentative="1">
-      <w:start w:val="1"/>
-      <w:numFmt w:val="lowerLetter"/>
-      <w:lvlText w:val="%2."/>
-      <w:lvlJc w:val="left"/>
-      <w:pPr>
-        <w:ind w:left="2149" w:hanging="360"/>
-      </w:pPr>
-    </w:lvl>
-    <w:lvl w:ilvl="2" w:tplc="0419001B" w:tentative="1">
-      <w:start w:val="1"/>
-      <w:numFmt w:val="lowerRoman"/>
-      <w:lvlText w:val="%3."/>
-      <w:lvlJc w:val="right"/>
-      <w:pPr>
-        <w:ind w:left="2869" w:hanging="180"/>
-      </w:pPr>
-    </w:lvl>
-    <w:lvl w:ilvl="3" w:tplc="0419000F" w:tentative="1">
-      <w:start w:val="1"/>
-      <w:numFmt w:val="decimal"/>
-      <w:lvlText w:val="%4."/>
-      <w:lvlJc w:val="left"/>
-      <w:pPr>
-        <w:ind w:left="3589" w:hanging="360"/>
-      </w:pPr>
-    </w:lvl>
-    <w:lvl w:ilvl="4" w:tplc="04190019" w:tentative="1">
-      <w:start w:val="1"/>
-      <w:numFmt w:val="lowerLetter"/>
-      <w:lvlText w:val="%5."/>
-      <w:lvlJc w:val="left"/>
-      <w:pPr>
-        <w:ind w:left="4309" w:hanging="360"/>
-      </w:pPr>
-    </w:lvl>
-    <w:lvl w:ilvl="5" w:tplc="0419001B" w:tentative="1">
-      <w:start w:val="1"/>
-      <w:numFmt w:val="lowerRoman"/>
-      <w:lvlText w:val="%6."/>
-      <w:lvlJc w:val="right"/>
-      <w:pPr>
-        <w:ind w:left="5029" w:hanging="180"/>
-      </w:pPr>
-    </w:lvl>
-    <w:lvl w:ilvl="6" w:tplc="0419000F" w:tentative="1">
-      <w:start w:val="1"/>
-      <w:numFmt w:val="decimal"/>
-      <w:lvlText w:val="%7."/>
-      <w:lvlJc w:val="left"/>
-      <w:pPr>
-        <w:ind w:left="5749" w:hanging="360"/>
-      </w:pPr>
-    </w:lvl>
-    <w:lvl w:ilvl="7" w:tplc="04190019" w:tentative="1">
-      <w:start w:val="1"/>
-      <w:numFmt w:val="lowerLetter"/>
-      <w:lvlText w:val="%8."/>
-      <w:lvlJc w:val="left"/>
-      <w:pPr>
-        <w:ind w:left="6469" w:hanging="360"/>
-      </w:pPr>
-    </w:lvl>
-    <w:lvl w:ilvl="8" w:tplc="0419001B" w:tentative="1">
-      <w:start w:val="1"/>
-      <w:numFmt w:val="lowerRoman"/>
-      <w:lvlText w:val="%9."/>
-      <w:lvlJc w:val="right"/>
-      <w:pPr>
-        <w:ind w:left="7189" w:hanging="180"/>
-      </w:pPr>
-    </w:lvl>
-  </w:abstractNum>
-  <w:abstractNum w:abstractNumId="23" w15:restartNumberingAfterBreak="0">
-    <w:nsid w:val="4BCA437C"/>
-    <w:multiLevelType w:val="multilevel"/>
-    <w:tmpl w:val="0419001F"/>
-    <w:lvl w:ilvl="0">
-      <w:start w:val="1"/>
-      <w:numFmt w:val="decimal"/>
-      <w:lvlText w:val="%1."/>
-      <w:lvlJc w:val="left"/>
-      <w:pPr>
-        <w:ind w:left="360" w:hanging="360"/>
-      </w:pPr>
-      <w:rPr>
-        <w:rFonts w:hint="default"/>
-      </w:rPr>
-    </w:lvl>
-    <w:lvl w:ilvl="1">
-      <w:start w:val="1"/>
-      <w:numFmt w:val="decimal"/>
-      <w:lvlText w:val="%1.%2."/>
-      <w:lvlJc w:val="left"/>
-      <w:pPr>
-        <w:ind w:left="792" w:hanging="432"/>
-      </w:pPr>
-    </w:lvl>
-    <w:lvl w:ilvl="2">
-      <w:start w:val="1"/>
-      <w:numFmt w:val="decimal"/>
-      <w:lvlText w:val="%1.%2.%3."/>
-      <w:lvlJc w:val="left"/>
-      <w:pPr>
-        <w:ind w:left="1224" w:hanging="504"/>
-      </w:pPr>
-    </w:lvl>
-    <w:lvl w:ilvl="3">
-      <w:start w:val="1"/>
-      <w:numFmt w:val="decimal"/>
-      <w:lvlText w:val="%1.%2.%3.%4."/>
-      <w:lvlJc w:val="left"/>
-      <w:pPr>
-        <w:ind w:left="1728" w:hanging="648"/>
-      </w:pPr>
-    </w:lvl>
-    <w:lvl w:ilvl="4">
-      <w:start w:val="1"/>
-      <w:numFmt w:val="decimal"/>
-      <w:lvlText w:val="%1.%2.%3.%4.%5."/>
-      <w:lvlJc w:val="left"/>
-      <w:pPr>
-        <w:ind w:left="2232" w:hanging="792"/>
-      </w:pPr>
-    </w:lvl>
-    <w:lvl w:ilvl="5">
-      <w:start w:val="1"/>
-      <w:numFmt w:val="decimal"/>
-      <w:lvlText w:val="%1.%2.%3.%4.%5.%6."/>
-      <w:lvlJc w:val="left"/>
-      <w:pPr>
-        <w:ind w:left="2736" w:hanging="936"/>
-      </w:pPr>
-    </w:lvl>
-    <w:lvl w:ilvl="6">
-      <w:start w:val="1"/>
-      <w:numFmt w:val="decimal"/>
-      <w:lvlText w:val="%1.%2.%3.%4.%5.%6.%7."/>
-      <w:lvlJc w:val="left"/>
-      <w:pPr>
-        <w:ind w:left="3240" w:hanging="1080"/>
-      </w:pPr>
-    </w:lvl>
-    <w:lvl w:ilvl="7">
-      <w:start w:val="1"/>
-      <w:numFmt w:val="decimal"/>
-      <w:lvlText w:val="%1.%2.%3.%4.%5.%6.%7.%8."/>
-      <w:lvlJc w:val="left"/>
-      <w:pPr>
-        <w:ind w:left="3744" w:hanging="1224"/>
-      </w:pPr>
-    </w:lvl>
-    <w:lvl w:ilvl="8">
-      <w:start w:val="1"/>
-      <w:numFmt w:val="decimal"/>
-      <w:lvlText w:val="%1.%2.%3.%4.%5.%6.%7.%8.%9."/>
-      <w:lvlJc w:val="left"/>
-      <w:pPr>
-        <w:ind w:left="4320" w:hanging="1440"/>
-      </w:pPr>
-    </w:lvl>
-  </w:abstractNum>
-  <w:abstractNum w:abstractNumId="24" w15:restartNumberingAfterBreak="0">
-    <w:nsid w:val="4EEE5332"/>
-    <w:multiLevelType w:val="hybridMultilevel"/>
-    <w:tmpl w:val="CDD61D0A"/>
-    <w:lvl w:ilvl="0" w:tplc="0419000F">
-      <w:start w:val="1"/>
-      <w:numFmt w:val="decimal"/>
-      <w:lvlText w:val="%1."/>
-      <w:lvlJc w:val="left"/>
-      <w:pPr>
-        <w:ind w:left="720" w:hanging="360"/>
-      </w:pPr>
-    </w:lvl>
-    <w:lvl w:ilvl="1" w:tplc="04190019">
-      <w:start w:val="1"/>
-      <w:numFmt w:val="lowerLetter"/>
-      <w:lvlText w:val="%2."/>
-      <w:lvlJc w:val="left"/>
-      <w:pPr>
-        <w:ind w:left="1440" w:hanging="360"/>
-      </w:pPr>
-    </w:lvl>
-    <w:lvl w:ilvl="2" w:tplc="0419001B" w:tentative="1">
-      <w:start w:val="1"/>
-      <w:numFmt w:val="lowerRoman"/>
-      <w:lvlText w:val="%3."/>
-      <w:lvlJc w:val="right"/>
-      <w:pPr>
-        <w:ind w:left="2160" w:hanging="180"/>
-      </w:pPr>
-    </w:lvl>
-    <w:lvl w:ilvl="3" w:tplc="0419000F" w:tentative="1">
-      <w:start w:val="1"/>
-      <w:numFmt w:val="decimal"/>
-      <w:lvlText w:val="%4."/>
-      <w:lvlJc w:val="left"/>
-      <w:pPr>
-        <w:ind w:left="2880" w:hanging="360"/>
-      </w:pPr>
-    </w:lvl>
-    <w:lvl w:ilvl="4" w:tplc="04190019" w:tentative="1">
-      <w:start w:val="1"/>
-      <w:numFmt w:val="lowerLetter"/>
-      <w:lvlText w:val="%5."/>
-      <w:lvlJc w:val="left"/>
-      <w:pPr>
-        <w:ind w:left="3600" w:hanging="360"/>
-      </w:pPr>
-    </w:lvl>
-    <w:lvl w:ilvl="5" w:tplc="0419001B" w:tentative="1">
-      <w:start w:val="1"/>
-      <w:numFmt w:val="lowerRoman"/>
-      <w:lvlText w:val="%6."/>
-      <w:lvlJc w:val="right"/>
-      <w:pPr>
-        <w:ind w:left="4320" w:hanging="180"/>
-      </w:pPr>
-    </w:lvl>
-    <w:lvl w:ilvl="6" w:tplc="0419000F" w:tentative="1">
-      <w:start w:val="1"/>
-      <w:numFmt w:val="decimal"/>
-      <w:lvlText w:val="%7."/>
-      <w:lvlJc w:val="left"/>
-      <w:pPr>
-        <w:ind w:left="5040" w:hanging="360"/>
-      </w:pPr>
-    </w:lvl>
-    <w:lvl w:ilvl="7" w:tplc="04190019" w:tentative="1">
-      <w:start w:val="1"/>
-      <w:numFmt w:val="lowerLetter"/>
-      <w:lvlText w:val="%8."/>
-      <w:lvlJc w:val="left"/>
-      <w:pPr>
-        <w:ind w:left="5760" w:hanging="360"/>
-      </w:pPr>
-    </w:lvl>
-    <w:lvl w:ilvl="8" w:tplc="0419001B" w:tentative="1">
-      <w:start w:val="1"/>
-      <w:numFmt w:val="lowerRoman"/>
-      <w:lvlText w:val="%9."/>
-      <w:lvlJc w:val="right"/>
-      <w:pPr>
-        <w:ind w:left="6480" w:hanging="180"/>
-      </w:pPr>
-    </w:lvl>
-  </w:abstractNum>
-  <w:abstractNum w:abstractNumId="25" w15:restartNumberingAfterBreak="0">
-    <w:nsid w:val="4F7F79CA"/>
-    <w:multiLevelType w:val="multilevel"/>
-    <w:tmpl w:val="0419001F"/>
-    <w:lvl w:ilvl="0">
-      <w:start w:val="1"/>
-      <w:numFmt w:val="decimal"/>
-      <w:lvlText w:val="%1."/>
-      <w:lvlJc w:val="left"/>
-      <w:pPr>
-        <w:ind w:left="360" w:hanging="360"/>
-      </w:pPr>
-      <w:rPr>
-        <w:rFonts w:hint="default"/>
-      </w:rPr>
-    </w:lvl>
-    <w:lvl w:ilvl="1">
-      <w:start w:val="1"/>
-      <w:numFmt w:val="decimal"/>
-      <w:lvlText w:val="%1.%2."/>
-      <w:lvlJc w:val="left"/>
-      <w:pPr>
-        <w:ind w:left="1283" w:hanging="432"/>
-      </w:pPr>
-    </w:lvl>
-    <w:lvl w:ilvl="2">
-      <w:start w:val="1"/>
-      <w:numFmt w:val="decimal"/>
-      <w:lvlText w:val="%1.%2.%3."/>
-      <w:lvlJc w:val="left"/>
-      <w:pPr>
-        <w:ind w:left="1224" w:hanging="504"/>
-      </w:pPr>
-    </w:lvl>
-    <w:lvl w:ilvl="3">
-      <w:start w:val="1"/>
-      <w:numFmt w:val="decimal"/>
-      <w:lvlText w:val="%1.%2.%3.%4."/>
-      <w:lvlJc w:val="left"/>
-      <w:pPr>
-        <w:ind w:left="1728" w:hanging="648"/>
-      </w:pPr>
-    </w:lvl>
-    <w:lvl w:ilvl="4">
-      <w:start w:val="1"/>
-      <w:numFmt w:val="decimal"/>
-      <w:lvlText w:val="%1.%2.%3.%4.%5."/>
-      <w:lvlJc w:val="left"/>
-      <w:pPr>
-        <w:ind w:left="2232" w:hanging="792"/>
-      </w:pPr>
-    </w:lvl>
-    <w:lvl w:ilvl="5">
-      <w:start w:val="1"/>
-      <w:numFmt w:val="decimal"/>
-      <w:lvlText w:val="%1.%2.%3.%4.%5.%6."/>
-      <w:lvlJc w:val="left"/>
-      <w:pPr>
-        <w:ind w:left="2736" w:hanging="936"/>
-      </w:pPr>
-    </w:lvl>
-    <w:lvl w:ilvl="6">
-      <w:start w:val="1"/>
-      <w:numFmt w:val="decimal"/>
-      <w:lvlText w:val="%1.%2.%3.%4.%5.%6.%7."/>
-      <w:lvlJc w:val="left"/>
-      <w:pPr>
-        <w:ind w:left="3240" w:hanging="1080"/>
-      </w:pPr>
-    </w:lvl>
-    <w:lvl w:ilvl="7">
-      <w:start w:val="1"/>
-      <w:numFmt w:val="decimal"/>
-      <w:lvlText w:val="%1.%2.%3.%4.%5.%6.%7.%8."/>
-      <w:lvlJc w:val="left"/>
-      <w:pPr>
-        <w:ind w:left="3744" w:hanging="1224"/>
-      </w:pPr>
-    </w:lvl>
-    <w:lvl w:ilvl="8">
-      <w:start w:val="1"/>
-      <w:numFmt w:val="decimal"/>
-      <w:lvlText w:val="%1.%2.%3.%4.%5.%6.%7.%8.%9."/>
-      <w:lvlJc w:val="left"/>
-      <w:pPr>
-        <w:ind w:left="4320" w:hanging="1440"/>
-      </w:pPr>
-    </w:lvl>
-  </w:abstractNum>
-  <w:abstractNum w:abstractNumId="26" w15:restartNumberingAfterBreak="0">
     <w:nsid w:val="51322822"/>
     <w:multiLevelType w:val="hybridMultilevel"/>
     <w:tmpl w:val="F072C6CC"/>
@@ -12928,7 +12416,7 @@
       </w:rPr>
     </w:lvl>
   </w:abstractNum>
-  <w:abstractNum w:abstractNumId="27" w15:restartNumberingAfterBreak="0">
+  <w:abstractNum w:abstractNumId="10" w15:restartNumberingAfterBreak="0">
     <w:nsid w:val="55747E26"/>
     <w:multiLevelType w:val="hybridMultilevel"/>
     <w:tmpl w:val="8A903752"/>
@@ -13041,17 +12529,251 @@
       </w:rPr>
     </w:lvl>
   </w:abstractNum>
-  <w:abstractNum w:abstractNumId="28" w15:restartNumberingAfterBreak="0">
-    <w:nsid w:val="57773F05"/>
-    <w:multiLevelType w:val="hybridMultilevel"/>
-    <w:tmpl w:val="D6DC2F88"/>
-    <w:lvl w:ilvl="0" w:tplc="04190001">
+  <w:abstractNum w:abstractNumId="11" w15:restartNumberingAfterBreak="0">
+    <w:nsid w:val="559F0847"/>
+    <w:multiLevelType w:val="multilevel"/>
+    <w:tmpl w:val="8A4E5DBC"/>
+    <w:lvl w:ilvl="0">
+      <w:start w:val="1"/>
+      <w:numFmt w:val="decimal"/>
+      <w:lvlText w:val="%1."/>
+      <w:lvlJc w:val="left"/>
+      <w:pPr>
+        <w:tabs>
+          <w:tab w:val="num" w:pos="720"/>
+        </w:tabs>
+        <w:ind w:left="720" w:hanging="360"/>
+      </w:pPr>
+    </w:lvl>
+    <w:lvl w:ilvl="1">
       <w:start w:val="1"/>
       <w:numFmt w:val="bullet"/>
       <w:lvlText w:val=""/>
       <w:lvlJc w:val="left"/>
       <w:pPr>
-        <w:ind w:left="1429" w:hanging="360"/>
+        <w:tabs>
+          <w:tab w:val="num" w:pos="1440"/>
+        </w:tabs>
+        <w:ind w:left="1440" w:hanging="360"/>
+      </w:pPr>
+      <w:rPr>
+        <w:rFonts w:ascii="Symbol" w:hAnsi="Symbol" w:hint="default"/>
+        <w:sz w:val="20"/>
+      </w:rPr>
+    </w:lvl>
+    <w:lvl w:ilvl="2" w:tentative="1">
+      <w:start w:val="1"/>
+      <w:numFmt w:val="decimal"/>
+      <w:lvlText w:val="%3."/>
+      <w:lvlJc w:val="left"/>
+      <w:pPr>
+        <w:tabs>
+          <w:tab w:val="num" w:pos="2160"/>
+        </w:tabs>
+        <w:ind w:left="2160" w:hanging="360"/>
+      </w:pPr>
+    </w:lvl>
+    <w:lvl w:ilvl="3" w:tentative="1">
+      <w:start w:val="1"/>
+      <w:numFmt w:val="decimal"/>
+      <w:lvlText w:val="%4."/>
+      <w:lvlJc w:val="left"/>
+      <w:pPr>
+        <w:tabs>
+          <w:tab w:val="num" w:pos="2880"/>
+        </w:tabs>
+        <w:ind w:left="2880" w:hanging="360"/>
+      </w:pPr>
+    </w:lvl>
+    <w:lvl w:ilvl="4" w:tentative="1">
+      <w:start w:val="1"/>
+      <w:numFmt w:val="decimal"/>
+      <w:lvlText w:val="%5."/>
+      <w:lvlJc w:val="left"/>
+      <w:pPr>
+        <w:tabs>
+          <w:tab w:val="num" w:pos="3600"/>
+        </w:tabs>
+        <w:ind w:left="3600" w:hanging="360"/>
+      </w:pPr>
+    </w:lvl>
+    <w:lvl w:ilvl="5" w:tentative="1">
+      <w:start w:val="1"/>
+      <w:numFmt w:val="decimal"/>
+      <w:lvlText w:val="%6."/>
+      <w:lvlJc w:val="left"/>
+      <w:pPr>
+        <w:tabs>
+          <w:tab w:val="num" w:pos="4320"/>
+        </w:tabs>
+        <w:ind w:left="4320" w:hanging="360"/>
+      </w:pPr>
+    </w:lvl>
+    <w:lvl w:ilvl="6" w:tentative="1">
+      <w:start w:val="1"/>
+      <w:numFmt w:val="decimal"/>
+      <w:lvlText w:val="%7."/>
+      <w:lvlJc w:val="left"/>
+      <w:pPr>
+        <w:tabs>
+          <w:tab w:val="num" w:pos="5040"/>
+        </w:tabs>
+        <w:ind w:left="5040" w:hanging="360"/>
+      </w:pPr>
+    </w:lvl>
+    <w:lvl w:ilvl="7" w:tentative="1">
+      <w:start w:val="1"/>
+      <w:numFmt w:val="decimal"/>
+      <w:lvlText w:val="%8."/>
+      <w:lvlJc w:val="left"/>
+      <w:pPr>
+        <w:tabs>
+          <w:tab w:val="num" w:pos="5760"/>
+        </w:tabs>
+        <w:ind w:left="5760" w:hanging="360"/>
+      </w:pPr>
+    </w:lvl>
+    <w:lvl w:ilvl="8" w:tentative="1">
+      <w:start w:val="1"/>
+      <w:numFmt w:val="decimal"/>
+      <w:lvlText w:val="%9."/>
+      <w:lvlJc w:val="left"/>
+      <w:pPr>
+        <w:tabs>
+          <w:tab w:val="num" w:pos="6480"/>
+        </w:tabs>
+        <w:ind w:left="6480" w:hanging="360"/>
+      </w:pPr>
+    </w:lvl>
+  </w:abstractNum>
+  <w:abstractNum w:abstractNumId="12" w15:restartNumberingAfterBreak="0">
+    <w:nsid w:val="55BD70CA"/>
+    <w:multiLevelType w:val="multilevel"/>
+    <w:tmpl w:val="A3F8E07E"/>
+    <w:lvl w:ilvl="0">
+      <w:start w:val="1"/>
+      <w:numFmt w:val="decimal"/>
+      <w:lvlText w:val="%1."/>
+      <w:lvlJc w:val="left"/>
+      <w:pPr>
+        <w:tabs>
+          <w:tab w:val="num" w:pos="720"/>
+        </w:tabs>
+        <w:ind w:left="720" w:hanging="360"/>
+      </w:pPr>
+    </w:lvl>
+    <w:lvl w:ilvl="1">
+      <w:start w:val="1"/>
+      <w:numFmt w:val="bullet"/>
+      <w:lvlText w:val="o"/>
+      <w:lvlJc w:val="left"/>
+      <w:pPr>
+        <w:tabs>
+          <w:tab w:val="num" w:pos="1440"/>
+        </w:tabs>
+        <w:ind w:left="1440" w:hanging="360"/>
+      </w:pPr>
+      <w:rPr>
+        <w:rFonts w:ascii="Courier New" w:hAnsi="Courier New" w:hint="default"/>
+        <w:sz w:val="20"/>
+      </w:rPr>
+    </w:lvl>
+    <w:lvl w:ilvl="2" w:tentative="1">
+      <w:start w:val="1"/>
+      <w:numFmt w:val="decimal"/>
+      <w:lvlText w:val="%3."/>
+      <w:lvlJc w:val="left"/>
+      <w:pPr>
+        <w:tabs>
+          <w:tab w:val="num" w:pos="2160"/>
+        </w:tabs>
+        <w:ind w:left="2160" w:hanging="360"/>
+      </w:pPr>
+    </w:lvl>
+    <w:lvl w:ilvl="3" w:tentative="1">
+      <w:start w:val="1"/>
+      <w:numFmt w:val="decimal"/>
+      <w:lvlText w:val="%4."/>
+      <w:lvlJc w:val="left"/>
+      <w:pPr>
+        <w:tabs>
+          <w:tab w:val="num" w:pos="2880"/>
+        </w:tabs>
+        <w:ind w:left="2880" w:hanging="360"/>
+      </w:pPr>
+    </w:lvl>
+    <w:lvl w:ilvl="4" w:tentative="1">
+      <w:start w:val="1"/>
+      <w:numFmt w:val="decimal"/>
+      <w:lvlText w:val="%5."/>
+      <w:lvlJc w:val="left"/>
+      <w:pPr>
+        <w:tabs>
+          <w:tab w:val="num" w:pos="3600"/>
+        </w:tabs>
+        <w:ind w:left="3600" w:hanging="360"/>
+      </w:pPr>
+    </w:lvl>
+    <w:lvl w:ilvl="5" w:tentative="1">
+      <w:start w:val="1"/>
+      <w:numFmt w:val="decimal"/>
+      <w:lvlText w:val="%6."/>
+      <w:lvlJc w:val="left"/>
+      <w:pPr>
+        <w:tabs>
+          <w:tab w:val="num" w:pos="4320"/>
+        </w:tabs>
+        <w:ind w:left="4320" w:hanging="360"/>
+      </w:pPr>
+    </w:lvl>
+    <w:lvl w:ilvl="6" w:tentative="1">
+      <w:start w:val="1"/>
+      <w:numFmt w:val="decimal"/>
+      <w:lvlText w:val="%7."/>
+      <w:lvlJc w:val="left"/>
+      <w:pPr>
+        <w:tabs>
+          <w:tab w:val="num" w:pos="5040"/>
+        </w:tabs>
+        <w:ind w:left="5040" w:hanging="360"/>
+      </w:pPr>
+    </w:lvl>
+    <w:lvl w:ilvl="7" w:tentative="1">
+      <w:start w:val="1"/>
+      <w:numFmt w:val="decimal"/>
+      <w:lvlText w:val="%8."/>
+      <w:lvlJc w:val="left"/>
+      <w:pPr>
+        <w:tabs>
+          <w:tab w:val="num" w:pos="5760"/>
+        </w:tabs>
+        <w:ind w:left="5760" w:hanging="360"/>
+      </w:pPr>
+    </w:lvl>
+    <w:lvl w:ilvl="8" w:tentative="1">
+      <w:start w:val="1"/>
+      <w:numFmt w:val="decimal"/>
+      <w:lvlText w:val="%9."/>
+      <w:lvlJc w:val="left"/>
+      <w:pPr>
+        <w:tabs>
+          <w:tab w:val="num" w:pos="6480"/>
+        </w:tabs>
+        <w:ind w:left="6480" w:hanging="360"/>
+      </w:pPr>
+    </w:lvl>
+  </w:abstractNum>
+  <w:abstractNum w:abstractNumId="13" w15:restartNumberingAfterBreak="0">
+    <w:nsid w:val="59CF2F71"/>
+    <w:multiLevelType w:val="hybridMultilevel"/>
+    <w:tmpl w:val="8056DD12"/>
+    <w:lvl w:ilvl="0" w:tplc="04190001">
+      <w:start w:val="1"/>
+      <w:numFmt w:val="bullet"/>
+      <w:lvlText w:val=""/>
+      <w:lvlJc w:val="left"/>
+      <w:pPr>
+        <w:ind w:left="720" w:hanging="360"/>
       </w:pPr>
       <w:rPr>
         <w:rFonts w:ascii="Symbol" w:hAnsi="Symbol" w:hint="default"/>
@@ -13063,7 +12785,7 @@
       <w:lvlText w:val="o"/>
       <w:lvlJc w:val="left"/>
       <w:pPr>
-        <w:ind w:left="2149" w:hanging="360"/>
+        <w:ind w:left="1440" w:hanging="360"/>
       </w:pPr>
       <w:rPr>
         <w:rFonts w:ascii="Courier New" w:hAnsi="Courier New" w:cs="Courier New" w:hint="default"/>
@@ -13075,7 +12797,7 @@
       <w:lvlText w:val=""/>
       <w:lvlJc w:val="left"/>
       <w:pPr>
-        <w:ind w:left="2869" w:hanging="360"/>
+        <w:ind w:left="2160" w:hanging="360"/>
       </w:pPr>
       <w:rPr>
         <w:rFonts w:ascii="Wingdings" w:hAnsi="Wingdings" w:hint="default"/>
@@ -13087,7 +12809,7 @@
       <w:lvlText w:val=""/>
       <w:lvlJc w:val="left"/>
       <w:pPr>
-        <w:ind w:left="3589" w:hanging="360"/>
+        <w:ind w:left="2880" w:hanging="360"/>
       </w:pPr>
       <w:rPr>
         <w:rFonts w:ascii="Symbol" w:hAnsi="Symbol" w:hint="default"/>
@@ -13099,7 +12821,7 @@
       <w:lvlText w:val="o"/>
       <w:lvlJc w:val="left"/>
       <w:pPr>
-        <w:ind w:left="4309" w:hanging="360"/>
+        <w:ind w:left="3600" w:hanging="360"/>
       </w:pPr>
       <w:rPr>
         <w:rFonts w:ascii="Courier New" w:hAnsi="Courier New" w:cs="Courier New" w:hint="default"/>
@@ -13111,7 +12833,7 @@
       <w:lvlText w:val=""/>
       <w:lvlJc w:val="left"/>
       <w:pPr>
-        <w:ind w:left="5029" w:hanging="360"/>
+        <w:ind w:left="4320" w:hanging="360"/>
       </w:pPr>
       <w:rPr>
         <w:rFonts w:ascii="Wingdings" w:hAnsi="Wingdings" w:hint="default"/>
@@ -13123,7 +12845,7 @@
       <w:lvlText w:val=""/>
       <w:lvlJc w:val="left"/>
       <w:pPr>
-        <w:ind w:left="5749" w:hanging="360"/>
+        <w:ind w:left="5040" w:hanging="360"/>
       </w:pPr>
       <w:rPr>
         <w:rFonts w:ascii="Symbol" w:hAnsi="Symbol" w:hint="default"/>
@@ -13135,7 +12857,7 @@
       <w:lvlText w:val="o"/>
       <w:lvlJc w:val="left"/>
       <w:pPr>
-        <w:ind w:left="6469" w:hanging="360"/>
+        <w:ind w:left="5760" w:hanging="360"/>
       </w:pPr>
       <w:rPr>
         <w:rFonts w:ascii="Courier New" w:hAnsi="Courier New" w:cs="Courier New" w:hint="default"/>
@@ -13147,111 +12869,28 @@
       <w:lvlText w:val=""/>
       <w:lvlJc w:val="left"/>
       <w:pPr>
-        <w:ind w:left="7189" w:hanging="360"/>
+        <w:ind w:left="6480" w:hanging="360"/>
       </w:pPr>
       <w:rPr>
         <w:rFonts w:ascii="Wingdings" w:hAnsi="Wingdings" w:hint="default"/>
       </w:rPr>
     </w:lvl>
   </w:abstractNum>
-  <w:abstractNum w:abstractNumId="29" w15:restartNumberingAfterBreak="0">
-    <w:nsid w:val="59C6439C"/>
-    <w:multiLevelType w:val="multilevel"/>
-    <w:tmpl w:val="0419001F"/>
-    <w:lvl w:ilvl="0">
+  <w:abstractNum w:abstractNumId="14" w15:restartNumberingAfterBreak="0">
+    <w:nsid w:val="5DFB4232"/>
+    <w:multiLevelType w:val="hybridMultilevel"/>
+    <w:tmpl w:val="315E71E0"/>
+    <w:lvl w:ilvl="0" w:tplc="46244DDA">
       <w:start w:val="1"/>
       <w:numFmt w:val="decimal"/>
       <w:lvlText w:val="%1."/>
       <w:lvlJc w:val="left"/>
       <w:pPr>
-        <w:ind w:left="360" w:hanging="360"/>
-      </w:pPr>
-    </w:lvl>
-    <w:lvl w:ilvl="1">
-      <w:start w:val="1"/>
-      <w:numFmt w:val="decimal"/>
-      <w:lvlText w:val="%1.%2."/>
-      <w:lvlJc w:val="left"/>
-      <w:pPr>
-        <w:ind w:left="792" w:hanging="432"/>
-      </w:pPr>
-    </w:lvl>
-    <w:lvl w:ilvl="2">
-      <w:start w:val="1"/>
-      <w:numFmt w:val="decimal"/>
-      <w:lvlText w:val="%1.%2.%3."/>
-      <w:lvlJc w:val="left"/>
-      <w:pPr>
-        <w:ind w:left="1224" w:hanging="504"/>
-      </w:pPr>
-    </w:lvl>
-    <w:lvl w:ilvl="3">
-      <w:start w:val="1"/>
-      <w:numFmt w:val="decimal"/>
-      <w:lvlText w:val="%1.%2.%3.%4."/>
-      <w:lvlJc w:val="left"/>
-      <w:pPr>
-        <w:ind w:left="1728" w:hanging="648"/>
-      </w:pPr>
-    </w:lvl>
-    <w:lvl w:ilvl="4">
-      <w:start w:val="1"/>
-      <w:numFmt w:val="decimal"/>
-      <w:lvlText w:val="%1.%2.%3.%4.%5."/>
-      <w:lvlJc w:val="left"/>
-      <w:pPr>
-        <w:ind w:left="2232" w:hanging="792"/>
-      </w:pPr>
-    </w:lvl>
-    <w:lvl w:ilvl="5">
-      <w:start w:val="1"/>
-      <w:numFmt w:val="decimal"/>
-      <w:lvlText w:val="%1.%2.%3.%4.%5.%6."/>
-      <w:lvlJc w:val="left"/>
-      <w:pPr>
-        <w:ind w:left="2736" w:hanging="936"/>
-      </w:pPr>
-    </w:lvl>
-    <w:lvl w:ilvl="6">
-      <w:start w:val="1"/>
-      <w:numFmt w:val="decimal"/>
-      <w:lvlText w:val="%1.%2.%3.%4.%5.%6.%7."/>
-      <w:lvlJc w:val="left"/>
-      <w:pPr>
-        <w:ind w:left="3240" w:hanging="1080"/>
-      </w:pPr>
-    </w:lvl>
-    <w:lvl w:ilvl="7">
-      <w:start w:val="1"/>
-      <w:numFmt w:val="decimal"/>
-      <w:lvlText w:val="%1.%2.%3.%4.%5.%6.%7.%8."/>
-      <w:lvlJc w:val="left"/>
-      <w:pPr>
-        <w:ind w:left="3744" w:hanging="1224"/>
-      </w:pPr>
-    </w:lvl>
-    <w:lvl w:ilvl="8">
-      <w:start w:val="1"/>
-      <w:numFmt w:val="decimal"/>
-      <w:lvlText w:val="%1.%2.%3.%4.%5.%6.%7.%8.%9."/>
-      <w:lvlJc w:val="left"/>
-      <w:pPr>
-        <w:ind w:left="4320" w:hanging="1440"/>
-      </w:pPr>
-    </w:lvl>
-  </w:abstractNum>
-  <w:abstractNum w:abstractNumId="30" w15:restartNumberingAfterBreak="0">
-    <w:nsid w:val="5AA120E3"/>
-    <w:multiLevelType w:val="hybridMultilevel"/>
-    <w:tmpl w:val="C128D180"/>
-    <w:lvl w:ilvl="0" w:tplc="0419000F">
-      <w:start w:val="1"/>
-      <w:numFmt w:val="decimal"/>
-      <w:lvlText w:val="%1."/>
-      <w:lvlJc w:val="left"/>
-      <w:pPr>
-        <w:ind w:left="1429" w:hanging="360"/>
-      </w:pPr>
+        <w:ind w:left="1069" w:hanging="360"/>
+      </w:pPr>
+      <w:rPr>
+        <w:rFonts w:hint="default"/>
+      </w:rPr>
     </w:lvl>
     <w:lvl w:ilvl="1" w:tplc="04190019" w:tentative="1">
       <w:start w:val="1"/>
@@ -13259,7 +12898,7 @@
       <w:lvlText w:val="%2."/>
       <w:lvlJc w:val="left"/>
       <w:pPr>
-        <w:ind w:left="2149" w:hanging="360"/>
+        <w:ind w:left="1789" w:hanging="360"/>
       </w:pPr>
     </w:lvl>
     <w:lvl w:ilvl="2" w:tplc="0419001B" w:tentative="1">
@@ -13268,7 +12907,7 @@
       <w:lvlText w:val="%3."/>
       <w:lvlJc w:val="right"/>
       <w:pPr>
-        <w:ind w:left="2869" w:hanging="180"/>
+        <w:ind w:left="2509" w:hanging="180"/>
       </w:pPr>
     </w:lvl>
     <w:lvl w:ilvl="3" w:tplc="0419000F" w:tentative="1">
@@ -13277,7 +12916,7 @@
       <w:lvlText w:val="%4."/>
       <w:lvlJc w:val="left"/>
       <w:pPr>
-        <w:ind w:left="3589" w:hanging="360"/>
+        <w:ind w:left="3229" w:hanging="360"/>
       </w:pPr>
     </w:lvl>
     <w:lvl w:ilvl="4" w:tplc="04190019" w:tentative="1">
@@ -13286,7 +12925,7 @@
       <w:lvlText w:val="%5."/>
       <w:lvlJc w:val="left"/>
       <w:pPr>
-        <w:ind w:left="4309" w:hanging="360"/>
+        <w:ind w:left="3949" w:hanging="360"/>
       </w:pPr>
     </w:lvl>
     <w:lvl w:ilvl="5" w:tplc="0419001B" w:tentative="1">
@@ -13295,7 +12934,7 @@
       <w:lvlText w:val="%6."/>
       <w:lvlJc w:val="right"/>
       <w:pPr>
-        <w:ind w:left="5029" w:hanging="180"/>
+        <w:ind w:left="4669" w:hanging="180"/>
       </w:pPr>
     </w:lvl>
     <w:lvl w:ilvl="6" w:tplc="0419000F" w:tentative="1">
@@ -13304,7 +12943,7 @@
       <w:lvlText w:val="%7."/>
       <w:lvlJc w:val="left"/>
       <w:pPr>
-        <w:ind w:left="5749" w:hanging="360"/>
+        <w:ind w:left="5389" w:hanging="360"/>
       </w:pPr>
     </w:lvl>
     <w:lvl w:ilvl="7" w:tplc="04190019" w:tentative="1">
@@ -13313,7 +12952,7 @@
       <w:lvlText w:val="%8."/>
       <w:lvlJc w:val="left"/>
       <w:pPr>
-        <w:ind w:left="6469" w:hanging="360"/>
+        <w:ind w:left="6109" w:hanging="360"/>
       </w:pPr>
     </w:lvl>
     <w:lvl w:ilvl="8" w:tplc="0419001B" w:tentative="1">
@@ -13322,899 +12961,11 @@
       <w:lvlText w:val="%9."/>
       <w:lvlJc w:val="right"/>
       <w:pPr>
-        <w:ind w:left="7189" w:hanging="180"/>
+        <w:ind w:left="6829" w:hanging="180"/>
       </w:pPr>
     </w:lvl>
   </w:abstractNum>
-  <w:abstractNum w:abstractNumId="31" w15:restartNumberingAfterBreak="0">
-    <w:nsid w:val="5B6B566F"/>
-    <w:multiLevelType w:val="hybridMultilevel"/>
-    <w:tmpl w:val="605C0318"/>
-    <w:lvl w:ilvl="0" w:tplc="04190001">
-      <w:start w:val="1"/>
-      <w:numFmt w:val="bullet"/>
-      <w:lvlText w:val=""/>
-      <w:lvlJc w:val="left"/>
-      <w:pPr>
-        <w:ind w:left="1429" w:hanging="360"/>
-      </w:pPr>
-      <w:rPr>
-        <w:rFonts w:ascii="Symbol" w:hAnsi="Symbol" w:hint="default"/>
-      </w:rPr>
-    </w:lvl>
-    <w:lvl w:ilvl="1" w:tplc="04190003" w:tentative="1">
-      <w:start w:val="1"/>
-      <w:numFmt w:val="bullet"/>
-      <w:lvlText w:val="o"/>
-      <w:lvlJc w:val="left"/>
-      <w:pPr>
-        <w:ind w:left="2149" w:hanging="360"/>
-      </w:pPr>
-      <w:rPr>
-        <w:rFonts w:ascii="Courier New" w:hAnsi="Courier New" w:cs="Courier New" w:hint="default"/>
-      </w:rPr>
-    </w:lvl>
-    <w:lvl w:ilvl="2" w:tplc="04190005" w:tentative="1">
-      <w:start w:val="1"/>
-      <w:numFmt w:val="bullet"/>
-      <w:lvlText w:val=""/>
-      <w:lvlJc w:val="left"/>
-      <w:pPr>
-        <w:ind w:left="2869" w:hanging="360"/>
-      </w:pPr>
-      <w:rPr>
-        <w:rFonts w:ascii="Wingdings" w:hAnsi="Wingdings" w:hint="default"/>
-      </w:rPr>
-    </w:lvl>
-    <w:lvl w:ilvl="3" w:tplc="04190001" w:tentative="1">
-      <w:start w:val="1"/>
-      <w:numFmt w:val="bullet"/>
-      <w:lvlText w:val=""/>
-      <w:lvlJc w:val="left"/>
-      <w:pPr>
-        <w:ind w:left="3589" w:hanging="360"/>
-      </w:pPr>
-      <w:rPr>
-        <w:rFonts w:ascii="Symbol" w:hAnsi="Symbol" w:hint="default"/>
-      </w:rPr>
-    </w:lvl>
-    <w:lvl w:ilvl="4" w:tplc="04190003" w:tentative="1">
-      <w:start w:val="1"/>
-      <w:numFmt w:val="bullet"/>
-      <w:lvlText w:val="o"/>
-      <w:lvlJc w:val="left"/>
-      <w:pPr>
-        <w:ind w:left="4309" w:hanging="360"/>
-      </w:pPr>
-      <w:rPr>
-        <w:rFonts w:ascii="Courier New" w:hAnsi="Courier New" w:cs="Courier New" w:hint="default"/>
-      </w:rPr>
-    </w:lvl>
-    <w:lvl w:ilvl="5" w:tplc="04190005" w:tentative="1">
-      <w:start w:val="1"/>
-      <w:numFmt w:val="bullet"/>
-      <w:lvlText w:val=""/>
-      <w:lvlJc w:val="left"/>
-      <w:pPr>
-        <w:ind w:left="5029" w:hanging="360"/>
-      </w:pPr>
-      <w:rPr>
-        <w:rFonts w:ascii="Wingdings" w:hAnsi="Wingdings" w:hint="default"/>
-      </w:rPr>
-    </w:lvl>
-    <w:lvl w:ilvl="6" w:tplc="04190001" w:tentative="1">
-      <w:start w:val="1"/>
-      <w:numFmt w:val="bullet"/>
-      <w:lvlText w:val=""/>
-      <w:lvlJc w:val="left"/>
-      <w:pPr>
-        <w:ind w:left="5749" w:hanging="360"/>
-      </w:pPr>
-      <w:rPr>
-        <w:rFonts w:ascii="Symbol" w:hAnsi="Symbol" w:hint="default"/>
-      </w:rPr>
-    </w:lvl>
-    <w:lvl w:ilvl="7" w:tplc="04190003" w:tentative="1">
-      <w:start w:val="1"/>
-      <w:numFmt w:val="bullet"/>
-      <w:lvlText w:val="o"/>
-      <w:lvlJc w:val="left"/>
-      <w:pPr>
-        <w:ind w:left="6469" w:hanging="360"/>
-      </w:pPr>
-      <w:rPr>
-        <w:rFonts w:ascii="Courier New" w:hAnsi="Courier New" w:cs="Courier New" w:hint="default"/>
-      </w:rPr>
-    </w:lvl>
-    <w:lvl w:ilvl="8" w:tplc="04190005" w:tentative="1">
-      <w:start w:val="1"/>
-      <w:numFmt w:val="bullet"/>
-      <w:lvlText w:val=""/>
-      <w:lvlJc w:val="left"/>
-      <w:pPr>
-        <w:ind w:left="7189" w:hanging="360"/>
-      </w:pPr>
-      <w:rPr>
-        <w:rFonts w:ascii="Wingdings" w:hAnsi="Wingdings" w:hint="default"/>
-      </w:rPr>
-    </w:lvl>
-  </w:abstractNum>
-  <w:abstractNum w:abstractNumId="32" w15:restartNumberingAfterBreak="0">
-    <w:nsid w:val="5C922321"/>
-    <w:multiLevelType w:val="hybridMultilevel"/>
-    <w:tmpl w:val="AD2CDD90"/>
-    <w:lvl w:ilvl="0" w:tplc="0419000F">
-      <w:start w:val="1"/>
-      <w:numFmt w:val="decimal"/>
-      <w:lvlText w:val="%1."/>
-      <w:lvlJc w:val="left"/>
-      <w:pPr>
-        <w:ind w:left="1429" w:hanging="360"/>
-      </w:pPr>
-    </w:lvl>
-    <w:lvl w:ilvl="1" w:tplc="04190019" w:tentative="1">
-      <w:start w:val="1"/>
-      <w:numFmt w:val="lowerLetter"/>
-      <w:lvlText w:val="%2."/>
-      <w:lvlJc w:val="left"/>
-      <w:pPr>
-        <w:ind w:left="2149" w:hanging="360"/>
-      </w:pPr>
-    </w:lvl>
-    <w:lvl w:ilvl="2" w:tplc="0419001B" w:tentative="1">
-      <w:start w:val="1"/>
-      <w:numFmt w:val="lowerRoman"/>
-      <w:lvlText w:val="%3."/>
-      <w:lvlJc w:val="right"/>
-      <w:pPr>
-        <w:ind w:left="2869" w:hanging="180"/>
-      </w:pPr>
-    </w:lvl>
-    <w:lvl w:ilvl="3" w:tplc="0419000F" w:tentative="1">
-      <w:start w:val="1"/>
-      <w:numFmt w:val="decimal"/>
-      <w:lvlText w:val="%4."/>
-      <w:lvlJc w:val="left"/>
-      <w:pPr>
-        <w:ind w:left="3589" w:hanging="360"/>
-      </w:pPr>
-    </w:lvl>
-    <w:lvl w:ilvl="4" w:tplc="04190019" w:tentative="1">
-      <w:start w:val="1"/>
-      <w:numFmt w:val="lowerLetter"/>
-      <w:lvlText w:val="%5."/>
-      <w:lvlJc w:val="left"/>
-      <w:pPr>
-        <w:ind w:left="4309" w:hanging="360"/>
-      </w:pPr>
-    </w:lvl>
-    <w:lvl w:ilvl="5" w:tplc="0419001B" w:tentative="1">
-      <w:start w:val="1"/>
-      <w:numFmt w:val="lowerRoman"/>
-      <w:lvlText w:val="%6."/>
-      <w:lvlJc w:val="right"/>
-      <w:pPr>
-        <w:ind w:left="5029" w:hanging="180"/>
-      </w:pPr>
-    </w:lvl>
-    <w:lvl w:ilvl="6" w:tplc="0419000F" w:tentative="1">
-      <w:start w:val="1"/>
-      <w:numFmt w:val="decimal"/>
-      <w:lvlText w:val="%7."/>
-      <w:lvlJc w:val="left"/>
-      <w:pPr>
-        <w:ind w:left="5749" w:hanging="360"/>
-      </w:pPr>
-    </w:lvl>
-    <w:lvl w:ilvl="7" w:tplc="04190019" w:tentative="1">
-      <w:start w:val="1"/>
-      <w:numFmt w:val="lowerLetter"/>
-      <w:lvlText w:val="%8."/>
-      <w:lvlJc w:val="left"/>
-      <w:pPr>
-        <w:ind w:left="6469" w:hanging="360"/>
-      </w:pPr>
-    </w:lvl>
-    <w:lvl w:ilvl="8" w:tplc="0419001B" w:tentative="1">
-      <w:start w:val="1"/>
-      <w:numFmt w:val="lowerRoman"/>
-      <w:lvlText w:val="%9."/>
-      <w:lvlJc w:val="right"/>
-      <w:pPr>
-        <w:ind w:left="7189" w:hanging="180"/>
-      </w:pPr>
-    </w:lvl>
-  </w:abstractNum>
-  <w:abstractNum w:abstractNumId="33" w15:restartNumberingAfterBreak="0">
-    <w:nsid w:val="619D1B02"/>
-    <w:multiLevelType w:val="hybridMultilevel"/>
-    <w:tmpl w:val="8F263808"/>
-    <w:lvl w:ilvl="0" w:tplc="04190001">
-      <w:start w:val="1"/>
-      <w:numFmt w:val="bullet"/>
-      <w:lvlText w:val=""/>
-      <w:lvlJc w:val="left"/>
-      <w:pPr>
-        <w:ind w:left="1352" w:hanging="360"/>
-      </w:pPr>
-      <w:rPr>
-        <w:rFonts w:ascii="Symbol" w:hAnsi="Symbol" w:hint="default"/>
-      </w:rPr>
-    </w:lvl>
-    <w:lvl w:ilvl="1" w:tplc="04190003" w:tentative="1">
-      <w:start w:val="1"/>
-      <w:numFmt w:val="bullet"/>
-      <w:lvlText w:val="o"/>
-      <w:lvlJc w:val="left"/>
-      <w:pPr>
-        <w:ind w:left="2072" w:hanging="360"/>
-      </w:pPr>
-      <w:rPr>
-        <w:rFonts w:ascii="Courier New" w:hAnsi="Courier New" w:cs="Courier New" w:hint="default"/>
-      </w:rPr>
-    </w:lvl>
-    <w:lvl w:ilvl="2" w:tplc="04190005" w:tentative="1">
-      <w:start w:val="1"/>
-      <w:numFmt w:val="bullet"/>
-      <w:lvlText w:val=""/>
-      <w:lvlJc w:val="left"/>
-      <w:pPr>
-        <w:ind w:left="2792" w:hanging="360"/>
-      </w:pPr>
-      <w:rPr>
-        <w:rFonts w:ascii="Wingdings" w:hAnsi="Wingdings" w:hint="default"/>
-      </w:rPr>
-    </w:lvl>
-    <w:lvl w:ilvl="3" w:tplc="04190001" w:tentative="1">
-      <w:start w:val="1"/>
-      <w:numFmt w:val="bullet"/>
-      <w:lvlText w:val=""/>
-      <w:lvlJc w:val="left"/>
-      <w:pPr>
-        <w:ind w:left="3512" w:hanging="360"/>
-      </w:pPr>
-      <w:rPr>
-        <w:rFonts w:ascii="Symbol" w:hAnsi="Symbol" w:hint="default"/>
-      </w:rPr>
-    </w:lvl>
-    <w:lvl w:ilvl="4" w:tplc="04190003" w:tentative="1">
-      <w:start w:val="1"/>
-      <w:numFmt w:val="bullet"/>
-      <w:lvlText w:val="o"/>
-      <w:lvlJc w:val="left"/>
-      <w:pPr>
-        <w:ind w:left="4232" w:hanging="360"/>
-      </w:pPr>
-      <w:rPr>
-        <w:rFonts w:ascii="Courier New" w:hAnsi="Courier New" w:cs="Courier New" w:hint="default"/>
-      </w:rPr>
-    </w:lvl>
-    <w:lvl w:ilvl="5" w:tplc="04190005" w:tentative="1">
-      <w:start w:val="1"/>
-      <w:numFmt w:val="bullet"/>
-      <w:lvlText w:val=""/>
-      <w:lvlJc w:val="left"/>
-      <w:pPr>
-        <w:ind w:left="4952" w:hanging="360"/>
-      </w:pPr>
-      <w:rPr>
-        <w:rFonts w:ascii="Wingdings" w:hAnsi="Wingdings" w:hint="default"/>
-      </w:rPr>
-    </w:lvl>
-    <w:lvl w:ilvl="6" w:tplc="04190001" w:tentative="1">
-      <w:start w:val="1"/>
-      <w:numFmt w:val="bullet"/>
-      <w:lvlText w:val=""/>
-      <w:lvlJc w:val="left"/>
-      <w:pPr>
-        <w:ind w:left="5672" w:hanging="360"/>
-      </w:pPr>
-      <w:rPr>
-        <w:rFonts w:ascii="Symbol" w:hAnsi="Symbol" w:hint="default"/>
-      </w:rPr>
-    </w:lvl>
-    <w:lvl w:ilvl="7" w:tplc="04190003" w:tentative="1">
-      <w:start w:val="1"/>
-      <w:numFmt w:val="bullet"/>
-      <w:lvlText w:val="o"/>
-      <w:lvlJc w:val="left"/>
-      <w:pPr>
-        <w:ind w:left="6392" w:hanging="360"/>
-      </w:pPr>
-      <w:rPr>
-        <w:rFonts w:ascii="Courier New" w:hAnsi="Courier New" w:cs="Courier New" w:hint="default"/>
-      </w:rPr>
-    </w:lvl>
-    <w:lvl w:ilvl="8" w:tplc="04190005" w:tentative="1">
-      <w:start w:val="1"/>
-      <w:numFmt w:val="bullet"/>
-      <w:lvlText w:val=""/>
-      <w:lvlJc w:val="left"/>
-      <w:pPr>
-        <w:ind w:left="7112" w:hanging="360"/>
-      </w:pPr>
-      <w:rPr>
-        <w:rFonts w:ascii="Wingdings" w:hAnsi="Wingdings" w:hint="default"/>
-      </w:rPr>
-    </w:lvl>
-  </w:abstractNum>
-  <w:abstractNum w:abstractNumId="34" w15:restartNumberingAfterBreak="0">
-    <w:nsid w:val="62065BB8"/>
-    <w:multiLevelType w:val="multilevel"/>
-    <w:tmpl w:val="0419001F"/>
-    <w:lvl w:ilvl="0">
-      <w:start w:val="1"/>
-      <w:numFmt w:val="decimal"/>
-      <w:lvlText w:val="%1."/>
-      <w:lvlJc w:val="left"/>
-      <w:pPr>
-        <w:ind w:left="360" w:hanging="360"/>
-      </w:pPr>
-    </w:lvl>
-    <w:lvl w:ilvl="1">
-      <w:start w:val="1"/>
-      <w:numFmt w:val="decimal"/>
-      <w:lvlText w:val="%1.%2."/>
-      <w:lvlJc w:val="left"/>
-      <w:pPr>
-        <w:ind w:left="792" w:hanging="432"/>
-      </w:pPr>
-    </w:lvl>
-    <w:lvl w:ilvl="2">
-      <w:start w:val="1"/>
-      <w:numFmt w:val="decimal"/>
-      <w:lvlText w:val="%1.%2.%3."/>
-      <w:lvlJc w:val="left"/>
-      <w:pPr>
-        <w:ind w:left="1224" w:hanging="504"/>
-      </w:pPr>
-    </w:lvl>
-    <w:lvl w:ilvl="3">
-      <w:start w:val="1"/>
-      <w:numFmt w:val="decimal"/>
-      <w:lvlText w:val="%1.%2.%3.%4."/>
-      <w:lvlJc w:val="left"/>
-      <w:pPr>
-        <w:ind w:left="1728" w:hanging="648"/>
-      </w:pPr>
-    </w:lvl>
-    <w:lvl w:ilvl="4">
-      <w:start w:val="1"/>
-      <w:numFmt w:val="decimal"/>
-      <w:lvlText w:val="%1.%2.%3.%4.%5."/>
-      <w:lvlJc w:val="left"/>
-      <w:pPr>
-        <w:ind w:left="2232" w:hanging="792"/>
-      </w:pPr>
-    </w:lvl>
-    <w:lvl w:ilvl="5">
-      <w:start w:val="1"/>
-      <w:numFmt w:val="decimal"/>
-      <w:lvlText w:val="%1.%2.%3.%4.%5.%6."/>
-      <w:lvlJc w:val="left"/>
-      <w:pPr>
-        <w:ind w:left="2736" w:hanging="936"/>
-      </w:pPr>
-    </w:lvl>
-    <w:lvl w:ilvl="6">
-      <w:start w:val="1"/>
-      <w:numFmt w:val="decimal"/>
-      <w:lvlText w:val="%1.%2.%3.%4.%5.%6.%7."/>
-      <w:lvlJc w:val="left"/>
-      <w:pPr>
-        <w:ind w:left="3240" w:hanging="1080"/>
-      </w:pPr>
-    </w:lvl>
-    <w:lvl w:ilvl="7">
-      <w:start w:val="1"/>
-      <w:numFmt w:val="decimal"/>
-      <w:lvlText w:val="%1.%2.%3.%4.%5.%6.%7.%8."/>
-      <w:lvlJc w:val="left"/>
-      <w:pPr>
-        <w:ind w:left="3744" w:hanging="1224"/>
-      </w:pPr>
-    </w:lvl>
-    <w:lvl w:ilvl="8">
-      <w:start w:val="1"/>
-      <w:numFmt w:val="decimal"/>
-      <w:lvlText w:val="%1.%2.%3.%4.%5.%6.%7.%8.%9."/>
-      <w:lvlJc w:val="left"/>
-      <w:pPr>
-        <w:ind w:left="4320" w:hanging="1440"/>
-      </w:pPr>
-    </w:lvl>
-  </w:abstractNum>
-  <w:abstractNum w:abstractNumId="35" w15:restartNumberingAfterBreak="0">
-    <w:nsid w:val="68D32506"/>
-    <w:multiLevelType w:val="hybridMultilevel"/>
-    <w:tmpl w:val="0C0EDCDA"/>
-    <w:lvl w:ilvl="0" w:tplc="0419000F">
-      <w:start w:val="1"/>
-      <w:numFmt w:val="decimal"/>
-      <w:lvlText w:val="%1."/>
-      <w:lvlJc w:val="left"/>
-      <w:pPr>
-        <w:ind w:left="1429" w:hanging="360"/>
-      </w:pPr>
-    </w:lvl>
-    <w:lvl w:ilvl="1" w:tplc="04190019" w:tentative="1">
-      <w:start w:val="1"/>
-      <w:numFmt w:val="lowerLetter"/>
-      <w:lvlText w:val="%2."/>
-      <w:lvlJc w:val="left"/>
-      <w:pPr>
-        <w:ind w:left="2149" w:hanging="360"/>
-      </w:pPr>
-    </w:lvl>
-    <w:lvl w:ilvl="2" w:tplc="0419001B" w:tentative="1">
-      <w:start w:val="1"/>
-      <w:numFmt w:val="lowerRoman"/>
-      <w:lvlText w:val="%3."/>
-      <w:lvlJc w:val="right"/>
-      <w:pPr>
-        <w:ind w:left="2869" w:hanging="180"/>
-      </w:pPr>
-    </w:lvl>
-    <w:lvl w:ilvl="3" w:tplc="0419000F" w:tentative="1">
-      <w:start w:val="1"/>
-      <w:numFmt w:val="decimal"/>
-      <w:lvlText w:val="%4."/>
-      <w:lvlJc w:val="left"/>
-      <w:pPr>
-        <w:ind w:left="3589" w:hanging="360"/>
-      </w:pPr>
-    </w:lvl>
-    <w:lvl w:ilvl="4" w:tplc="04190019" w:tentative="1">
-      <w:start w:val="1"/>
-      <w:numFmt w:val="lowerLetter"/>
-      <w:lvlText w:val="%5."/>
-      <w:lvlJc w:val="left"/>
-      <w:pPr>
-        <w:ind w:left="4309" w:hanging="360"/>
-      </w:pPr>
-    </w:lvl>
-    <w:lvl w:ilvl="5" w:tplc="0419001B" w:tentative="1">
-      <w:start w:val="1"/>
-      <w:numFmt w:val="lowerRoman"/>
-      <w:lvlText w:val="%6."/>
-      <w:lvlJc w:val="right"/>
-      <w:pPr>
-        <w:ind w:left="5029" w:hanging="180"/>
-      </w:pPr>
-    </w:lvl>
-    <w:lvl w:ilvl="6" w:tplc="0419000F" w:tentative="1">
-      <w:start w:val="1"/>
-      <w:numFmt w:val="decimal"/>
-      <w:lvlText w:val="%7."/>
-      <w:lvlJc w:val="left"/>
-      <w:pPr>
-        <w:ind w:left="5749" w:hanging="360"/>
-      </w:pPr>
-    </w:lvl>
-    <w:lvl w:ilvl="7" w:tplc="04190019" w:tentative="1">
-      <w:start w:val="1"/>
-      <w:numFmt w:val="lowerLetter"/>
-      <w:lvlText w:val="%8."/>
-      <w:lvlJc w:val="left"/>
-      <w:pPr>
-        <w:ind w:left="6469" w:hanging="360"/>
-      </w:pPr>
-    </w:lvl>
-    <w:lvl w:ilvl="8" w:tplc="0419001B" w:tentative="1">
-      <w:start w:val="1"/>
-      <w:numFmt w:val="lowerRoman"/>
-      <w:lvlText w:val="%9."/>
-      <w:lvlJc w:val="right"/>
-      <w:pPr>
-        <w:ind w:left="7189" w:hanging="180"/>
-      </w:pPr>
-    </w:lvl>
-  </w:abstractNum>
-  <w:abstractNum w:abstractNumId="36" w15:restartNumberingAfterBreak="0">
-    <w:nsid w:val="695650C3"/>
-    <w:multiLevelType w:val="hybridMultilevel"/>
-    <w:tmpl w:val="FC60B272"/>
-    <w:lvl w:ilvl="0" w:tplc="39DAB96C">
-      <w:start w:val="1"/>
-      <w:numFmt w:val="bullet"/>
-      <w:lvlText w:val=""/>
-      <w:lvlJc w:val="left"/>
-      <w:pPr>
-        <w:ind w:left="1440" w:hanging="360"/>
-      </w:pPr>
-      <w:rPr>
-        <w:rFonts w:ascii="Symbol" w:hAnsi="Symbol" w:hint="default"/>
-      </w:rPr>
-    </w:lvl>
-    <w:lvl w:ilvl="1" w:tplc="04190003" w:tentative="1">
-      <w:start w:val="1"/>
-      <w:numFmt w:val="bullet"/>
-      <w:lvlText w:val="o"/>
-      <w:lvlJc w:val="left"/>
-      <w:pPr>
-        <w:ind w:left="2160" w:hanging="360"/>
-      </w:pPr>
-      <w:rPr>
-        <w:rFonts w:ascii="Courier New" w:hAnsi="Courier New" w:cs="Courier New" w:hint="default"/>
-      </w:rPr>
-    </w:lvl>
-    <w:lvl w:ilvl="2" w:tplc="04190005" w:tentative="1">
-      <w:start w:val="1"/>
-      <w:numFmt w:val="bullet"/>
-      <w:lvlText w:val=""/>
-      <w:lvlJc w:val="left"/>
-      <w:pPr>
-        <w:ind w:left="2880" w:hanging="360"/>
-      </w:pPr>
-      <w:rPr>
-        <w:rFonts w:ascii="Wingdings" w:hAnsi="Wingdings" w:hint="default"/>
-      </w:rPr>
-    </w:lvl>
-    <w:lvl w:ilvl="3" w:tplc="04190001" w:tentative="1">
-      <w:start w:val="1"/>
-      <w:numFmt w:val="bullet"/>
-      <w:lvlText w:val=""/>
-      <w:lvlJc w:val="left"/>
-      <w:pPr>
-        <w:ind w:left="3600" w:hanging="360"/>
-      </w:pPr>
-      <w:rPr>
-        <w:rFonts w:ascii="Symbol" w:hAnsi="Symbol" w:hint="default"/>
-      </w:rPr>
-    </w:lvl>
-    <w:lvl w:ilvl="4" w:tplc="04190003" w:tentative="1">
-      <w:start w:val="1"/>
-      <w:numFmt w:val="bullet"/>
-      <w:lvlText w:val="o"/>
-      <w:lvlJc w:val="left"/>
-      <w:pPr>
-        <w:ind w:left="4320" w:hanging="360"/>
-      </w:pPr>
-      <w:rPr>
-        <w:rFonts w:ascii="Courier New" w:hAnsi="Courier New" w:cs="Courier New" w:hint="default"/>
-      </w:rPr>
-    </w:lvl>
-    <w:lvl w:ilvl="5" w:tplc="04190005" w:tentative="1">
-      <w:start w:val="1"/>
-      <w:numFmt w:val="bullet"/>
-      <w:lvlText w:val=""/>
-      <w:lvlJc w:val="left"/>
-      <w:pPr>
-        <w:ind w:left="5040" w:hanging="360"/>
-      </w:pPr>
-      <w:rPr>
-        <w:rFonts w:ascii="Wingdings" w:hAnsi="Wingdings" w:hint="default"/>
-      </w:rPr>
-    </w:lvl>
-    <w:lvl w:ilvl="6" w:tplc="04190001" w:tentative="1">
-      <w:start w:val="1"/>
-      <w:numFmt w:val="bullet"/>
-      <w:lvlText w:val=""/>
-      <w:lvlJc w:val="left"/>
-      <w:pPr>
-        <w:ind w:left="5760" w:hanging="360"/>
-      </w:pPr>
-      <w:rPr>
-        <w:rFonts w:ascii="Symbol" w:hAnsi="Symbol" w:hint="default"/>
-      </w:rPr>
-    </w:lvl>
-    <w:lvl w:ilvl="7" w:tplc="04190003" w:tentative="1">
-      <w:start w:val="1"/>
-      <w:numFmt w:val="bullet"/>
-      <w:lvlText w:val="o"/>
-      <w:lvlJc w:val="left"/>
-      <w:pPr>
-        <w:ind w:left="6480" w:hanging="360"/>
-      </w:pPr>
-      <w:rPr>
-        <w:rFonts w:ascii="Courier New" w:hAnsi="Courier New" w:cs="Courier New" w:hint="default"/>
-      </w:rPr>
-    </w:lvl>
-    <w:lvl w:ilvl="8" w:tplc="04190005" w:tentative="1">
-      <w:start w:val="1"/>
-      <w:numFmt w:val="bullet"/>
-      <w:lvlText w:val=""/>
-      <w:lvlJc w:val="left"/>
-      <w:pPr>
-        <w:ind w:left="7200" w:hanging="360"/>
-      </w:pPr>
-      <w:rPr>
-        <w:rFonts w:ascii="Wingdings" w:hAnsi="Wingdings" w:hint="default"/>
-      </w:rPr>
-    </w:lvl>
-  </w:abstractNum>
-  <w:abstractNum w:abstractNumId="37" w15:restartNumberingAfterBreak="0">
-    <w:nsid w:val="69F358E2"/>
-    <w:multiLevelType w:val="multilevel"/>
-    <w:tmpl w:val="0419001F"/>
-    <w:lvl w:ilvl="0">
-      <w:start w:val="1"/>
-      <w:numFmt w:val="decimal"/>
-      <w:lvlText w:val="%1."/>
-      <w:lvlJc w:val="left"/>
-      <w:pPr>
-        <w:ind w:left="360" w:hanging="360"/>
-      </w:pPr>
-      <w:rPr>
-        <w:rFonts w:hint="default"/>
-      </w:rPr>
-    </w:lvl>
-    <w:lvl w:ilvl="1">
-      <w:start w:val="1"/>
-      <w:numFmt w:val="decimal"/>
-      <w:lvlText w:val="%1.%2."/>
-      <w:lvlJc w:val="left"/>
-      <w:pPr>
-        <w:ind w:left="792" w:hanging="432"/>
-      </w:pPr>
-    </w:lvl>
-    <w:lvl w:ilvl="2">
-      <w:start w:val="1"/>
-      <w:numFmt w:val="decimal"/>
-      <w:lvlText w:val="%1.%2.%3."/>
-      <w:lvlJc w:val="left"/>
-      <w:pPr>
-        <w:ind w:left="1224" w:hanging="504"/>
-      </w:pPr>
-    </w:lvl>
-    <w:lvl w:ilvl="3">
-      <w:start w:val="1"/>
-      <w:numFmt w:val="decimal"/>
-      <w:lvlText w:val="%1.%2.%3.%4."/>
-      <w:lvlJc w:val="left"/>
-      <w:pPr>
-        <w:ind w:left="1728" w:hanging="648"/>
-      </w:pPr>
-    </w:lvl>
-    <w:lvl w:ilvl="4">
-      <w:start w:val="1"/>
-      <w:numFmt w:val="decimal"/>
-      <w:lvlText w:val="%1.%2.%3.%4.%5."/>
-      <w:lvlJc w:val="left"/>
-      <w:pPr>
-        <w:ind w:left="2232" w:hanging="792"/>
-      </w:pPr>
-    </w:lvl>
-    <w:lvl w:ilvl="5">
-      <w:start w:val="1"/>
-      <w:numFmt w:val="decimal"/>
-      <w:lvlText w:val="%1.%2.%3.%4.%5.%6."/>
-      <w:lvlJc w:val="left"/>
-      <w:pPr>
-        <w:ind w:left="2736" w:hanging="936"/>
-      </w:pPr>
-    </w:lvl>
-    <w:lvl w:ilvl="6">
-      <w:start w:val="1"/>
-      <w:numFmt w:val="decimal"/>
-      <w:lvlText w:val="%1.%2.%3.%4.%5.%6.%7."/>
-      <w:lvlJc w:val="left"/>
-      <w:pPr>
-        <w:ind w:left="3240" w:hanging="1080"/>
-      </w:pPr>
-    </w:lvl>
-    <w:lvl w:ilvl="7">
-      <w:start w:val="1"/>
-      <w:numFmt w:val="decimal"/>
-      <w:lvlText w:val="%1.%2.%3.%4.%5.%6.%7.%8."/>
-      <w:lvlJc w:val="left"/>
-      <w:pPr>
-        <w:ind w:left="3744" w:hanging="1224"/>
-      </w:pPr>
-    </w:lvl>
-    <w:lvl w:ilvl="8">
-      <w:start w:val="1"/>
-      <w:numFmt w:val="decimal"/>
-      <w:lvlText w:val="%1.%2.%3.%4.%5.%6.%7.%8.%9."/>
-      <w:lvlJc w:val="left"/>
-      <w:pPr>
-        <w:ind w:left="4320" w:hanging="1440"/>
-      </w:pPr>
-    </w:lvl>
-  </w:abstractNum>
-  <w:abstractNum w:abstractNumId="38" w15:restartNumberingAfterBreak="0">
-    <w:nsid w:val="6A9B01E2"/>
-    <w:multiLevelType w:val="hybridMultilevel"/>
-    <w:tmpl w:val="C7FEE24C"/>
-    <w:lvl w:ilvl="0" w:tplc="04190001">
-      <w:start w:val="1"/>
-      <w:numFmt w:val="bullet"/>
-      <w:lvlText w:val=""/>
-      <w:lvlJc w:val="left"/>
-      <w:pPr>
-        <w:ind w:left="1429" w:hanging="360"/>
-      </w:pPr>
-      <w:rPr>
-        <w:rFonts w:ascii="Symbol" w:hAnsi="Symbol" w:hint="default"/>
-      </w:rPr>
-    </w:lvl>
-    <w:lvl w:ilvl="1" w:tplc="04190003" w:tentative="1">
-      <w:start w:val="1"/>
-      <w:numFmt w:val="bullet"/>
-      <w:lvlText w:val="o"/>
-      <w:lvlJc w:val="left"/>
-      <w:pPr>
-        <w:ind w:left="2149" w:hanging="360"/>
-      </w:pPr>
-      <w:rPr>
-        <w:rFonts w:ascii="Courier New" w:hAnsi="Courier New" w:cs="Courier New" w:hint="default"/>
-      </w:rPr>
-    </w:lvl>
-    <w:lvl w:ilvl="2" w:tplc="04190005" w:tentative="1">
-      <w:start w:val="1"/>
-      <w:numFmt w:val="bullet"/>
-      <w:lvlText w:val=""/>
-      <w:lvlJc w:val="left"/>
-      <w:pPr>
-        <w:ind w:left="2869" w:hanging="360"/>
-      </w:pPr>
-      <w:rPr>
-        <w:rFonts w:ascii="Wingdings" w:hAnsi="Wingdings" w:hint="default"/>
-      </w:rPr>
-    </w:lvl>
-    <w:lvl w:ilvl="3" w:tplc="04190001" w:tentative="1">
-      <w:start w:val="1"/>
-      <w:numFmt w:val="bullet"/>
-      <w:lvlText w:val=""/>
-      <w:lvlJc w:val="left"/>
-      <w:pPr>
-        <w:ind w:left="3589" w:hanging="360"/>
-      </w:pPr>
-      <w:rPr>
-        <w:rFonts w:ascii="Symbol" w:hAnsi="Symbol" w:hint="default"/>
-      </w:rPr>
-    </w:lvl>
-    <w:lvl w:ilvl="4" w:tplc="04190003" w:tentative="1">
-      <w:start w:val="1"/>
-      <w:numFmt w:val="bullet"/>
-      <w:lvlText w:val="o"/>
-      <w:lvlJc w:val="left"/>
-      <w:pPr>
-        <w:ind w:left="4309" w:hanging="360"/>
-      </w:pPr>
-      <w:rPr>
-        <w:rFonts w:ascii="Courier New" w:hAnsi="Courier New" w:cs="Courier New" w:hint="default"/>
-      </w:rPr>
-    </w:lvl>
-    <w:lvl w:ilvl="5" w:tplc="04190005" w:tentative="1">
-      <w:start w:val="1"/>
-      <w:numFmt w:val="bullet"/>
-      <w:lvlText w:val=""/>
-      <w:lvlJc w:val="left"/>
-      <w:pPr>
-        <w:ind w:left="5029" w:hanging="360"/>
-      </w:pPr>
-      <w:rPr>
-        <w:rFonts w:ascii="Wingdings" w:hAnsi="Wingdings" w:hint="default"/>
-      </w:rPr>
-    </w:lvl>
-    <w:lvl w:ilvl="6" w:tplc="04190001" w:tentative="1">
-      <w:start w:val="1"/>
-      <w:numFmt w:val="bullet"/>
-      <w:lvlText w:val=""/>
-      <w:lvlJc w:val="left"/>
-      <w:pPr>
-        <w:ind w:left="5749" w:hanging="360"/>
-      </w:pPr>
-      <w:rPr>
-        <w:rFonts w:ascii="Symbol" w:hAnsi="Symbol" w:hint="default"/>
-      </w:rPr>
-    </w:lvl>
-    <w:lvl w:ilvl="7" w:tplc="04190003" w:tentative="1">
-      <w:start w:val="1"/>
-      <w:numFmt w:val="bullet"/>
-      <w:lvlText w:val="o"/>
-      <w:lvlJc w:val="left"/>
-      <w:pPr>
-        <w:ind w:left="6469" w:hanging="360"/>
-      </w:pPr>
-      <w:rPr>
-        <w:rFonts w:ascii="Courier New" w:hAnsi="Courier New" w:cs="Courier New" w:hint="default"/>
-      </w:rPr>
-    </w:lvl>
-    <w:lvl w:ilvl="8" w:tplc="04190005" w:tentative="1">
-      <w:start w:val="1"/>
-      <w:numFmt w:val="bullet"/>
-      <w:lvlText w:val=""/>
-      <w:lvlJc w:val="left"/>
-      <w:pPr>
-        <w:ind w:left="7189" w:hanging="360"/>
-      </w:pPr>
-      <w:rPr>
-        <w:rFonts w:ascii="Wingdings" w:hAnsi="Wingdings" w:hint="default"/>
-      </w:rPr>
-    </w:lvl>
-  </w:abstractNum>
-  <w:abstractNum w:abstractNumId="39" w15:restartNumberingAfterBreak="0">
-    <w:nsid w:val="6B376D65"/>
-    <w:multiLevelType w:val="multilevel"/>
-    <w:tmpl w:val="0419001F"/>
-    <w:lvl w:ilvl="0">
-      <w:start w:val="1"/>
-      <w:numFmt w:val="decimal"/>
-      <w:lvlText w:val="%1."/>
-      <w:lvlJc w:val="left"/>
-      <w:pPr>
-        <w:ind w:left="360" w:hanging="360"/>
-      </w:pPr>
-      <w:rPr>
-        <w:rFonts w:hint="default"/>
-      </w:rPr>
-    </w:lvl>
-    <w:lvl w:ilvl="1">
-      <w:start w:val="1"/>
-      <w:numFmt w:val="decimal"/>
-      <w:lvlText w:val="%1.%2."/>
-      <w:lvlJc w:val="left"/>
-      <w:pPr>
-        <w:ind w:left="792" w:hanging="432"/>
-      </w:pPr>
-    </w:lvl>
-    <w:lvl w:ilvl="2">
-      <w:start w:val="1"/>
-      <w:numFmt w:val="decimal"/>
-      <w:lvlText w:val="%1.%2.%3."/>
-      <w:lvlJc w:val="left"/>
-      <w:pPr>
-        <w:ind w:left="1224" w:hanging="504"/>
-      </w:pPr>
-    </w:lvl>
-    <w:lvl w:ilvl="3">
-      <w:start w:val="1"/>
-      <w:numFmt w:val="decimal"/>
-      <w:lvlText w:val="%1.%2.%3.%4."/>
-      <w:lvlJc w:val="left"/>
-      <w:pPr>
-        <w:ind w:left="1728" w:hanging="648"/>
-      </w:pPr>
-    </w:lvl>
-    <w:lvl w:ilvl="4">
-      <w:start w:val="1"/>
-      <w:numFmt w:val="decimal"/>
-      <w:lvlText w:val="%1.%2.%3.%4.%5."/>
-      <w:lvlJc w:val="left"/>
-      <w:pPr>
-        <w:ind w:left="2232" w:hanging="792"/>
-      </w:pPr>
-    </w:lvl>
-    <w:lvl w:ilvl="5">
-      <w:start w:val="1"/>
-      <w:numFmt w:val="decimal"/>
-      <w:lvlText w:val="%1.%2.%3.%4.%5.%6."/>
-      <w:lvlJc w:val="left"/>
-      <w:pPr>
-        <w:ind w:left="2736" w:hanging="936"/>
-      </w:pPr>
-    </w:lvl>
-    <w:lvl w:ilvl="6">
-      <w:start w:val="1"/>
-      <w:numFmt w:val="decimal"/>
-      <w:lvlText w:val="%1.%2.%3.%4.%5.%6.%7."/>
-      <w:lvlJc w:val="left"/>
-      <w:pPr>
-        <w:ind w:left="3240" w:hanging="1080"/>
-      </w:pPr>
-    </w:lvl>
-    <w:lvl w:ilvl="7">
-      <w:start w:val="1"/>
-      <w:numFmt w:val="decimal"/>
-      <w:lvlText w:val="%1.%2.%3.%4.%5.%6.%7.%8."/>
-      <w:lvlJc w:val="left"/>
-      <w:pPr>
-        <w:ind w:left="3744" w:hanging="1224"/>
-      </w:pPr>
-    </w:lvl>
-    <w:lvl w:ilvl="8">
-      <w:start w:val="1"/>
-      <w:numFmt w:val="decimal"/>
-      <w:lvlText w:val="%1.%2.%3.%4.%5.%6.%7.%8.%9."/>
-      <w:lvlJc w:val="left"/>
-      <w:pPr>
-        <w:ind w:left="4320" w:hanging="1440"/>
-      </w:pPr>
-    </w:lvl>
-  </w:abstractNum>
-  <w:abstractNum w:abstractNumId="40" w15:restartNumberingAfterBreak="0">
+  <w:abstractNum w:abstractNumId="15" w15:restartNumberingAfterBreak="0">
     <w:nsid w:val="6EE34E25"/>
     <w:multiLevelType w:val="hybridMultilevel"/>
     <w:tmpl w:val="523C2276"/>
@@ -14327,411 +13078,7 @@
       </w:rPr>
     </w:lvl>
   </w:abstractNum>
-  <w:abstractNum w:abstractNumId="41" w15:restartNumberingAfterBreak="0">
-    <w:nsid w:val="6F4048BB"/>
-    <w:multiLevelType w:val="multilevel"/>
-    <w:tmpl w:val="0419001F"/>
-    <w:lvl w:ilvl="0">
-      <w:start w:val="1"/>
-      <w:numFmt w:val="decimal"/>
-      <w:lvlText w:val="%1."/>
-      <w:lvlJc w:val="left"/>
-      <w:pPr>
-        <w:ind w:left="360" w:hanging="360"/>
-      </w:pPr>
-      <w:rPr>
-        <w:rFonts w:hint="default"/>
-      </w:rPr>
-    </w:lvl>
-    <w:lvl w:ilvl="1">
-      <w:start w:val="1"/>
-      <w:numFmt w:val="decimal"/>
-      <w:lvlText w:val="%1.%2."/>
-      <w:lvlJc w:val="left"/>
-      <w:pPr>
-        <w:ind w:left="792" w:hanging="432"/>
-      </w:pPr>
-    </w:lvl>
-    <w:lvl w:ilvl="2">
-      <w:start w:val="1"/>
-      <w:numFmt w:val="decimal"/>
-      <w:lvlText w:val="%1.%2.%3."/>
-      <w:lvlJc w:val="left"/>
-      <w:pPr>
-        <w:ind w:left="1224" w:hanging="504"/>
-      </w:pPr>
-    </w:lvl>
-    <w:lvl w:ilvl="3">
-      <w:start w:val="1"/>
-      <w:numFmt w:val="decimal"/>
-      <w:lvlText w:val="%1.%2.%3.%4."/>
-      <w:lvlJc w:val="left"/>
-      <w:pPr>
-        <w:ind w:left="1728" w:hanging="648"/>
-      </w:pPr>
-    </w:lvl>
-    <w:lvl w:ilvl="4">
-      <w:start w:val="1"/>
-      <w:numFmt w:val="decimal"/>
-      <w:lvlText w:val="%1.%2.%3.%4.%5."/>
-      <w:lvlJc w:val="left"/>
-      <w:pPr>
-        <w:ind w:left="2232" w:hanging="792"/>
-      </w:pPr>
-    </w:lvl>
-    <w:lvl w:ilvl="5">
-      <w:start w:val="1"/>
-      <w:numFmt w:val="decimal"/>
-      <w:lvlText w:val="%1.%2.%3.%4.%5.%6."/>
-      <w:lvlJc w:val="left"/>
-      <w:pPr>
-        <w:ind w:left="2736" w:hanging="936"/>
-      </w:pPr>
-    </w:lvl>
-    <w:lvl w:ilvl="6">
-      <w:start w:val="1"/>
-      <w:numFmt w:val="decimal"/>
-      <w:lvlText w:val="%1.%2.%3.%4.%5.%6.%7."/>
-      <w:lvlJc w:val="left"/>
-      <w:pPr>
-        <w:ind w:left="3240" w:hanging="1080"/>
-      </w:pPr>
-    </w:lvl>
-    <w:lvl w:ilvl="7">
-      <w:start w:val="1"/>
-      <w:numFmt w:val="decimal"/>
-      <w:lvlText w:val="%1.%2.%3.%4.%5.%6.%7.%8."/>
-      <w:lvlJc w:val="left"/>
-      <w:pPr>
-        <w:ind w:left="3744" w:hanging="1224"/>
-      </w:pPr>
-    </w:lvl>
-    <w:lvl w:ilvl="8">
-      <w:start w:val="1"/>
-      <w:numFmt w:val="decimal"/>
-      <w:lvlText w:val="%1.%2.%3.%4.%5.%6.%7.%8.%9."/>
-      <w:lvlJc w:val="left"/>
-      <w:pPr>
-        <w:ind w:left="4320" w:hanging="1440"/>
-      </w:pPr>
-    </w:lvl>
-  </w:abstractNum>
-  <w:abstractNum w:abstractNumId="42" w15:restartNumberingAfterBreak="0">
-    <w:nsid w:val="72904375"/>
-    <w:multiLevelType w:val="multilevel"/>
-    <w:tmpl w:val="0419001F"/>
-    <w:lvl w:ilvl="0">
-      <w:start w:val="1"/>
-      <w:numFmt w:val="decimal"/>
-      <w:lvlText w:val="%1."/>
-      <w:lvlJc w:val="left"/>
-      <w:pPr>
-        <w:ind w:left="360" w:hanging="360"/>
-      </w:pPr>
-      <w:rPr>
-        <w:rFonts w:hint="default"/>
-      </w:rPr>
-    </w:lvl>
-    <w:lvl w:ilvl="1">
-      <w:start w:val="1"/>
-      <w:numFmt w:val="decimal"/>
-      <w:lvlText w:val="%1.%2."/>
-      <w:lvlJc w:val="left"/>
-      <w:pPr>
-        <w:ind w:left="792" w:hanging="432"/>
-      </w:pPr>
-    </w:lvl>
-    <w:lvl w:ilvl="2">
-      <w:start w:val="1"/>
-      <w:numFmt w:val="decimal"/>
-      <w:lvlText w:val="%1.%2.%3."/>
-      <w:lvlJc w:val="left"/>
-      <w:pPr>
-        <w:ind w:left="1224" w:hanging="504"/>
-      </w:pPr>
-    </w:lvl>
-    <w:lvl w:ilvl="3">
-      <w:start w:val="1"/>
-      <w:numFmt w:val="decimal"/>
-      <w:lvlText w:val="%1.%2.%3.%4."/>
-      <w:lvlJc w:val="left"/>
-      <w:pPr>
-        <w:ind w:left="1728" w:hanging="648"/>
-      </w:pPr>
-    </w:lvl>
-    <w:lvl w:ilvl="4">
-      <w:start w:val="1"/>
-      <w:numFmt w:val="decimal"/>
-      <w:lvlText w:val="%1.%2.%3.%4.%5."/>
-      <w:lvlJc w:val="left"/>
-      <w:pPr>
-        <w:ind w:left="2232" w:hanging="792"/>
-      </w:pPr>
-    </w:lvl>
-    <w:lvl w:ilvl="5">
-      <w:start w:val="1"/>
-      <w:numFmt w:val="decimal"/>
-      <w:lvlText w:val="%1.%2.%3.%4.%5.%6."/>
-      <w:lvlJc w:val="left"/>
-      <w:pPr>
-        <w:ind w:left="2736" w:hanging="936"/>
-      </w:pPr>
-    </w:lvl>
-    <w:lvl w:ilvl="6">
-      <w:start w:val="1"/>
-      <w:numFmt w:val="decimal"/>
-      <w:lvlText w:val="%1.%2.%3.%4.%5.%6.%7."/>
-      <w:lvlJc w:val="left"/>
-      <w:pPr>
-        <w:ind w:left="3240" w:hanging="1080"/>
-      </w:pPr>
-    </w:lvl>
-    <w:lvl w:ilvl="7">
-      <w:start w:val="1"/>
-      <w:numFmt w:val="decimal"/>
-      <w:lvlText w:val="%1.%2.%3.%4.%5.%6.%7.%8."/>
-      <w:lvlJc w:val="left"/>
-      <w:pPr>
-        <w:ind w:left="3744" w:hanging="1224"/>
-      </w:pPr>
-    </w:lvl>
-    <w:lvl w:ilvl="8">
-      <w:start w:val="1"/>
-      <w:numFmt w:val="decimal"/>
-      <w:lvlText w:val="%1.%2.%3.%4.%5.%6.%7.%8.%9."/>
-      <w:lvlJc w:val="left"/>
-      <w:pPr>
-        <w:ind w:left="4320" w:hanging="1440"/>
-      </w:pPr>
-    </w:lvl>
-  </w:abstractNum>
-  <w:abstractNum w:abstractNumId="43" w15:restartNumberingAfterBreak="0">
-    <w:nsid w:val="753D66FE"/>
-    <w:multiLevelType w:val="hybridMultilevel"/>
-    <w:tmpl w:val="B320514E"/>
-    <w:lvl w:ilvl="0" w:tplc="BF326646">
-      <w:start w:val="1"/>
-      <w:numFmt w:val="bullet"/>
-      <w:lvlText w:val=""/>
-      <w:lvlJc w:val="left"/>
-      <w:pPr>
-        <w:ind w:left="1069" w:hanging="360"/>
-      </w:pPr>
-      <w:rPr>
-        <w:rFonts w:ascii="Symbol" w:hAnsi="Symbol" w:hint="default"/>
-      </w:rPr>
-    </w:lvl>
-    <w:lvl w:ilvl="1" w:tplc="04190003" w:tentative="1">
-      <w:start w:val="1"/>
-      <w:numFmt w:val="bullet"/>
-      <w:lvlText w:val="o"/>
-      <w:lvlJc w:val="left"/>
-      <w:pPr>
-        <w:ind w:left="1789" w:hanging="360"/>
-      </w:pPr>
-      <w:rPr>
-        <w:rFonts w:ascii="Courier New" w:hAnsi="Courier New" w:cs="Courier New" w:hint="default"/>
-      </w:rPr>
-    </w:lvl>
-    <w:lvl w:ilvl="2" w:tplc="04190005" w:tentative="1">
-      <w:start w:val="1"/>
-      <w:numFmt w:val="bullet"/>
-      <w:lvlText w:val=""/>
-      <w:lvlJc w:val="left"/>
-      <w:pPr>
-        <w:ind w:left="2509" w:hanging="360"/>
-      </w:pPr>
-      <w:rPr>
-        <w:rFonts w:ascii="Wingdings" w:hAnsi="Wingdings" w:hint="default"/>
-      </w:rPr>
-    </w:lvl>
-    <w:lvl w:ilvl="3" w:tplc="04190001" w:tentative="1">
-      <w:start w:val="1"/>
-      <w:numFmt w:val="bullet"/>
-      <w:lvlText w:val=""/>
-      <w:lvlJc w:val="left"/>
-      <w:pPr>
-        <w:ind w:left="3229" w:hanging="360"/>
-      </w:pPr>
-      <w:rPr>
-        <w:rFonts w:ascii="Symbol" w:hAnsi="Symbol" w:hint="default"/>
-      </w:rPr>
-    </w:lvl>
-    <w:lvl w:ilvl="4" w:tplc="04190003" w:tentative="1">
-      <w:start w:val="1"/>
-      <w:numFmt w:val="bullet"/>
-      <w:lvlText w:val="o"/>
-      <w:lvlJc w:val="left"/>
-      <w:pPr>
-        <w:ind w:left="3949" w:hanging="360"/>
-      </w:pPr>
-      <w:rPr>
-        <w:rFonts w:ascii="Courier New" w:hAnsi="Courier New" w:cs="Courier New" w:hint="default"/>
-      </w:rPr>
-    </w:lvl>
-    <w:lvl w:ilvl="5" w:tplc="04190005" w:tentative="1">
-      <w:start w:val="1"/>
-      <w:numFmt w:val="bullet"/>
-      <w:lvlText w:val=""/>
-      <w:lvlJc w:val="left"/>
-      <w:pPr>
-        <w:ind w:left="4669" w:hanging="360"/>
-      </w:pPr>
-      <w:rPr>
-        <w:rFonts w:ascii="Wingdings" w:hAnsi="Wingdings" w:hint="default"/>
-      </w:rPr>
-    </w:lvl>
-    <w:lvl w:ilvl="6" w:tplc="04190001" w:tentative="1">
-      <w:start w:val="1"/>
-      <w:numFmt w:val="bullet"/>
-      <w:lvlText w:val=""/>
-      <w:lvlJc w:val="left"/>
-      <w:pPr>
-        <w:ind w:left="5389" w:hanging="360"/>
-      </w:pPr>
-      <w:rPr>
-        <w:rFonts w:ascii="Symbol" w:hAnsi="Symbol" w:hint="default"/>
-      </w:rPr>
-    </w:lvl>
-    <w:lvl w:ilvl="7" w:tplc="04190003" w:tentative="1">
-      <w:start w:val="1"/>
-      <w:numFmt w:val="bullet"/>
-      <w:lvlText w:val="o"/>
-      <w:lvlJc w:val="left"/>
-      <w:pPr>
-        <w:ind w:left="6109" w:hanging="360"/>
-      </w:pPr>
-      <w:rPr>
-        <w:rFonts w:ascii="Courier New" w:hAnsi="Courier New" w:cs="Courier New" w:hint="default"/>
-      </w:rPr>
-    </w:lvl>
-    <w:lvl w:ilvl="8" w:tplc="04190005" w:tentative="1">
-      <w:start w:val="1"/>
-      <w:numFmt w:val="bullet"/>
-      <w:lvlText w:val=""/>
-      <w:lvlJc w:val="left"/>
-      <w:pPr>
-        <w:ind w:left="6829" w:hanging="360"/>
-      </w:pPr>
-      <w:rPr>
-        <w:rFonts w:ascii="Wingdings" w:hAnsi="Wingdings" w:hint="default"/>
-      </w:rPr>
-    </w:lvl>
-  </w:abstractNum>
-  <w:abstractNum w:abstractNumId="44" w15:restartNumberingAfterBreak="0">
-    <w:nsid w:val="75BA2DBE"/>
-    <w:multiLevelType w:val="hybridMultilevel"/>
-    <w:tmpl w:val="39D2B6FC"/>
-    <w:lvl w:ilvl="0" w:tplc="BF326646">
-      <w:start w:val="1"/>
-      <w:numFmt w:val="bullet"/>
-      <w:lvlText w:val=""/>
-      <w:lvlJc w:val="left"/>
-      <w:pPr>
-        <w:ind w:left="928" w:hanging="360"/>
-      </w:pPr>
-      <w:rPr>
-        <w:rFonts w:ascii="Symbol" w:hAnsi="Symbol" w:hint="default"/>
-      </w:rPr>
-    </w:lvl>
-    <w:lvl w:ilvl="1" w:tplc="04190003" w:tentative="1">
-      <w:start w:val="1"/>
-      <w:numFmt w:val="bullet"/>
-      <w:lvlText w:val="o"/>
-      <w:lvlJc w:val="left"/>
-      <w:pPr>
-        <w:ind w:left="1648" w:hanging="360"/>
-      </w:pPr>
-      <w:rPr>
-        <w:rFonts w:ascii="Courier New" w:hAnsi="Courier New" w:cs="Courier New" w:hint="default"/>
-      </w:rPr>
-    </w:lvl>
-    <w:lvl w:ilvl="2" w:tplc="04190005" w:tentative="1">
-      <w:start w:val="1"/>
-      <w:numFmt w:val="bullet"/>
-      <w:lvlText w:val=""/>
-      <w:lvlJc w:val="left"/>
-      <w:pPr>
-        <w:ind w:left="2368" w:hanging="360"/>
-      </w:pPr>
-      <w:rPr>
-        <w:rFonts w:ascii="Wingdings" w:hAnsi="Wingdings" w:hint="default"/>
-      </w:rPr>
-    </w:lvl>
-    <w:lvl w:ilvl="3" w:tplc="04190001" w:tentative="1">
-      <w:start w:val="1"/>
-      <w:numFmt w:val="bullet"/>
-      <w:lvlText w:val=""/>
-      <w:lvlJc w:val="left"/>
-      <w:pPr>
-        <w:ind w:left="3088" w:hanging="360"/>
-      </w:pPr>
-      <w:rPr>
-        <w:rFonts w:ascii="Symbol" w:hAnsi="Symbol" w:hint="default"/>
-      </w:rPr>
-    </w:lvl>
-    <w:lvl w:ilvl="4" w:tplc="04190003" w:tentative="1">
-      <w:start w:val="1"/>
-      <w:numFmt w:val="bullet"/>
-      <w:lvlText w:val="o"/>
-      <w:lvlJc w:val="left"/>
-      <w:pPr>
-        <w:ind w:left="3808" w:hanging="360"/>
-      </w:pPr>
-      <w:rPr>
-        <w:rFonts w:ascii="Courier New" w:hAnsi="Courier New" w:cs="Courier New" w:hint="default"/>
-      </w:rPr>
-    </w:lvl>
-    <w:lvl w:ilvl="5" w:tplc="04190005" w:tentative="1">
-      <w:start w:val="1"/>
-      <w:numFmt w:val="bullet"/>
-      <w:lvlText w:val=""/>
-      <w:lvlJc w:val="left"/>
-      <w:pPr>
-        <w:ind w:left="4528" w:hanging="360"/>
-      </w:pPr>
-      <w:rPr>
-        <w:rFonts w:ascii="Wingdings" w:hAnsi="Wingdings" w:hint="default"/>
-      </w:rPr>
-    </w:lvl>
-    <w:lvl w:ilvl="6" w:tplc="04190001" w:tentative="1">
-      <w:start w:val="1"/>
-      <w:numFmt w:val="bullet"/>
-      <w:lvlText w:val=""/>
-      <w:lvlJc w:val="left"/>
-      <w:pPr>
-        <w:ind w:left="5248" w:hanging="360"/>
-      </w:pPr>
-      <w:rPr>
-        <w:rFonts w:ascii="Symbol" w:hAnsi="Symbol" w:hint="default"/>
-      </w:rPr>
-    </w:lvl>
-    <w:lvl w:ilvl="7" w:tplc="04190003" w:tentative="1">
-      <w:start w:val="1"/>
-      <w:numFmt w:val="bullet"/>
-      <w:lvlText w:val="o"/>
-      <w:lvlJc w:val="left"/>
-      <w:pPr>
-        <w:ind w:left="5968" w:hanging="360"/>
-      </w:pPr>
-      <w:rPr>
-        <w:rFonts w:ascii="Courier New" w:hAnsi="Courier New" w:cs="Courier New" w:hint="default"/>
-      </w:rPr>
-    </w:lvl>
-    <w:lvl w:ilvl="8" w:tplc="04190005" w:tentative="1">
-      <w:start w:val="1"/>
-      <w:numFmt w:val="bullet"/>
-      <w:lvlText w:val=""/>
-      <w:lvlJc w:val="left"/>
-      <w:pPr>
-        <w:ind w:left="6688" w:hanging="360"/>
-      </w:pPr>
-      <w:rPr>
-        <w:rFonts w:ascii="Wingdings" w:hAnsi="Wingdings" w:hint="default"/>
-      </w:rPr>
-    </w:lvl>
-  </w:abstractNum>
-  <w:abstractNum w:abstractNumId="45" w15:restartNumberingAfterBreak="0">
+  <w:abstractNum w:abstractNumId="16" w15:restartNumberingAfterBreak="0">
     <w:nsid w:val="76364D4F"/>
     <w:multiLevelType w:val="multilevel"/>
     <w:tmpl w:val="0419001F"/>
@@ -14820,419 +13167,183 @@
       </w:pPr>
     </w:lvl>
   </w:abstractNum>
-  <w:abstractNum w:abstractNumId="46" w15:restartNumberingAfterBreak="0">
-    <w:nsid w:val="772D52F1"/>
+  <w:abstractNum w:abstractNumId="17" w15:restartNumberingAfterBreak="0">
+    <w:nsid w:val="7740172F"/>
     <w:multiLevelType w:val="multilevel"/>
-    <w:tmpl w:val="448AC0B0"/>
+    <w:tmpl w:val="34F29F4A"/>
     <w:lvl w:ilvl="0">
       <w:start w:val="1"/>
+      <w:numFmt w:val="decimal"/>
+      <w:lvlText w:val="%1."/>
+      <w:lvlJc w:val="left"/>
+      <w:pPr>
+        <w:tabs>
+          <w:tab w:val="num" w:pos="720"/>
+        </w:tabs>
+        <w:ind w:left="720" w:hanging="360"/>
+      </w:pPr>
+    </w:lvl>
+    <w:lvl w:ilvl="1">
+      <w:start w:val="1"/>
       <w:numFmt w:val="bullet"/>
-      <w:lvlText w:val=""/>
-      <w:lvlJc w:val="left"/>
-      <w:pPr>
-        <w:ind w:left="928" w:hanging="360"/>
+      <w:lvlText w:val=""/>
+      <w:lvlJc w:val="left"/>
+      <w:pPr>
+        <w:tabs>
+          <w:tab w:val="num" w:pos="1440"/>
+        </w:tabs>
+        <w:ind w:left="1440" w:hanging="360"/>
       </w:pPr>
       <w:rPr>
         <w:rFonts w:ascii="Symbol" w:hAnsi="Symbol" w:hint="default"/>
+        <w:sz w:val="20"/>
       </w:rPr>
     </w:lvl>
-    <w:lvl w:ilvl="1">
+    <w:lvl w:ilvl="2" w:tentative="1">
       <w:start w:val="1"/>
       <w:numFmt w:val="decimal"/>
-      <w:lvlText w:val="%1.%2."/>
-      <w:lvlJc w:val="left"/>
-      <w:pPr>
-        <w:ind w:left="1360" w:hanging="432"/>
-      </w:pPr>
-    </w:lvl>
-    <w:lvl w:ilvl="2">
-      <w:start w:val="1"/>
-      <w:numFmt w:val="decimal"/>
-      <w:lvlText w:val="%1.%2.%3."/>
-      <w:lvlJc w:val="left"/>
-      <w:pPr>
-        <w:ind w:left="1792" w:hanging="504"/>
-      </w:pPr>
-    </w:lvl>
-    <w:lvl w:ilvl="3">
-      <w:start w:val="1"/>
-      <w:numFmt w:val="decimal"/>
-      <w:lvlText w:val="%1.%2.%3.%4."/>
-      <w:lvlJc w:val="left"/>
-      <w:pPr>
-        <w:ind w:left="2296" w:hanging="648"/>
-      </w:pPr>
-    </w:lvl>
-    <w:lvl w:ilvl="4">
-      <w:start w:val="1"/>
-      <w:numFmt w:val="decimal"/>
-      <w:lvlText w:val="%1.%2.%3.%4.%5."/>
-      <w:lvlJc w:val="left"/>
-      <w:pPr>
-        <w:ind w:left="2800" w:hanging="792"/>
-      </w:pPr>
-    </w:lvl>
-    <w:lvl w:ilvl="5">
-      <w:start w:val="1"/>
-      <w:numFmt w:val="decimal"/>
-      <w:lvlText w:val="%1.%2.%3.%4.%5.%6."/>
-      <w:lvlJc w:val="left"/>
-      <w:pPr>
-        <w:ind w:left="3304" w:hanging="936"/>
-      </w:pPr>
-    </w:lvl>
-    <w:lvl w:ilvl="6">
-      <w:start w:val="1"/>
-      <w:numFmt w:val="decimal"/>
-      <w:lvlText w:val="%1.%2.%3.%4.%5.%6.%7."/>
-      <w:lvlJc w:val="left"/>
-      <w:pPr>
-        <w:ind w:left="3808" w:hanging="1080"/>
-      </w:pPr>
-    </w:lvl>
-    <w:lvl w:ilvl="7">
-      <w:start w:val="1"/>
-      <w:numFmt w:val="decimal"/>
-      <w:lvlText w:val="%1.%2.%3.%4.%5.%6.%7.%8."/>
-      <w:lvlJc w:val="left"/>
-      <w:pPr>
-        <w:ind w:left="4312" w:hanging="1224"/>
-      </w:pPr>
-    </w:lvl>
-    <w:lvl w:ilvl="8">
-      <w:start w:val="1"/>
-      <w:numFmt w:val="decimal"/>
-      <w:lvlText w:val="%1.%2.%3.%4.%5.%6.%7.%8.%9."/>
-      <w:lvlJc w:val="left"/>
-      <w:pPr>
-        <w:ind w:left="4888" w:hanging="1440"/>
-      </w:pPr>
-    </w:lvl>
-  </w:abstractNum>
-  <w:abstractNum w:abstractNumId="47" w15:restartNumberingAfterBreak="0">
-    <w:nsid w:val="78687BAF"/>
-    <w:multiLevelType w:val="multilevel"/>
-    <w:tmpl w:val="0419001F"/>
-    <w:lvl w:ilvl="0">
-      <w:start w:val="1"/>
-      <w:numFmt w:val="decimal"/>
-      <w:lvlText w:val="%1."/>
-      <w:lvlJc w:val="left"/>
-      <w:pPr>
-        <w:ind w:left="360" w:hanging="360"/>
-      </w:pPr>
-    </w:lvl>
-    <w:lvl w:ilvl="1">
-      <w:start w:val="1"/>
-      <w:numFmt w:val="decimal"/>
-      <w:lvlText w:val="%1.%2."/>
-      <w:lvlJc w:val="left"/>
-      <w:pPr>
-        <w:ind w:left="792" w:hanging="432"/>
-      </w:pPr>
-    </w:lvl>
-    <w:lvl w:ilvl="2">
-      <w:start w:val="1"/>
-      <w:numFmt w:val="decimal"/>
-      <w:lvlText w:val="%1.%2.%3."/>
-      <w:lvlJc w:val="left"/>
-      <w:pPr>
-        <w:ind w:left="1224" w:hanging="504"/>
-      </w:pPr>
-    </w:lvl>
-    <w:lvl w:ilvl="3">
-      <w:start w:val="1"/>
-      <w:numFmt w:val="decimal"/>
-      <w:lvlText w:val="%1.%2.%3.%4."/>
-      <w:lvlJc w:val="left"/>
-      <w:pPr>
-        <w:ind w:left="1728" w:hanging="648"/>
-      </w:pPr>
-    </w:lvl>
-    <w:lvl w:ilvl="4">
-      <w:start w:val="1"/>
-      <w:numFmt w:val="decimal"/>
-      <w:lvlText w:val="%1.%2.%3.%4.%5."/>
-      <w:lvlJc w:val="left"/>
-      <w:pPr>
-        <w:ind w:left="2232" w:hanging="792"/>
-      </w:pPr>
-    </w:lvl>
-    <w:lvl w:ilvl="5">
-      <w:start w:val="1"/>
-      <w:numFmt w:val="decimal"/>
-      <w:lvlText w:val="%1.%2.%3.%4.%5.%6."/>
-      <w:lvlJc w:val="left"/>
-      <w:pPr>
-        <w:ind w:left="2736" w:hanging="936"/>
-      </w:pPr>
-    </w:lvl>
-    <w:lvl w:ilvl="6">
-      <w:start w:val="1"/>
-      <w:numFmt w:val="decimal"/>
-      <w:lvlText w:val="%1.%2.%3.%4.%5.%6.%7."/>
-      <w:lvlJc w:val="left"/>
-      <w:pPr>
-        <w:ind w:left="3240" w:hanging="1080"/>
-      </w:pPr>
-    </w:lvl>
-    <w:lvl w:ilvl="7">
-      <w:start w:val="1"/>
-      <w:numFmt w:val="decimal"/>
-      <w:lvlText w:val="%1.%2.%3.%4.%5.%6.%7.%8."/>
-      <w:lvlJc w:val="left"/>
-      <w:pPr>
-        <w:ind w:left="3744" w:hanging="1224"/>
-      </w:pPr>
-    </w:lvl>
-    <w:lvl w:ilvl="8">
-      <w:start w:val="1"/>
-      <w:numFmt w:val="decimal"/>
-      <w:lvlText w:val="%1.%2.%3.%4.%5.%6.%7.%8.%9."/>
-      <w:lvlJc w:val="left"/>
-      <w:pPr>
-        <w:ind w:left="4320" w:hanging="1440"/>
-      </w:pPr>
-    </w:lvl>
-  </w:abstractNum>
-  <w:abstractNum w:abstractNumId="48" w15:restartNumberingAfterBreak="0">
-    <w:nsid w:val="7BCC23A0"/>
-    <w:multiLevelType w:val="hybridMultilevel"/>
-    <w:tmpl w:val="C01A15D8"/>
-    <w:lvl w:ilvl="0" w:tplc="0419000F">
-      <w:start w:val="1"/>
-      <w:numFmt w:val="decimal"/>
-      <w:lvlText w:val="%1."/>
-      <w:lvlJc w:val="left"/>
-      <w:pPr>
-        <w:ind w:left="1069" w:hanging="360"/>
-      </w:pPr>
-    </w:lvl>
-    <w:lvl w:ilvl="1" w:tplc="04190019">
-      <w:start w:val="1"/>
-      <w:numFmt w:val="lowerLetter"/>
-      <w:lvlText w:val="%2."/>
-      <w:lvlJc w:val="left"/>
-      <w:pPr>
-        <w:ind w:left="1789" w:hanging="360"/>
-      </w:pPr>
-    </w:lvl>
-    <w:lvl w:ilvl="2" w:tplc="0419001B" w:tentative="1">
-      <w:start w:val="1"/>
-      <w:numFmt w:val="lowerRoman"/>
       <w:lvlText w:val="%3."/>
-      <w:lvlJc w:val="right"/>
-      <w:pPr>
-        <w:ind w:left="2509" w:hanging="180"/>
-      </w:pPr>
-    </w:lvl>
-    <w:lvl w:ilvl="3" w:tplc="0419000F" w:tentative="1">
+      <w:lvlJc w:val="left"/>
+      <w:pPr>
+        <w:tabs>
+          <w:tab w:val="num" w:pos="2160"/>
+        </w:tabs>
+        <w:ind w:left="2160" w:hanging="360"/>
+      </w:pPr>
+    </w:lvl>
+    <w:lvl w:ilvl="3" w:tentative="1">
       <w:start w:val="1"/>
       <w:numFmt w:val="decimal"/>
       <w:lvlText w:val="%4."/>
       <w:lvlJc w:val="left"/>
       <w:pPr>
-        <w:ind w:left="3229" w:hanging="360"/>
-      </w:pPr>
-    </w:lvl>
-    <w:lvl w:ilvl="4" w:tplc="04190019" w:tentative="1">
-      <w:start w:val="1"/>
-      <w:numFmt w:val="lowerLetter"/>
+        <w:tabs>
+          <w:tab w:val="num" w:pos="2880"/>
+        </w:tabs>
+        <w:ind w:left="2880" w:hanging="360"/>
+      </w:pPr>
+    </w:lvl>
+    <w:lvl w:ilvl="4" w:tentative="1">
+      <w:start w:val="1"/>
+      <w:numFmt w:val="decimal"/>
       <w:lvlText w:val="%5."/>
       <w:lvlJc w:val="left"/>
       <w:pPr>
-        <w:ind w:left="3949" w:hanging="360"/>
-      </w:pPr>
-    </w:lvl>
-    <w:lvl w:ilvl="5" w:tplc="0419001B" w:tentative="1">
-      <w:start w:val="1"/>
-      <w:numFmt w:val="lowerRoman"/>
+        <w:tabs>
+          <w:tab w:val="num" w:pos="3600"/>
+        </w:tabs>
+        <w:ind w:left="3600" w:hanging="360"/>
+      </w:pPr>
+    </w:lvl>
+    <w:lvl w:ilvl="5" w:tentative="1">
+      <w:start w:val="1"/>
+      <w:numFmt w:val="decimal"/>
       <w:lvlText w:val="%6."/>
-      <w:lvlJc w:val="right"/>
-      <w:pPr>
-        <w:ind w:left="4669" w:hanging="180"/>
-      </w:pPr>
-    </w:lvl>
-    <w:lvl w:ilvl="6" w:tplc="0419000F" w:tentative="1">
+      <w:lvlJc w:val="left"/>
+      <w:pPr>
+        <w:tabs>
+          <w:tab w:val="num" w:pos="4320"/>
+        </w:tabs>
+        <w:ind w:left="4320" w:hanging="360"/>
+      </w:pPr>
+    </w:lvl>
+    <w:lvl w:ilvl="6" w:tentative="1">
       <w:start w:val="1"/>
       <w:numFmt w:val="decimal"/>
       <w:lvlText w:val="%7."/>
       <w:lvlJc w:val="left"/>
       <w:pPr>
-        <w:ind w:left="5389" w:hanging="360"/>
-      </w:pPr>
-    </w:lvl>
-    <w:lvl w:ilvl="7" w:tplc="04190019" w:tentative="1">
-      <w:start w:val="1"/>
-      <w:numFmt w:val="lowerLetter"/>
+        <w:tabs>
+          <w:tab w:val="num" w:pos="5040"/>
+        </w:tabs>
+        <w:ind w:left="5040" w:hanging="360"/>
+      </w:pPr>
+    </w:lvl>
+    <w:lvl w:ilvl="7" w:tentative="1">
+      <w:start w:val="1"/>
+      <w:numFmt w:val="decimal"/>
       <w:lvlText w:val="%8."/>
       <w:lvlJc w:val="left"/>
       <w:pPr>
-        <w:ind w:left="6109" w:hanging="360"/>
-      </w:pPr>
-    </w:lvl>
-    <w:lvl w:ilvl="8" w:tplc="0419001B" w:tentative="1">
-      <w:start w:val="1"/>
-      <w:numFmt w:val="lowerRoman"/>
+        <w:tabs>
+          <w:tab w:val="num" w:pos="5760"/>
+        </w:tabs>
+        <w:ind w:left="5760" w:hanging="360"/>
+      </w:pPr>
+    </w:lvl>
+    <w:lvl w:ilvl="8" w:tentative="1">
+      <w:start w:val="1"/>
+      <w:numFmt w:val="decimal"/>
       <w:lvlText w:val="%9."/>
-      <w:lvlJc w:val="right"/>
-      <w:pPr>
-        <w:ind w:left="6829" w:hanging="180"/>
+      <w:lvlJc w:val="left"/>
+      <w:pPr>
+        <w:tabs>
+          <w:tab w:val="num" w:pos="6480"/>
+        </w:tabs>
+        <w:ind w:left="6480" w:hanging="360"/>
       </w:pPr>
     </w:lvl>
   </w:abstractNum>
   <w:num w:numId="1">
-    <w:abstractNumId w:val="48"/>
+    <w:abstractNumId w:val="16"/>
   </w:num>
   <w:num w:numId="2">
-    <w:abstractNumId w:val="33"/>
+    <w:abstractNumId w:val="6"/>
   </w:num>
   <w:num w:numId="3">
+    <w:abstractNumId w:val="5"/>
+  </w:num>
+  <w:num w:numId="4">
+    <w:abstractNumId w:val="10"/>
+  </w:num>
+  <w:num w:numId="5">
+    <w:abstractNumId w:val="2"/>
+  </w:num>
+  <w:num w:numId="6">
+    <w:abstractNumId w:val="3"/>
+  </w:num>
+  <w:num w:numId="7">
+    <w:abstractNumId w:val="15"/>
+  </w:num>
+  <w:num w:numId="8">
+    <w:abstractNumId w:val="9"/>
+  </w:num>
+  <w:num w:numId="9">
+    <w:abstractNumId w:val="1"/>
+  </w:num>
+  <w:num w:numId="10">
+    <w:abstractNumId w:val="4"/>
+  </w:num>
+  <w:num w:numId="11">
+    <w:abstractNumId w:val="13"/>
+  </w:num>
+  <w:num w:numId="12">
     <w:abstractNumId w:val="0"/>
   </w:num>
-  <w:num w:numId="4">
-    <w:abstractNumId w:val="24"/>
+  <w:num w:numId="13">
+    <w:abstractNumId w:val="14"/>
   </w:num>
-  <w:num w:numId="5">
-    <w:abstractNumId w:val="6"/>
+  <w:num w:numId="14">
+    <w:abstractNumId w:val="11"/>
   </w:num>
-  <w:num w:numId="6">
-    <w:abstractNumId w:val="28"/>
-  </w:num>
-  <w:num w:numId="7">
-    <w:abstractNumId w:val="38"/>
-  </w:num>
-  <w:num w:numId="8">
-    <w:abstractNumId w:val="31"/>
-  </w:num>
-  <w:num w:numId="9">
-    <w:abstractNumId w:val="22"/>
-  </w:num>
-  <w:num w:numId="10">
-    <w:abstractNumId w:val="13"/>
-  </w:num>
-  <w:num w:numId="11">
-    <w:abstractNumId w:val="30"/>
-  </w:num>
-  <w:num w:numId="12">
-    <w:abstractNumId w:val="5"/>
-  </w:num>
-  <w:num w:numId="13">
+  <w:num w:numId="15">
     <w:abstractNumId w:val="12"/>
   </w:num>
-  <w:num w:numId="14">
-    <w:abstractNumId w:val="15"/>
-  </w:num>
-  <w:num w:numId="15">
-    <w:abstractNumId w:val="45"/>
-  </w:num>
   <w:num w:numId="16">
-    <w:abstractNumId w:val="19"/>
+    <w:abstractNumId w:val="7"/>
   </w:num>
   <w:num w:numId="17">
-    <w:abstractNumId w:val="43"/>
+    <w:abstractNumId w:val="8"/>
   </w:num>
   <w:num w:numId="18">
-    <w:abstractNumId w:val="4"/>
-  </w:num>
-  <w:num w:numId="19">
-    <w:abstractNumId w:val="29"/>
-  </w:num>
-  <w:num w:numId="20">
     <w:abstractNumId w:val="17"/>
   </w:num>
-  <w:num w:numId="21">
-    <w:abstractNumId w:val="3"/>
-  </w:num>
-  <w:num w:numId="22">
-    <w:abstractNumId w:val="44"/>
-  </w:num>
-  <w:num w:numId="23">
-    <w:abstractNumId w:val="46"/>
-  </w:num>
-  <w:num w:numId="24">
-    <w:abstractNumId w:val="8"/>
-  </w:num>
-  <w:num w:numId="25">
-    <w:abstractNumId w:val="25"/>
-  </w:num>
-  <w:num w:numId="26">
-    <w:abstractNumId w:val="9"/>
-  </w:num>
-  <w:num w:numId="27">
-    <w:abstractNumId w:val="36"/>
-  </w:num>
-  <w:num w:numId="28">
-    <w:abstractNumId w:val="7"/>
-  </w:num>
-  <w:num w:numId="29">
-    <w:abstractNumId w:val="32"/>
-  </w:num>
-  <w:num w:numId="30">
-    <w:abstractNumId w:val="20"/>
-  </w:num>
-  <w:num w:numId="31">
-    <w:abstractNumId w:val="18"/>
-  </w:num>
-  <w:num w:numId="32">
-    <w:abstractNumId w:val="34"/>
-  </w:num>
-  <w:num w:numId="33">
-    <w:abstractNumId w:val="47"/>
-  </w:num>
-  <w:num w:numId="34">
-    <w:abstractNumId w:val="27"/>
-  </w:num>
-  <w:num w:numId="35">
-    <w:abstractNumId w:val="10"/>
-  </w:num>
-  <w:num w:numId="36">
-    <w:abstractNumId w:val="11"/>
-  </w:num>
-  <w:num w:numId="37">
-    <w:abstractNumId w:val="40"/>
-  </w:num>
-  <w:num w:numId="38">
-    <w:abstractNumId w:val="16"/>
-  </w:num>
-  <w:num w:numId="39">
-    <w:abstractNumId w:val="21"/>
-  </w:num>
-  <w:num w:numId="40">
-    <w:abstractNumId w:val="1"/>
-  </w:num>
-  <w:num w:numId="41">
-    <w:abstractNumId w:val="23"/>
-  </w:num>
-  <w:num w:numId="42">
-    <w:abstractNumId w:val="37"/>
-  </w:num>
-  <w:num w:numId="43">
-    <w:abstractNumId w:val="39"/>
-  </w:num>
-  <w:num w:numId="44">
-    <w:abstractNumId w:val="41"/>
-  </w:num>
-  <w:num w:numId="45">
-    <w:abstractNumId w:val="42"/>
-  </w:num>
-  <w:num w:numId="46">
-    <w:abstractNumId w:val="26"/>
-  </w:num>
-  <w:num w:numId="47">
-    <w:abstractNumId w:val="2"/>
-  </w:num>
-  <w:num w:numId="48">
-    <w:abstractNumId w:val="35"/>
-  </w:num>
-  <w:num w:numId="49">
-    <w:abstractNumId w:val="14"/>
-  </w:num>
+  <w:numIdMacAtCleanup w:val="18"/>
 </w:numbering>
 </file>
 
 <file path=word/styles.xml><?xml version="1.0" encoding="utf-8"?>
-<w:styles xmlns:mc="http://schemas.openxmlformats.org/markup-compatibility/2006" xmlns:r="http://schemas.openxmlformats.org/officeDocument/2006/relationships" xmlns:w="http://schemas.openxmlformats.org/wordprocessingml/2006/main" xmlns:w14="http://schemas.microsoft.com/office/word/2010/wordml" xmlns:w15="http://schemas.microsoft.com/office/word/2012/wordml" xmlns:w16cex="http://schemas.microsoft.com/office/word/2018/wordml/cex" xmlns:w16cid="http://schemas.microsoft.com/office/word/2016/wordml/cid" xmlns:w16="http://schemas.microsoft.com/office/word/2018/wordml" xmlns:w16sdtdh="http://schemas.microsoft.com/office/word/2020/wordml/sdtdatahash" xmlns:w16se="http://schemas.microsoft.com/office/word/2015/wordml/symex" mc:Ignorable="w14 w15 w16se w16cid w16 w16cex w16sdtdh">
+<w:styles xmlns:mc="http://schemas.openxmlformats.org/markup-compatibility/2006" xmlns:r="http://schemas.openxmlformats.org/officeDocument/2006/relationships" xmlns:w="http://schemas.openxmlformats.org/wordprocessingml/2006/main" xmlns:w14="http://schemas.microsoft.com/office/word/2010/wordml" xmlns:w15="http://schemas.microsoft.com/office/word/2012/wordml" mc:Ignorable="w14 w15">
   <w:docDefaults>
     <w:rPrDefault>
       <w:rPr>
@@ -15248,7 +13359,7 @@
       </w:pPr>
     </w:pPrDefault>
   </w:docDefaults>
-  <w:latentStyles w:defLockedState="0" w:defUIPriority="99" w:defSemiHidden="0" w:defUnhideWhenUsed="0" w:defQFormat="0" w:count="376">
+  <w:latentStyles w:defLockedState="0" w:defUIPriority="99" w:defSemiHidden="0" w:defUnhideWhenUsed="0" w:defQFormat="0" w:count="371">
     <w:lsdException w:name="Normal" w:uiPriority="0" w:qFormat="1"/>
     <w:lsdException w:name="heading 1" w:uiPriority="9" w:qFormat="1"/>
     <w:lsdException w:name="heading 2" w:semiHidden="1" w:uiPriority="9" w:unhideWhenUsed="1" w:qFormat="1"/>
@@ -15620,16 +13731,11 @@
     <w:lsdException w:name="List Table 5 Dark Accent 6" w:uiPriority="50"/>
     <w:lsdException w:name="List Table 6 Colorful Accent 6" w:uiPriority="51"/>
     <w:lsdException w:name="List Table 7 Colorful Accent 6" w:uiPriority="52"/>
-    <w:lsdException w:name="Mention" w:semiHidden="1" w:unhideWhenUsed="1"/>
-    <w:lsdException w:name="Smart Hyperlink" w:semiHidden="1" w:unhideWhenUsed="1"/>
-    <w:lsdException w:name="Hashtag" w:semiHidden="1" w:unhideWhenUsed="1"/>
-    <w:lsdException w:name="Unresolved Mention" w:semiHidden="1" w:unhideWhenUsed="1"/>
-    <w:lsdException w:name="Smart Link" w:semiHidden="1" w:unhideWhenUsed="1"/>
   </w:latentStyles>
   <w:style w:type="paragraph" w:default="1" w:styleId="a">
     <w:name w:val="Normal"/>
     <w:qFormat/>
-    <w:rsid w:val="00AC20BE"/>
+    <w:rsid w:val="00F205C9"/>
     <w:pPr>
       <w:spacing w:after="0" w:line="360" w:lineRule="auto"/>
       <w:ind w:firstLine="709"/>
@@ -15827,7 +13933,6 @@
   <w:style w:type="character" w:default="1" w:styleId="a1">
     <w:name w:val="Default Paragraph Font"/>
     <w:uiPriority w:val="1"/>
-    <w:semiHidden/>
     <w:unhideWhenUsed/>
   </w:style>
   <w:style w:type="table" w:default="1" w:styleId="a2">
@@ -15977,7 +14082,7 @@
     </w:rPr>
   </w:style>
   <w:style w:type="character" w:customStyle="1" w:styleId="a4">
-    <w:name w:val="Заголовок Знак"/>
+    <w:name w:val="Название Знак"/>
     <w:basedOn w:val="a1"/>
     <w:link w:val="a0"/>
     <w:uiPriority w:val="10"/>
@@ -16728,7 +14833,7 @@
 </file>
 
 <file path=customXml/itemProps1.xml><?xml version="1.0" encoding="utf-8"?>
-<ds:datastoreItem xmlns:ds="http://schemas.openxmlformats.org/officeDocument/2006/customXml" ds:itemID="{DF4A279B-1EB2-4564-B6DF-979A63C921EE}">
+<ds:datastoreItem xmlns:ds="http://schemas.openxmlformats.org/officeDocument/2006/customXml" ds:itemID="{996DD1EB-32F1-497B-9DB7-FD1BEDE68D82}">
   <ds:schemaRefs>
     <ds:schemaRef ds:uri="http://schemas.openxmlformats.org/officeDocument/2006/bibliography"/>
   </ds:schemaRefs>
